--- a/NDA_EMIIA_en_ru_out_v2.docx
+++ b/NDA_EMIIA_en_ru_out_v2.docx
@@ -1405,6 +1405,29 @@
           </w:p>
           <w:p>
             <w:pPr>
+              <w:tabs>
+                <w:tab w:val="left" w:leader="none" w:pos="618"/>
+                <w:tab w:val="left" w:leader="none" w:pos="620"/>
+              </w:tabs>
+              <w:spacing w:after="240" w:before="142" w:line="276" w:lineRule="auto"/>
+              <w:ind w:left="0" w:firstLine="283.46456692913375"/>
+              <w:jc w:val="both"/>
+              <w:rPr>
+                <w:sz w:val="24"/>
+                <w:szCs w:val="24"/>
+              </w:rPr>
+            </w:pPr>
+            <w:r>
+              <w:rPr>
+                <w:sz w:val="24"/>
+                <w:szCs w:val="24"/>
+                <w:rtl w:val="0"/>
+              </w:rPr>
+              <w:t xml:space="preserve">Confidential Information also includes: the fact that this Agreement has been entered into; the fact that negotiations and cooperation between the Parties are taking place in furtherance of the Purpose; and any mention of the interaction between the Parties, unless otherwise expressly agreed in writing. Any information disclosed orally must be confirmed in writing and marked "Confidential" within 30 days of such disclosure.</w:t>
+            </w:r>
+          </w:p>
+          <w:p>
+            <w:pPr>
               <w:spacing w:after="240" w:before="142" w:line="276" w:lineRule="auto"/>
               <w:ind w:firstLine="283"/>
               <w:jc w:val="both"/>
@@ -2101,6 +2124,26 @@
                 <w:szCs w:val="24"/>
                 <w:rtl w:val="0"/>
               </w:rPr>
+              <w:t xml:space="preserve">Конфиденциальной информацией также признаются: факт заключения настоящего Соглашения, факт ведения переговоров и сотрудничества между Сторонами в рамках Цели, а также любое упоминание о взаимодействии Сторон, если иное прямо не согласовано в письменной форме. Любая информация, раскрытая в устной форме, должна быть подтверждена письменно с пометкой «Конфиденциально» в течение 30 дней с момента раскрытия.</w:t>
+            </w:r>
+          </w:p>
+          <w:p>
+            <w:pPr>
+              <w:shd w:fill="ffffff" w:val="clear"/>
+              <w:spacing w:after="240" w:line="276" w:lineRule="auto"/>
+              <w:ind w:firstLine="283"/>
+              <w:jc w:val="both"/>
+              <w:rPr>
+                <w:sz w:val="24"/>
+                <w:szCs w:val="24"/>
+              </w:rPr>
+            </w:pPr>
+            <w:r>
+              <w:rPr>
+                <w:sz w:val="24"/>
+                <w:szCs w:val="24"/>
+                <w:rtl w:val="0"/>
+              </w:rPr>
               <w:t xml:space="preserve">Конфиденциальная информация включает только ту информацию, которая:</w:t>
             </w:r>
           </w:p>
@@ -2613,7 +2656,7 @@
                 <w:vertAlign w:val="baseline"/>
                 <w:rtl w:val="0"/>
               </w:rPr>
-              <w:t xml:space="preserve">Not disclose, publish, or otherwise reveal the Confidential Information to any third party except its directors, officers, employees, contractors, or agents who have a need to know for the Purpose and who are bound by written confidentiality obligations at least as re- strictive as those in this Agreement.</w:t>
+              <w:t xml:space="preserve">Not disclose, publish, or otherwise reveal the Confidential Information to any third party except its directors, officers, employees, contractors, or agents who have a need to know for the Purpose and who are bound by written confidentiality obligations at least as re- strictive as those in this Agreement. The receiving party bears full responsibility for the actions of such persons as if they were its own.</w:t>
             </w:r>
           </w:p>
           <w:p>
@@ -2957,7 +3000,66 @@
                 <w:vertAlign w:val="baseline"/>
                 <w:rtl w:val="0"/>
               </w:rPr>
-              <w:t xml:space="preserve">If the Receiving Party cannot provide comprehensive information regarding the above protec- tive measures, the Disclosing Party has the unconditional right to refuse further disclosure of Confidential Information and/or immediately terminate this Agreement.</w:t>
+              <w:t xml:space="preserve">If the Receiving Party cannot provide comprehensive information regarding the above protec- tive measures, the Disclosing Party has the unconditional right to refuse further disclosure of Confidential Information and/or immediately terminate this Agreement. </w:t>
+            </w:r>
+          </w:p>
+          <w:p>
+            <w:pPr>
+              <w:keepNext w:val="0"/>
+              <w:keepLines w:val="0"/>
+              <w:widowControl w:val="0"/>
+              <w:numPr>
+                <w:ilvl w:val="2"/>
+                <w:numId w:val="4"/>
+              </w:numPr>
+              <w:pBdr>
+                <w:top w:space="0" w:sz="0" w:val="nil"/>
+                <w:left w:space="0" w:sz="0" w:val="nil"/>
+                <w:bottom w:space="0" w:sz="0" w:val="nil"/>
+                <w:right w:space="0" w:sz="0" w:val="nil"/>
+                <w:between w:space="0" w:sz="0" w:val="nil"/>
+              </w:pBdr>
+              <w:shd w:fill="auto" w:val="clear"/>
+              <w:tabs>
+                <w:tab w:val="left" w:leader="none" w:pos="315"/>
+              </w:tabs>
+              <w:spacing w:after="240" w:before="0" w:line="276" w:lineRule="auto"/>
+              <w:ind w:left="38" w:right="0" w:firstLine="283.99999999999994"/>
+              <w:jc w:val="both"/>
+              <w:rPr>
+                <w:rFonts w:ascii="Times New Roman" w:cs="Times New Roman" w:eastAsia="Times New Roman" w:hAnsi="Times New Roman"/>
+                <w:b w:val="0"/>
+                <w:bCs w:val="0"/>
+                <w:i w:val="0"/>
+                <w:iCs w:val="0"/>
+                <w:smallCaps w:val="0"/>
+                <w:strike w:val="0"/>
+                <w:color w:val="000000"/>
+                <w:sz w:val="24"/>
+                <w:szCs w:val="24"/>
+                <w:u w:val="none"/>
+                <w:shd w:fill="auto" w:val="clear"/>
+                <w:vertAlign w:val="baseline"/>
+              </w:rPr>
+            </w:pPr>
+            <w:r>
+              <w:rPr>
+                <w:rFonts w:ascii="Times New Roman" w:cs="Times New Roman" w:eastAsia="Times New Roman" w:hAnsi="Times New Roman"/>
+                <w:b w:val="0"/>
+                <w:bCs w:val="0"/>
+                <w:i w:val="0"/>
+                <w:iCs w:val="0"/>
+                <w:smallCaps w:val="0"/>
+                <w:strike w:val="0"/>
+                <w:color w:val="000000"/>
+                <w:sz w:val="24"/>
+                <w:szCs w:val="24"/>
+                <w:u w:val="none"/>
+                <w:shd w:fill="auto" w:val="clear"/>
+                <w:vertAlign w:val="baseline"/>
+                <w:rtl w:val="0"/>
+              </w:rPr>
+              <w:t xml:space="preserve">The Receiving Party shall not mention the name, trademark, logo, corporate identity, or other designations of the Disclosing Party in public materials (including press releases, presentations, advertising and promotional materials, websites, social media, and any other public sources) without the prior written consent of the Disclosing Party.</w:t>
             </w:r>
           </w:p>
         </w:tc>
@@ -3105,7 +3207,7 @@
                 <w:szCs w:val="24"/>
                 <w:rtl w:val="0"/>
               </w:rPr>
-              <w:t xml:space="preserve">Не раскрывать, не публиковать и не разглашать Конфиденциальную информацию каким-либо третьим лицам, за исключением директоров, должностных лиц, сотрудников, подрядчиков или агентов, которым необходимо знать её для достижения Цели и которые связаны письменными обязательствами о конфиденциальности, не менее строгими, чем положения настоящего Соглашения.</w:t>
+              <w:t xml:space="preserve">Не раскрывать, не публиковать и не разглашать Конфиденциальную информацию каким-либо третьим лицам, за исключением директоров, должностных лиц, сотрудников, подрядчиков или агентов, которым необходимо знать её для достижения Цели и которые связаны письменными обязательствами о конфиденциальности, не менее строгими, чем положения настоящего Соглашения. Получающая сторона несёт полную ответственность за действия таких лиц как за свои собственные.</w:t>
             </w:r>
           </w:p>
           <w:p>
@@ -3192,7 +3294,7 @@
               </w:numPr>
               <w:shd w:fill="ffffff" w:val="clear"/>
               <w:spacing w:after="240" w:line="276" w:lineRule="auto"/>
-              <w:ind w:left="0" w:firstLine="283"/>
+              <w:ind w:left="0" w:firstLine="345"/>
               <w:jc w:val="both"/>
               <w:rPr>
                 <w:sz w:val="24"/>
@@ -3206,6 +3308,31 @@
                 <w:rtl w:val="0"/>
               </w:rPr>
               <w:t xml:space="preserve">Если Получающая Сторона не может предоставить исчерпывающую информацию (заверенную уполномоченным представителем Получающей Стороны) о вышеупомянутых мерах по защите в отношении Конфиденциальной информации, Раскрывающая Сторона имеет безусловное право отказаться от дальнейшей передачи конфиденциальной информации и/или немедленно прекратить действие настоящего Соглашения.</w:t>
+            </w:r>
+          </w:p>
+          <w:p>
+            <w:pPr>
+              <w:widowControl w:val="1"/>
+              <w:numPr>
+                <w:ilvl w:val="0"/>
+                <w:numId w:val="1"/>
+              </w:numPr>
+              <w:shd w:fill="ffffff" w:val="clear"/>
+              <w:spacing w:after="240" w:line="276" w:lineRule="auto"/>
+              <w:ind w:left="0" w:firstLine="345"/>
+              <w:jc w:val="both"/>
+              <w:rPr>
+                <w:sz w:val="24"/>
+                <w:szCs w:val="24"/>
+              </w:rPr>
+            </w:pPr>
+            <w:r>
+              <w:rPr>
+                <w:sz w:val="24"/>
+                <w:szCs w:val="24"/>
+                <w:rtl w:val="0"/>
+              </w:rPr>
+              <w:t xml:space="preserve">Получающая сторона не вправе упоминать наименование, товарный знак, логотип, фирменный стиль или иные обозначения Раскрывающей стороны в публичных материалах (включая пресс-релизы, презентации, рекламные и промо-материалы, сайты, социальные сети и любые иные открытые источники) без предварительного письменного согласия Раскрывающей стороны.</w:t>
             </w:r>
           </w:p>
         </w:tc>
@@ -3319,27 +3446,11 @@
             </w:pPr>
             <w:r>
               <w:rPr>
-                <w:rFonts w:ascii="Times New Roman" w:cs="Times New Roman" w:eastAsia="Times New Roman" w:hAnsi="Times New Roman"/>
-                <w:b w:val="0"/>
-                <w:bCs w:val="0"/>
-                <w:i w:val="0"/>
-                <w:iCs w:val="0"/>
-                <w:smallCaps w:val="0"/>
-                <w:strike w:val="0"/>
-                <w:color w:val="000000"/>
-                <w:sz w:val="24"/>
-                <w:szCs w:val="24"/>
-                <w:u w:val="none"/>
-                <w:shd w:fill="auto" w:val="clear"/>
-                <w:vertAlign w:val="baseline"/>
-                <w:rtl w:val="0"/>
-              </w:rPr>
-              <w:t xml:space="preserve">Promptly notifies the Disclosing Party in writing to allow the Disclosing Party to seek a protective order or other remedy.</w:t>
-            </w:r>
-            <w:r>
-              <w:rPr>
-                <w:rtl w:val="0"/>
-              </w:rPr>
+                <w:sz w:val="24"/>
+                <w:szCs w:val="24"/>
+                <w:rtl w:val="0"/>
+              </w:rPr>
+              <w:t xml:space="preserve">It shall immediately, but in any event prior to disclosure, notify the Disclosing Party in writing to enable the Disclosing Party to seek an injunction or other legal remedy. </w:t>
             </w:r>
           </w:p>
           <w:p>
@@ -3359,46 +3470,23 @@
                 <w:between w:space="0" w:sz="0" w:val="nil"/>
               </w:pBdr>
               <w:shd w:fill="auto" w:val="clear"/>
-              <w:tabs>
-                <w:tab w:val="left" w:leader="none" w:pos="619"/>
-              </w:tabs>
-              <w:spacing w:after="240" w:before="143" w:line="276" w:lineRule="auto"/>
+              <w:spacing w:after="240" w:before="168" w:line="276" w:lineRule="auto"/>
               <w:ind w:left="0" w:right="0" w:firstLine="283"/>
               <w:jc w:val="both"/>
-              <w:rPr>
-                <w:rFonts w:ascii="Times New Roman" w:cs="Times New Roman" w:eastAsia="Times New Roman" w:hAnsi="Times New Roman"/>
-                <w:b w:val="0"/>
-                <w:bCs w:val="0"/>
-                <w:i w:val="0"/>
-                <w:iCs w:val="0"/>
-                <w:smallCaps w:val="0"/>
-                <w:strike w:val="0"/>
-                <w:color w:val="000000"/>
-                <w:sz w:val="24"/>
-                <w:szCs w:val="24"/>
-                <w:u w:val="none"/>
-                <w:shd w:fill="auto" w:val="clear"/>
-                <w:vertAlign w:val="baseline"/>
-              </w:rPr>
-            </w:pPr>
-            <w:r>
-              <w:rPr>
-                <w:rFonts w:ascii="Times New Roman" w:cs="Times New Roman" w:eastAsia="Times New Roman" w:hAnsi="Times New Roman"/>
-                <w:b w:val="0"/>
-                <w:bCs w:val="0"/>
-                <w:i w:val="0"/>
-                <w:iCs w:val="0"/>
-                <w:smallCaps w:val="0"/>
-                <w:strike w:val="0"/>
-                <w:color w:val="000000"/>
-                <w:sz w:val="24"/>
-                <w:szCs w:val="24"/>
-                <w:u w:val="none"/>
-                <w:shd w:fill="auto" w:val="clear"/>
-                <w:vertAlign w:val="baseline"/>
-                <w:rtl w:val="0"/>
-              </w:rPr>
-              <w:t xml:space="preserve">Asserts the confidential nature of the Confidential Information to the relevant authorities.</w:t>
+              <w:rPr/>
+            </w:pPr>
+            <w:r>
+              <w:rPr>
+                <w:sz w:val="24"/>
+                <w:szCs w:val="24"/>
+                <w:rtl w:val="0"/>
+              </w:rPr>
+              <w:t xml:space="preserve">Shall inform the Disclosing Party of the intended form, scope, timing, nature, and purpose of such disclosure.</w:t>
+            </w:r>
+            <w:r>
+              <w:rPr>
+                <w:rtl w:val="0"/>
+              </w:rPr>
             </w:r>
           </w:p>
           <w:p>
@@ -3421,7 +3509,7 @@
               <w:tabs>
                 <w:tab w:val="left" w:leader="none" w:pos="619"/>
               </w:tabs>
-              <w:spacing w:after="240" w:before="157" w:line="276" w:lineRule="auto"/>
+              <w:spacing w:after="240" w:before="143" w:line="276" w:lineRule="auto"/>
               <w:ind w:left="0" w:right="0" w:firstLine="283"/>
               <w:jc w:val="both"/>
               <w:rPr>
@@ -3457,7 +3545,7 @@
                 <w:vertAlign w:val="baseline"/>
                 <w:rtl w:val="0"/>
               </w:rPr>
-              <w:t xml:space="preserve">Discloses only the portion of Confidential Information legally required.</w:t>
+              <w:t xml:space="preserve">Asserts the confidential nature of the Confidential Information to the relevant authorities.</w:t>
             </w:r>
           </w:p>
           <w:p>
@@ -3478,8 +3566,7 @@
               </w:pBdr>
               <w:shd w:fill="auto" w:val="clear"/>
               <w:tabs>
-                <w:tab w:val="left" w:leader="none" w:pos="618"/>
-                <w:tab w:val="left" w:leader="none" w:pos="620"/>
+                <w:tab w:val="left" w:leader="none" w:pos="619"/>
               </w:tabs>
               <w:spacing w:after="240" w:before="157" w:line="276" w:lineRule="auto"/>
               <w:ind w:left="0" w:right="0" w:firstLine="283"/>
@@ -3502,22 +3589,16 @@
             </w:pPr>
             <w:r>
               <w:rPr>
-                <w:rFonts w:ascii="Times New Roman" w:cs="Times New Roman" w:eastAsia="Times New Roman" w:hAnsi="Times New Roman"/>
-                <w:b w:val="0"/>
-                <w:bCs w:val="0"/>
-                <w:i w:val="0"/>
-                <w:iCs w:val="0"/>
-                <w:smallCaps w:val="0"/>
-                <w:strike w:val="0"/>
-                <w:color w:val="000000"/>
-                <w:sz w:val="24"/>
-                <w:szCs w:val="24"/>
-                <w:u w:val="none"/>
-                <w:shd w:fill="auto" w:val="clear"/>
-                <w:vertAlign w:val="baseline"/>
-                <w:rtl w:val="0"/>
-              </w:rPr>
-              <w:t xml:space="preserve">Uses commercially reasonable efforts to obtain confidential treatment for any disclosed Confidential Information.</w:t>
+                <w:sz w:val="24"/>
+                <w:szCs w:val="24"/>
+                <w:rtl w:val="0"/>
+              </w:rPr>
+              <w:t xml:space="preserve">Shall disclose only that portion of the Confidential Information that is strictly required by law or request.</w:t>
+            </w:r>
+            <w:r>
+              <w:rPr>
+                <w:rtl w:val="0"/>
+              </w:rPr>
             </w:r>
           </w:p>
           <w:p>
@@ -3538,9 +3619,10 @@
               </w:pBdr>
               <w:shd w:fill="auto" w:val="clear"/>
               <w:tabs>
-                <w:tab w:val="left" w:leader="none" w:pos="619"/>
+                <w:tab w:val="left" w:leader="none" w:pos="618"/>
+                <w:tab w:val="left" w:leader="none" w:pos="620"/>
               </w:tabs>
-              <w:spacing w:after="240" w:before="143" w:line="276" w:lineRule="auto"/>
+              <w:spacing w:after="240" w:before="157" w:line="276" w:lineRule="auto"/>
               <w:ind w:left="0" w:right="0" w:firstLine="283"/>
               <w:jc w:val="both"/>
               <w:rPr>
@@ -3576,1923 +3658,7 @@
                 <w:vertAlign w:val="baseline"/>
                 <w:rtl w:val="0"/>
               </w:rPr>
-              <w:t xml:space="preserve">Provides reasonable assistance to the Disclosing Party in protecting such disclosure.</w:t>
-            </w:r>
-          </w:p>
-          <w:p>
-            <w:pPr>
-              <w:keepNext w:val="0"/>
-              <w:keepLines w:val="0"/>
-              <w:widowControl w:val="0"/>
-              <w:pBdr>
-                <w:top w:space="0" w:sz="0" w:val="nil"/>
-                <w:left w:space="0" w:sz="0" w:val="nil"/>
-                <w:bottom w:space="0" w:sz="0" w:val="nil"/>
-                <w:right w:space="0" w:sz="0" w:val="nil"/>
-                <w:between w:space="0" w:sz="0" w:val="nil"/>
-              </w:pBdr>
-              <w:shd w:fill="auto" w:val="clear"/>
-              <w:spacing w:after="240" w:before="0" w:line="276" w:lineRule="auto"/>
-              <w:ind w:left="0" w:right="0" w:firstLine="283"/>
-              <w:jc w:val="both"/>
-              <w:rPr>
-                <w:rFonts w:ascii="Times New Roman" w:cs="Times New Roman" w:eastAsia="Times New Roman" w:hAnsi="Times New Roman"/>
-                <w:b w:val="0"/>
-                <w:bCs w:val="0"/>
-                <w:i w:val="0"/>
-                <w:iCs w:val="0"/>
-                <w:smallCaps w:val="0"/>
-                <w:strike w:val="0"/>
-                <w:color w:val="000000"/>
-                <w:sz w:val="24"/>
-                <w:szCs w:val="24"/>
-                <w:u w:val="none"/>
-                <w:shd w:fill="auto" w:val="clear"/>
-                <w:vertAlign w:val="baseline"/>
-              </w:rPr>
-            </w:pPr>
-            <w:r>
-              <w:rPr>
-                <w:rtl w:val="0"/>
-              </w:rPr>
-            </w:r>
-          </w:p>
-        </w:tc>
-        <w:tc>
-          <w:tcPr>
-            <w:tcBorders>
-              <w:left w:color="000000" w:space="0" w:sz="4" w:val="single"/>
-            </w:tcBorders>
-          </w:tcPr>
-          <w:p>
-            <w:pPr>
-              <w:shd w:fill="ffffff" w:val="clear"/>
-              <w:spacing w:after="240" w:line="276" w:lineRule="auto"/>
-              <w:ind w:firstLine="283"/>
-              <w:jc w:val="both"/>
-              <w:rPr>
-                <w:sz w:val="24"/>
-                <w:szCs w:val="24"/>
-              </w:rPr>
-            </w:pPr>
-            <w:r>
-              <w:rPr>
-                <w:b w:val="1"/>
-                <w:bCs w:val="1"/>
-                <w:sz w:val="24"/>
-                <w:szCs w:val="24"/>
-                <w:rtl w:val="0"/>
-              </w:rPr>
-              <w:t xml:space="preserve">4. Разрешенные раскрытия</w:t>
-            </w:r>
-            <w:r>
-              <w:rPr>
-                <w:rtl w:val="0"/>
-              </w:rPr>
-            </w:r>
-          </w:p>
-          <w:p>
-            <w:pPr>
-              <w:shd w:fill="ffffff" w:val="clear"/>
-              <w:spacing w:after="240" w:line="276" w:lineRule="auto"/>
-              <w:ind w:firstLine="283"/>
-              <w:jc w:val="both"/>
-              <w:rPr>
-                <w:sz w:val="24"/>
-                <w:szCs w:val="24"/>
-              </w:rPr>
-            </w:pPr>
-            <w:r>
-              <w:rPr>
-                <w:sz w:val="24"/>
-                <w:szCs w:val="24"/>
-                <w:rtl w:val="0"/>
-              </w:rPr>
-              <w:t xml:space="preserve">Получающая сторона может раскрыть Конфиденциальную информацию, если это требуется по закону, нормативному акту или судебному решению, при условии, что она:</w:t>
-            </w:r>
-          </w:p>
-          <w:p>
-            <w:pPr>
-              <w:widowControl w:val="1"/>
-              <w:numPr>
-                <w:ilvl w:val="0"/>
-                <w:numId w:val="2"/>
-              </w:numPr>
-              <w:shd w:fill="ffffff" w:val="clear"/>
-              <w:spacing w:after="240" w:line="276" w:lineRule="auto"/>
-              <w:ind w:left="0" w:firstLine="283"/>
-              <w:jc w:val="both"/>
-              <w:rPr>
-                <w:sz w:val="24"/>
-                <w:szCs w:val="24"/>
-              </w:rPr>
-            </w:pPr>
-            <w:r>
-              <w:rPr>
-                <w:sz w:val="24"/>
-                <w:szCs w:val="24"/>
-                <w:rtl w:val="0"/>
-              </w:rPr>
-              <w:t xml:space="preserve">Немедленно уведомит Раскрывающую сторону в письменной форме, чтобы позволить Раскрывающей стороне добиться судебного запрета или иного средства правовой защиты.</w:t>
-            </w:r>
-          </w:p>
-          <w:p>
-            <w:pPr>
-              <w:widowControl w:val="1"/>
-              <w:numPr>
-                <w:ilvl w:val="0"/>
-                <w:numId w:val="2"/>
-              </w:numPr>
-              <w:shd w:fill="ffffff" w:val="clear"/>
-              <w:spacing w:after="240" w:line="276" w:lineRule="auto"/>
-              <w:ind w:left="0" w:firstLine="283"/>
-              <w:jc w:val="both"/>
-              <w:rPr>
-                <w:sz w:val="24"/>
-                <w:szCs w:val="24"/>
-              </w:rPr>
-            </w:pPr>
-            <w:r>
-              <w:rPr>
-                <w:sz w:val="24"/>
-                <w:szCs w:val="24"/>
-                <w:rtl w:val="0"/>
-              </w:rPr>
-              <w:t xml:space="preserve">Укажет на конфиденциальный характер Конфиденциальной информации соответствующим органам.</w:t>
-            </w:r>
-          </w:p>
-          <w:p>
-            <w:pPr>
-              <w:widowControl w:val="1"/>
-              <w:numPr>
-                <w:ilvl w:val="0"/>
-                <w:numId w:val="2"/>
-              </w:numPr>
-              <w:shd w:fill="ffffff" w:val="clear"/>
-              <w:spacing w:after="240" w:line="276" w:lineRule="auto"/>
-              <w:ind w:left="0" w:firstLine="283"/>
-              <w:jc w:val="both"/>
-              <w:rPr>
-                <w:sz w:val="24"/>
-                <w:szCs w:val="24"/>
-              </w:rPr>
-            </w:pPr>
-            <w:r>
-              <w:rPr>
-                <w:sz w:val="24"/>
-                <w:szCs w:val="24"/>
-                <w:rtl w:val="0"/>
-              </w:rPr>
-              <w:t xml:space="preserve">Раскроет только ту часть Конфиденциальной информации, которая требуется по закону.</w:t>
-            </w:r>
-          </w:p>
-          <w:p>
-            <w:pPr>
-              <w:widowControl w:val="1"/>
-              <w:numPr>
-                <w:ilvl w:val="0"/>
-                <w:numId w:val="2"/>
-              </w:numPr>
-              <w:shd w:fill="ffffff" w:val="clear"/>
-              <w:spacing w:after="240" w:line="276" w:lineRule="auto"/>
-              <w:ind w:left="0" w:firstLine="283"/>
-              <w:jc w:val="both"/>
-              <w:rPr>
-                <w:sz w:val="24"/>
-                <w:szCs w:val="24"/>
-              </w:rPr>
-            </w:pPr>
-            <w:r>
-              <w:rPr>
-                <w:sz w:val="24"/>
-                <w:szCs w:val="24"/>
-                <w:rtl w:val="0"/>
-              </w:rPr>
-              <w:t xml:space="preserve">Приложит коммерчески разумные усилия для обеспечения конфиденциального режима в отношении раскрытой Конфиденциальной информации.</w:t>
-            </w:r>
-          </w:p>
-          <w:p>
-            <w:pPr>
-              <w:widowControl w:val="1"/>
-              <w:numPr>
-                <w:ilvl w:val="0"/>
-                <w:numId w:val="2"/>
-              </w:numPr>
-              <w:shd w:fill="ffffff" w:val="clear"/>
-              <w:spacing w:after="240" w:line="276" w:lineRule="auto"/>
-              <w:ind w:left="0" w:firstLine="283"/>
-              <w:jc w:val="both"/>
-              <w:rPr>
-                <w:sz w:val="24"/>
-                <w:szCs w:val="24"/>
-              </w:rPr>
-            </w:pPr>
-            <w:r>
-              <w:rPr>
-                <w:rFonts w:ascii="Times New Roman" w:cs="Times New Roman" w:eastAsia="Times New Roman" w:hAnsi="Times New Roman"/>
-                <w:b w:val="0"/>
-                <w:bCs w:val="0"/>
-                <w:i w:val="0"/>
-                <w:iCs w:val="0"/>
-                <w:smallCaps w:val="0"/>
-                <w:strike w:val="0"/>
-                <w:color w:val="000000"/>
-                <w:sz w:val="24"/>
-                <w:szCs w:val="24"/>
-                <w:u w:val="none"/>
-                <w:shd w:fill="auto" w:val="clear"/>
-                <w:vertAlign w:val="baseline"/>
-                <w:rtl w:val="0"/>
-              </w:rPr>
-              <w:t xml:space="preserve">Окажет Раскрывающей стороне разумную помощь в защите такой информации от раскрытия.</w:t>
-            </w:r>
-          </w:p>
-        </w:tc>
-      </w:tr>
-      <w:tr>
-        <w:trPr>
-          <w:cantSplit w:val="0"/>
-          <w:tblHeader w:val="0"/>
-        </w:trPr>
-        <w:tc>
-          <w:tcPr>
-            <w:tcBorders>
-              <w:right w:color="000000" w:space="0" w:sz="4" w:val="single"/>
-            </w:tcBorders>
-          </w:tcPr>
-          <w:p>
-            <w:pPr>
-              <w:pStyle w:val="Heading1"/>
-              <w:numPr>
-                <w:ilvl w:val="0"/>
-                <w:numId w:val="4"/>
-              </w:numPr>
-              <w:tabs>
-                <w:tab w:val="left" w:leader="none" w:pos="275"/>
-              </w:tabs>
-              <w:spacing w:after="240" w:line="276" w:lineRule="auto"/>
-              <w:ind w:left="0" w:firstLine="283"/>
-              <w:jc w:val="both"/>
-              <w:rPr/>
-            </w:pPr>
-            <w:r>
-              <w:rPr>
-                <w:rtl w:val="0"/>
-              </w:rPr>
-              <w:t xml:space="preserve">Term and Termination</w:t>
-            </w:r>
-          </w:p>
-          <w:p>
-            <w:pPr>
-              <w:keepNext w:val="0"/>
-              <w:keepLines w:val="0"/>
-              <w:widowControl w:val="0"/>
-              <w:pBdr>
-                <w:top w:space="0" w:sz="0" w:val="nil"/>
-                <w:left w:space="0" w:sz="0" w:val="nil"/>
-                <w:bottom w:space="0" w:sz="0" w:val="nil"/>
-                <w:right w:space="0" w:sz="0" w:val="nil"/>
-                <w:between w:space="0" w:sz="0" w:val="nil"/>
-              </w:pBdr>
-              <w:shd w:fill="auto" w:val="clear"/>
-              <w:spacing w:after="240" w:before="168" w:line="276" w:lineRule="auto"/>
-              <w:ind w:left="0" w:right="0" w:firstLine="283"/>
-              <w:jc w:val="both"/>
-              <w:rPr>
-                <w:rFonts w:ascii="Times New Roman" w:cs="Times New Roman" w:eastAsia="Times New Roman" w:hAnsi="Times New Roman"/>
-                <w:b w:val="0"/>
-                <w:bCs w:val="0"/>
-                <w:i w:val="0"/>
-                <w:iCs w:val="0"/>
-                <w:smallCaps w:val="0"/>
-                <w:strike w:val="0"/>
-                <w:color w:val="000000"/>
-                <w:sz w:val="24"/>
-                <w:szCs w:val="24"/>
-                <w:u w:val="none"/>
-                <w:shd w:fill="auto" w:val="clear"/>
-                <w:vertAlign w:val="baseline"/>
-              </w:rPr>
-            </w:pPr>
-            <w:r>
-              <w:rPr>
-                <w:rFonts w:ascii="Times New Roman" w:cs="Times New Roman" w:eastAsia="Times New Roman" w:hAnsi="Times New Roman"/>
-                <w:b w:val="0"/>
-                <w:bCs w:val="0"/>
-                <w:i w:val="0"/>
-                <w:iCs w:val="0"/>
-                <w:smallCaps w:val="0"/>
-                <w:strike w:val="0"/>
-                <w:color w:val="000000"/>
-                <w:sz w:val="24"/>
-                <w:szCs w:val="24"/>
-                <w:u w:val="none"/>
-                <w:shd w:fill="auto" w:val="clear"/>
-                <w:vertAlign w:val="baseline"/>
-                <w:rtl w:val="0"/>
-              </w:rPr>
-              <w:t xml:space="preserve">This Agreement shall commence on the Effective Date and continue for a period of two (2) years, unless terminated earlier by mutual written agreement or upon thirty (30) days written notice by either Party. The obligations regarding Confidential Information shall survive termi- nation of this Agreement for a period of five (5) years. Provisions of this Agreement that, by their nature, are intended to survive termination shall continue to do so.</w:t>
-            </w:r>
-          </w:p>
-          <w:p>
-            <w:pPr>
-              <w:keepNext w:val="0"/>
-              <w:keepLines w:val="0"/>
-              <w:widowControl w:val="0"/>
-              <w:pBdr>
-                <w:top w:space="0" w:sz="0" w:val="nil"/>
-                <w:left w:space="0" w:sz="0" w:val="nil"/>
-                <w:bottom w:space="0" w:sz="0" w:val="nil"/>
-                <w:right w:space="0" w:sz="0" w:val="nil"/>
-                <w:between w:space="0" w:sz="0" w:val="nil"/>
-              </w:pBdr>
-              <w:shd w:fill="auto" w:val="clear"/>
-              <w:spacing w:after="240" w:before="0" w:line="276" w:lineRule="auto"/>
-              <w:ind w:left="0" w:right="0" w:firstLine="283"/>
-              <w:jc w:val="both"/>
-              <w:rPr>
-                <w:rFonts w:ascii="Times New Roman" w:cs="Times New Roman" w:eastAsia="Times New Roman" w:hAnsi="Times New Roman"/>
-                <w:b w:val="0"/>
-                <w:bCs w:val="0"/>
-                <w:i w:val="0"/>
-                <w:iCs w:val="0"/>
-                <w:smallCaps w:val="0"/>
-                <w:strike w:val="0"/>
-                <w:color w:val="000000"/>
-                <w:sz w:val="24"/>
-                <w:szCs w:val="24"/>
-                <w:u w:val="none"/>
-                <w:shd w:fill="auto" w:val="clear"/>
-                <w:vertAlign w:val="baseline"/>
-              </w:rPr>
-            </w:pPr>
-            <w:r>
-              <w:rPr>
-                <w:rtl w:val="0"/>
-              </w:rPr>
-            </w:r>
-          </w:p>
-        </w:tc>
-        <w:tc>
-          <w:tcPr>
-            <w:tcBorders>
-              <w:left w:color="000000" w:space="0" w:sz="4" w:val="single"/>
-            </w:tcBorders>
-          </w:tcPr>
-          <w:p>
-            <w:pPr>
-              <w:shd w:fill="ffffff" w:val="clear"/>
-              <w:spacing w:after="240" w:line="276" w:lineRule="auto"/>
-              <w:ind w:firstLine="283"/>
-              <w:jc w:val="both"/>
-              <w:rPr>
-                <w:sz w:val="24"/>
-                <w:szCs w:val="24"/>
-              </w:rPr>
-            </w:pPr>
-            <w:r>
-              <w:rPr>
-                <w:b w:val="1"/>
-                <w:bCs w:val="1"/>
-                <w:sz w:val="24"/>
-                <w:szCs w:val="24"/>
-                <w:rtl w:val="0"/>
-              </w:rPr>
-              <w:t xml:space="preserve">5. Срок действия и прекращение</w:t>
-            </w:r>
-            <w:r>
-              <w:rPr>
-                <w:rtl w:val="0"/>
-              </w:rPr>
-            </w:r>
-          </w:p>
-          <w:p>
-            <w:pPr>
-              <w:shd w:fill="ffffff" w:val="clear"/>
-              <w:spacing w:after="240" w:line="276" w:lineRule="auto"/>
-              <w:ind w:firstLine="283"/>
-              <w:jc w:val="both"/>
-              <w:rPr>
-                <w:sz w:val="24"/>
-                <w:szCs w:val="24"/>
-              </w:rPr>
-            </w:pPr>
-            <w:r>
-              <w:rPr>
-                <w:sz w:val="24"/>
-                <w:szCs w:val="24"/>
-                <w:rtl w:val="0"/>
-              </w:rPr>
-              <w:t xml:space="preserve">Настоящее Соглашение вступает в силу с даты его подписания и действует в течение двух (2) лет, если не будет прекращено досрочно по взаимному письменному согласию Сторон или по письменному уведомлению одной из Сторон за тридцать (30) дней. Обязательства в отношении Конфиденциальной информации сохраняют силу в течение пяти (5) лет после прекращения действия Соглашения. Положения Соглашения, которые по своей природе должны оставаться в силе после его прекращения, продолжают действовать.</w:t>
-            </w:r>
-          </w:p>
-          <w:p>
-            <w:pPr>
-              <w:keepNext w:val="0"/>
-              <w:keepLines w:val="0"/>
-              <w:widowControl w:val="0"/>
-              <w:pBdr>
-                <w:top w:space="0" w:sz="0" w:val="nil"/>
-                <w:left w:space="0" w:sz="0" w:val="nil"/>
-                <w:bottom w:space="0" w:sz="0" w:val="nil"/>
-                <w:right w:space="0" w:sz="0" w:val="nil"/>
-                <w:between w:space="0" w:sz="0" w:val="nil"/>
-              </w:pBdr>
-              <w:shd w:fill="auto" w:val="clear"/>
-              <w:spacing w:after="240" w:before="0" w:line="276" w:lineRule="auto"/>
-              <w:ind w:left="0" w:right="0" w:firstLine="283"/>
-              <w:jc w:val="both"/>
-              <w:rPr>
-                <w:rFonts w:ascii="Times New Roman" w:cs="Times New Roman" w:eastAsia="Times New Roman" w:hAnsi="Times New Roman"/>
-                <w:b w:val="0"/>
-                <w:bCs w:val="0"/>
-                <w:i w:val="0"/>
-                <w:iCs w:val="0"/>
-                <w:smallCaps w:val="0"/>
-                <w:strike w:val="0"/>
-                <w:color w:val="000000"/>
-                <w:sz w:val="24"/>
-                <w:szCs w:val="24"/>
-                <w:u w:val="none"/>
-                <w:shd w:fill="auto" w:val="clear"/>
-                <w:vertAlign w:val="baseline"/>
-              </w:rPr>
-            </w:pPr>
-            <w:r>
-              <w:rPr>
-                <w:rtl w:val="0"/>
-              </w:rPr>
-            </w:r>
-          </w:p>
-        </w:tc>
-      </w:tr>
-      <w:tr>
-        <w:trPr>
-          <w:cantSplit w:val="0"/>
-          <w:tblHeader w:val="0"/>
-        </w:trPr>
-        <w:tc>
-          <w:tcPr>
-            <w:tcBorders>
-              <w:right w:color="000000" w:space="0" w:sz="4" w:val="single"/>
-            </w:tcBorders>
-          </w:tcPr>
-          <w:p>
-            <w:pPr>
-              <w:pStyle w:val="Heading1"/>
-              <w:numPr>
-                <w:ilvl w:val="0"/>
-                <w:numId w:val="4"/>
-              </w:numPr>
-              <w:tabs>
-                <w:tab w:val="left" w:leader="none" w:pos="275"/>
-              </w:tabs>
-              <w:spacing w:after="240" w:line="276" w:lineRule="auto"/>
-              <w:ind w:left="0" w:firstLine="283"/>
-              <w:jc w:val="both"/>
-              <w:rPr/>
-            </w:pPr>
-            <w:r>
-              <w:rPr>
-                <w:rtl w:val="0"/>
-              </w:rPr>
-              <w:t xml:space="preserve">Return or Destruction of Confidential Information</w:t>
-            </w:r>
-          </w:p>
-          <w:p>
-            <w:pPr>
-              <w:keepNext w:val="0"/>
-              <w:keepLines w:val="0"/>
-              <w:widowControl w:val="0"/>
-              <w:pBdr>
-                <w:top w:space="0" w:sz="0" w:val="nil"/>
-                <w:left w:space="0" w:sz="0" w:val="nil"/>
-                <w:bottom w:space="0" w:sz="0" w:val="nil"/>
-                <w:right w:space="0" w:sz="0" w:val="nil"/>
-                <w:between w:space="0" w:sz="0" w:val="nil"/>
-              </w:pBdr>
-              <w:shd w:fill="auto" w:val="clear"/>
-              <w:spacing w:after="240" w:before="168" w:line="276" w:lineRule="auto"/>
-              <w:ind w:left="0" w:right="0" w:firstLine="283"/>
-              <w:jc w:val="both"/>
-              <w:rPr>
-                <w:rFonts w:ascii="Times New Roman" w:cs="Times New Roman" w:eastAsia="Times New Roman" w:hAnsi="Times New Roman"/>
-                <w:b w:val="0"/>
-                <w:bCs w:val="0"/>
-                <w:i w:val="0"/>
-                <w:iCs w:val="0"/>
-                <w:smallCaps w:val="0"/>
-                <w:strike w:val="0"/>
-                <w:color w:val="000000"/>
-                <w:sz w:val="24"/>
-                <w:szCs w:val="24"/>
-                <w:u w:val="none"/>
-                <w:shd w:fill="auto" w:val="clear"/>
-                <w:vertAlign w:val="baseline"/>
-              </w:rPr>
-            </w:pPr>
-            <w:r>
-              <w:rPr>
-                <w:rFonts w:ascii="Times New Roman" w:cs="Times New Roman" w:eastAsia="Times New Roman" w:hAnsi="Times New Roman"/>
-                <w:b w:val="0"/>
-                <w:bCs w:val="0"/>
-                <w:i w:val="0"/>
-                <w:iCs w:val="0"/>
-                <w:smallCaps w:val="0"/>
-                <w:strike w:val="0"/>
-                <w:color w:val="000000"/>
-                <w:sz w:val="24"/>
-                <w:szCs w:val="24"/>
-                <w:u w:val="none"/>
-                <w:shd w:fill="auto" w:val="clear"/>
-                <w:vertAlign w:val="baseline"/>
-                <w:rtl w:val="0"/>
-              </w:rPr>
-              <w:t xml:space="preserve">Upon termination of this Agreement or at the Disclosing Partys written request, the Receiving Party shall promptly return or destroy all copies of the Confidential Information, including any notes, analyses, or derivatives thereof, and provide written certification of such destruction to the Disclosing Party within ten (10) days.</w:t>
-            </w:r>
-          </w:p>
-          <w:p>
-            <w:pPr>
-              <w:keepNext w:val="0"/>
-              <w:keepLines w:val="0"/>
-              <w:widowControl w:val="0"/>
-              <w:pBdr>
-                <w:top w:space="0" w:sz="0" w:val="nil"/>
-                <w:left w:space="0" w:sz="0" w:val="nil"/>
-                <w:bottom w:space="0" w:sz="0" w:val="nil"/>
-                <w:right w:space="0" w:sz="0" w:val="nil"/>
-                <w:between w:space="0" w:sz="0" w:val="nil"/>
-              </w:pBdr>
-              <w:shd w:fill="auto" w:val="clear"/>
-              <w:spacing w:after="240" w:before="0" w:line="276" w:lineRule="auto"/>
-              <w:ind w:left="0" w:right="0" w:firstLine="283"/>
-              <w:jc w:val="both"/>
-              <w:rPr>
-                <w:rFonts w:ascii="Times New Roman" w:cs="Times New Roman" w:eastAsia="Times New Roman" w:hAnsi="Times New Roman"/>
-                <w:b w:val="0"/>
-                <w:bCs w:val="0"/>
-                <w:i w:val="0"/>
-                <w:iCs w:val="0"/>
-                <w:smallCaps w:val="0"/>
-                <w:strike w:val="0"/>
-                <w:color w:val="000000"/>
-                <w:sz w:val="24"/>
-                <w:szCs w:val="24"/>
-                <w:u w:val="none"/>
-                <w:shd w:fill="auto" w:val="clear"/>
-                <w:vertAlign w:val="baseline"/>
-              </w:rPr>
-            </w:pPr>
-            <w:r>
-              <w:rPr>
-                <w:rtl w:val="0"/>
-              </w:rPr>
-            </w:r>
-          </w:p>
-        </w:tc>
-        <w:tc>
-          <w:tcPr>
-            <w:tcBorders>
-              <w:left w:color="000000" w:space="0" w:sz="4" w:val="single"/>
-            </w:tcBorders>
-          </w:tcPr>
-          <w:p>
-            <w:pPr>
-              <w:shd w:fill="ffffff" w:val="clear"/>
-              <w:spacing w:after="240" w:line="276" w:lineRule="auto"/>
-              <w:ind w:firstLine="283"/>
-              <w:jc w:val="both"/>
-              <w:rPr>
-                <w:sz w:val="24"/>
-                <w:szCs w:val="24"/>
-              </w:rPr>
-            </w:pPr>
-            <w:r>
-              <w:rPr>
-                <w:b w:val="1"/>
-                <w:bCs w:val="1"/>
-                <w:sz w:val="24"/>
-                <w:szCs w:val="24"/>
-                <w:rtl w:val="0"/>
-              </w:rPr>
-              <w:t xml:space="preserve">6. Возврат или уничтожение Конфиденциальной информации</w:t>
-            </w:r>
-            <w:r>
-              <w:rPr>
-                <w:rtl w:val="0"/>
-              </w:rPr>
-            </w:r>
-          </w:p>
-          <w:p>
-            <w:pPr>
-              <w:shd w:fill="ffffff" w:val="clear"/>
-              <w:spacing w:after="240" w:line="276" w:lineRule="auto"/>
-              <w:ind w:firstLine="283"/>
-              <w:jc w:val="both"/>
-              <w:rPr>
-                <w:sz w:val="24"/>
-                <w:szCs w:val="24"/>
-              </w:rPr>
-            </w:pPr>
-            <w:r>
-              <w:rPr>
-                <w:sz w:val="24"/>
-                <w:szCs w:val="24"/>
-                <w:rtl w:val="0"/>
-              </w:rPr>
-              <w:t xml:space="preserve">После прекращения действия настоящего Соглашения или по письменному запросу Раскрывающей стороны Получающая сторона незамедлительно возвращает или уничтожает все копии Конфиденциальной информации, включая любые заметки, анализы или производные материалы, и предоставляет Раскрывающей стороне письменное подтверждение такого уничтожения в течение десяти (10) дней.</w:t>
-            </w:r>
-          </w:p>
-        </w:tc>
-      </w:tr>
-      <w:tr>
-        <w:trPr>
-          <w:cantSplit w:val="0"/>
-          <w:tblHeader w:val="0"/>
-        </w:trPr>
-        <w:tc>
-          <w:tcPr>
-            <w:tcBorders>
-              <w:right w:color="000000" w:space="0" w:sz="4" w:val="single"/>
-            </w:tcBorders>
-          </w:tcPr>
-          <w:p>
-            <w:pPr>
-              <w:pStyle w:val="Heading1"/>
-              <w:numPr>
-                <w:ilvl w:val="0"/>
-                <w:numId w:val="4"/>
-              </w:numPr>
-              <w:tabs>
-                <w:tab w:val="left" w:leader="none" w:pos="275"/>
-              </w:tabs>
-              <w:spacing w:after="240" w:line="276" w:lineRule="auto"/>
-              <w:ind w:left="0" w:firstLine="283"/>
-              <w:jc w:val="both"/>
-              <w:rPr/>
-            </w:pPr>
-            <w:r>
-              <w:rPr>
-                <w:rtl w:val="0"/>
-              </w:rPr>
-              <w:t xml:space="preserve">No Warranty and No Partnership</w:t>
-            </w:r>
-          </w:p>
-          <w:p>
-            <w:pPr>
-              <w:keepNext w:val="0"/>
-              <w:keepLines w:val="0"/>
-              <w:widowControl w:val="0"/>
-              <w:pBdr>
-                <w:top w:space="0" w:sz="0" w:val="nil"/>
-                <w:left w:space="0" w:sz="0" w:val="nil"/>
-                <w:bottom w:space="0" w:sz="0" w:val="nil"/>
-                <w:right w:space="0" w:sz="0" w:val="nil"/>
-                <w:between w:space="0" w:sz="0" w:val="nil"/>
-              </w:pBdr>
-              <w:shd w:fill="auto" w:val="clear"/>
-              <w:spacing w:after="240" w:before="168" w:line="276" w:lineRule="auto"/>
-              <w:ind w:left="0" w:right="0" w:firstLine="283"/>
-              <w:jc w:val="both"/>
-              <w:rPr>
-                <w:rFonts w:ascii="Times New Roman" w:cs="Times New Roman" w:eastAsia="Times New Roman" w:hAnsi="Times New Roman"/>
-                <w:b w:val="0"/>
-                <w:bCs w:val="0"/>
-                <w:i w:val="0"/>
-                <w:iCs w:val="0"/>
-                <w:smallCaps w:val="0"/>
-                <w:strike w:val="0"/>
-                <w:color w:val="000000"/>
-                <w:sz w:val="24"/>
-                <w:szCs w:val="24"/>
-                <w:u w:val="none"/>
-                <w:shd w:fill="auto" w:val="clear"/>
-                <w:vertAlign w:val="baseline"/>
-              </w:rPr>
-            </w:pPr>
-            <w:r>
-              <w:rPr>
-                <w:rFonts w:ascii="Times New Roman" w:cs="Times New Roman" w:eastAsia="Times New Roman" w:hAnsi="Times New Roman"/>
-                <w:b w:val="0"/>
-                <w:bCs w:val="0"/>
-                <w:i w:val="0"/>
-                <w:iCs w:val="0"/>
-                <w:smallCaps w:val="0"/>
-                <w:strike w:val="0"/>
-                <w:color w:val="000000"/>
-                <w:sz w:val="24"/>
-                <w:szCs w:val="24"/>
-                <w:u w:val="none"/>
-                <w:shd w:fill="auto" w:val="clear"/>
-                <w:vertAlign w:val="baseline"/>
-                <w:rtl w:val="0"/>
-              </w:rPr>
-              <w:t xml:space="preserve">The Disclosing Party makes no representation or warranty as to the accuracy or completeness of the Confidential Information. The Disclosing Party shall not have any liability resulting from the Receiving Partys use of the Confidential Information.</w:t>
-            </w:r>
-          </w:p>
-          <w:p>
-            <w:pPr>
-              <w:keepNext w:val="0"/>
-              <w:keepLines w:val="0"/>
-              <w:widowControl w:val="0"/>
-              <w:pBdr>
-                <w:top w:space="0" w:sz="0" w:val="nil"/>
-                <w:left w:space="0" w:sz="0" w:val="nil"/>
-                <w:bottom w:space="0" w:sz="0" w:val="nil"/>
-                <w:right w:space="0" w:sz="0" w:val="nil"/>
-                <w:between w:space="0" w:sz="0" w:val="nil"/>
-              </w:pBdr>
-              <w:shd w:fill="auto" w:val="clear"/>
-              <w:spacing w:after="240" w:before="142" w:line="276" w:lineRule="auto"/>
-              <w:ind w:left="0" w:right="0" w:firstLine="283"/>
-              <w:jc w:val="both"/>
-              <w:rPr>
-                <w:rFonts w:ascii="Times New Roman" w:cs="Times New Roman" w:eastAsia="Times New Roman" w:hAnsi="Times New Roman"/>
-                <w:b w:val="0"/>
-                <w:bCs w:val="0"/>
-                <w:i w:val="0"/>
-                <w:iCs w:val="0"/>
-                <w:smallCaps w:val="0"/>
-                <w:strike w:val="0"/>
-                <w:color w:val="000000"/>
-                <w:sz w:val="24"/>
-                <w:szCs w:val="24"/>
-                <w:u w:val="none"/>
-                <w:shd w:fill="auto" w:val="clear"/>
-                <w:vertAlign w:val="baseline"/>
-              </w:rPr>
-            </w:pPr>
-            <w:r>
-              <w:rPr>
-                <w:rFonts w:ascii="Times New Roman" w:cs="Times New Roman" w:eastAsia="Times New Roman" w:hAnsi="Times New Roman"/>
-                <w:b w:val="0"/>
-                <w:bCs w:val="0"/>
-                <w:i w:val="0"/>
-                <w:iCs w:val="0"/>
-                <w:smallCaps w:val="0"/>
-                <w:strike w:val="0"/>
-                <w:color w:val="000000"/>
-                <w:sz w:val="24"/>
-                <w:szCs w:val="24"/>
-                <w:u w:val="none"/>
-                <w:shd w:fill="auto" w:val="clear"/>
-                <w:vertAlign w:val="baseline"/>
-                <w:rtl w:val="0"/>
-              </w:rPr>
-              <w:t xml:space="preserve">This Agreement shall not be construed by either Party as an obligation to enter into a subsequent agreement of any kind, nor shall it result in any claim for reimbursement of costs or payment for efforts expended hereunder.</w:t>
-            </w:r>
-          </w:p>
-          <w:p>
-            <w:pPr>
-              <w:keepNext w:val="0"/>
-              <w:keepLines w:val="0"/>
-              <w:widowControl w:val="0"/>
-              <w:pBdr>
-                <w:top w:space="0" w:sz="0" w:val="nil"/>
-                <w:left w:space="0" w:sz="0" w:val="nil"/>
-                <w:bottom w:space="0" w:sz="0" w:val="nil"/>
-                <w:right w:space="0" w:sz="0" w:val="nil"/>
-                <w:between w:space="0" w:sz="0" w:val="nil"/>
-              </w:pBdr>
-              <w:shd w:fill="auto" w:val="clear"/>
-              <w:spacing w:after="240" w:before="142" w:line="276" w:lineRule="auto"/>
-              <w:ind w:left="0" w:right="0" w:firstLine="283"/>
-              <w:jc w:val="both"/>
-              <w:rPr>
-                <w:rFonts w:ascii="Times New Roman" w:cs="Times New Roman" w:eastAsia="Times New Roman" w:hAnsi="Times New Roman"/>
-                <w:b w:val="0"/>
-                <w:bCs w:val="0"/>
-                <w:i w:val="0"/>
-                <w:iCs w:val="0"/>
-                <w:smallCaps w:val="0"/>
-                <w:strike w:val="0"/>
-                <w:color w:val="000000"/>
-                <w:sz w:val="24"/>
-                <w:szCs w:val="24"/>
-                <w:u w:val="none"/>
-                <w:shd w:fill="auto" w:val="clear"/>
-                <w:vertAlign w:val="baseline"/>
-              </w:rPr>
-            </w:pPr>
-            <w:r>
-              <w:rPr>
-                <w:rFonts w:ascii="Times New Roman" w:cs="Times New Roman" w:eastAsia="Times New Roman" w:hAnsi="Times New Roman"/>
-                <w:b w:val="0"/>
-                <w:bCs w:val="0"/>
-                <w:i w:val="0"/>
-                <w:iCs w:val="0"/>
-                <w:smallCaps w:val="0"/>
-                <w:strike w:val="0"/>
-                <w:color w:val="000000"/>
-                <w:sz w:val="24"/>
-                <w:szCs w:val="24"/>
-                <w:u w:val="none"/>
-                <w:shd w:fill="auto" w:val="clear"/>
-                <w:vertAlign w:val="baseline"/>
-                <w:rtl w:val="0"/>
-              </w:rPr>
-              <w:t xml:space="preserve">This Agreement does not create a partnership, joint venture, agency, or other relationship be- tween the Parties.</w:t>
-            </w:r>
-          </w:p>
-          <w:p>
-            <w:pPr>
-              <w:keepNext w:val="0"/>
-              <w:keepLines w:val="0"/>
-              <w:widowControl w:val="0"/>
-              <w:pBdr>
-                <w:top w:space="0" w:sz="0" w:val="nil"/>
-                <w:left w:space="0" w:sz="0" w:val="nil"/>
-                <w:bottom w:space="0" w:sz="0" w:val="nil"/>
-                <w:right w:space="0" w:sz="0" w:val="nil"/>
-                <w:between w:space="0" w:sz="0" w:val="nil"/>
-              </w:pBdr>
-              <w:shd w:fill="auto" w:val="clear"/>
-              <w:spacing w:after="240" w:before="0" w:line="276" w:lineRule="auto"/>
-              <w:ind w:left="0" w:right="0" w:firstLine="283"/>
-              <w:jc w:val="both"/>
-              <w:rPr>
-                <w:rFonts w:ascii="Times New Roman" w:cs="Times New Roman" w:eastAsia="Times New Roman" w:hAnsi="Times New Roman"/>
-                <w:b w:val="0"/>
-                <w:bCs w:val="0"/>
-                <w:i w:val="0"/>
-                <w:iCs w:val="0"/>
-                <w:smallCaps w:val="0"/>
-                <w:strike w:val="0"/>
-                <w:color w:val="000000"/>
-                <w:sz w:val="24"/>
-                <w:szCs w:val="24"/>
-                <w:u w:val="none"/>
-                <w:shd w:fill="auto" w:val="clear"/>
-                <w:vertAlign w:val="baseline"/>
-              </w:rPr>
-            </w:pPr>
-            <w:r>
-              <w:rPr>
-                <w:rtl w:val="0"/>
-              </w:rPr>
-            </w:r>
-          </w:p>
-        </w:tc>
-        <w:tc>
-          <w:tcPr>
-            <w:tcBorders>
-              <w:left w:color="000000" w:space="0" w:sz="4" w:val="single"/>
-            </w:tcBorders>
-          </w:tcPr>
-          <w:p>
-            <w:pPr>
-              <w:shd w:fill="ffffff" w:val="clear"/>
-              <w:spacing w:after="240" w:line="276" w:lineRule="auto"/>
-              <w:ind w:firstLine="283"/>
-              <w:jc w:val="both"/>
-              <w:rPr>
-                <w:sz w:val="24"/>
-                <w:szCs w:val="24"/>
-              </w:rPr>
-            </w:pPr>
-            <w:r>
-              <w:rPr>
-                <w:b w:val="1"/>
-                <w:bCs w:val="1"/>
-                <w:sz w:val="24"/>
-                <w:szCs w:val="24"/>
-                <w:rtl w:val="0"/>
-              </w:rPr>
-              <w:t xml:space="preserve">7. Отсутствие гарантий и партнерства</w:t>
-            </w:r>
-            <w:r>
-              <w:rPr>
-                <w:rtl w:val="0"/>
-              </w:rPr>
-            </w:r>
-          </w:p>
-          <w:p>
-            <w:pPr>
-              <w:shd w:fill="ffffff" w:val="clear"/>
-              <w:spacing w:after="240" w:line="276" w:lineRule="auto"/>
-              <w:ind w:firstLine="283"/>
-              <w:jc w:val="both"/>
-              <w:rPr>
-                <w:sz w:val="24"/>
-                <w:szCs w:val="24"/>
-              </w:rPr>
-            </w:pPr>
-            <w:r>
-              <w:rPr>
-                <w:sz w:val="24"/>
-                <w:szCs w:val="24"/>
-                <w:rtl w:val="0"/>
-              </w:rPr>
-              <w:t xml:space="preserve">Раскрывающая сторона не даёт никаких заверений или гарантий относительно точности или полноты Конфиденциальной информации. Раскрывающая сторона не несёт ответственности за использование Получающей стороной Конфиденциальной информации.</w:t>
-            </w:r>
-          </w:p>
-          <w:p>
-            <w:pPr>
-              <w:shd w:fill="ffffff" w:val="clear"/>
-              <w:spacing w:after="240" w:line="276" w:lineRule="auto"/>
-              <w:ind w:firstLine="283"/>
-              <w:jc w:val="both"/>
-              <w:rPr>
-                <w:sz w:val="24"/>
-                <w:szCs w:val="24"/>
-              </w:rPr>
-            </w:pPr>
-            <w:r>
-              <w:rPr>
-                <w:sz w:val="24"/>
-                <w:szCs w:val="24"/>
-                <w:rtl w:val="0"/>
-              </w:rPr>
-              <w:t xml:space="preserve">Настоящее соглашение никоим образом не расценивается Сторонами как обязательство заключить последующее соглашение любого характера и не может повлечь: (a) любое требование заключить последующее соглашение любого характера; или (b) любое обязательство возмещения расходов по настоящему Договору.</w:t>
-            </w:r>
-          </w:p>
-          <w:p>
-            <w:pPr>
-              <w:keepNext w:val="0"/>
-              <w:keepLines w:val="0"/>
-              <w:widowControl w:val="0"/>
-              <w:pBdr>
-                <w:top w:space="0" w:sz="0" w:val="nil"/>
-                <w:left w:space="0" w:sz="0" w:val="nil"/>
-                <w:bottom w:space="0" w:sz="0" w:val="nil"/>
-                <w:right w:space="0" w:sz="0" w:val="nil"/>
-                <w:between w:space="0" w:sz="0" w:val="nil"/>
-              </w:pBdr>
-              <w:shd w:fill="auto" w:val="clear"/>
-              <w:spacing w:after="240" w:before="0" w:line="276" w:lineRule="auto"/>
-              <w:ind w:left="0" w:right="0" w:firstLine="283"/>
-              <w:jc w:val="both"/>
-              <w:rPr>
-                <w:rFonts w:ascii="Times New Roman" w:cs="Times New Roman" w:eastAsia="Times New Roman" w:hAnsi="Times New Roman"/>
-                <w:b w:val="0"/>
-                <w:bCs w:val="0"/>
-                <w:i w:val="0"/>
-                <w:iCs w:val="0"/>
-                <w:smallCaps w:val="0"/>
-                <w:strike w:val="0"/>
-                <w:color w:val="000000"/>
-                <w:sz w:val="24"/>
-                <w:szCs w:val="24"/>
-                <w:u w:val="none"/>
-                <w:shd w:fill="auto" w:val="clear"/>
-                <w:vertAlign w:val="baseline"/>
-              </w:rPr>
-            </w:pPr>
-            <w:r>
-              <w:rPr>
-                <w:rFonts w:ascii="Times New Roman" w:cs="Times New Roman" w:eastAsia="Times New Roman" w:hAnsi="Times New Roman"/>
-                <w:b w:val="0"/>
-                <w:bCs w:val="0"/>
-                <w:i w:val="0"/>
-                <w:iCs w:val="0"/>
-                <w:smallCaps w:val="0"/>
-                <w:strike w:val="0"/>
-                <w:color w:val="000000"/>
-                <w:sz w:val="24"/>
-                <w:szCs w:val="24"/>
-                <w:u w:val="none"/>
-                <w:shd w:fill="auto" w:val="clear"/>
-                <w:vertAlign w:val="baseline"/>
-                <w:rtl w:val="0"/>
-              </w:rPr>
-              <w:t xml:space="preserve">Настоящее Соглашение не создаёт партнёрских отношений, совместного предприятия, агентских или иных отношений между Сторонами.</w:t>
-            </w:r>
-          </w:p>
-        </w:tc>
-      </w:tr>
-      <w:tr>
-        <w:trPr>
-          <w:cantSplit w:val="0"/>
-          <w:tblHeader w:val="0"/>
-        </w:trPr>
-        <w:tc>
-          <w:tcPr>
-            <w:tcBorders>
-              <w:right w:color="000000" w:space="0" w:sz="4" w:val="single"/>
-            </w:tcBorders>
-          </w:tcPr>
-          <w:p>
-            <w:pPr>
-              <w:pStyle w:val="Heading1"/>
-              <w:numPr>
-                <w:ilvl w:val="0"/>
-                <w:numId w:val="4"/>
-              </w:numPr>
-              <w:tabs>
-                <w:tab w:val="left" w:leader="none" w:pos="275"/>
-              </w:tabs>
-              <w:spacing w:after="240" w:line="276" w:lineRule="auto"/>
-              <w:ind w:left="0" w:firstLine="283"/>
-              <w:jc w:val="both"/>
-              <w:rPr/>
-            </w:pPr>
-            <w:r>
-              <w:rPr>
-                <w:rtl w:val="0"/>
-              </w:rPr>
-              <w:t xml:space="preserve">Intellectual Property Rights</w:t>
-            </w:r>
-          </w:p>
-          <w:p>
-            <w:pPr>
-              <w:keepNext w:val="0"/>
-              <w:keepLines w:val="0"/>
-              <w:widowControl w:val="0"/>
-              <w:pBdr>
-                <w:top w:space="0" w:sz="0" w:val="nil"/>
-                <w:left w:space="0" w:sz="0" w:val="nil"/>
-                <w:bottom w:space="0" w:sz="0" w:val="nil"/>
-                <w:right w:space="0" w:sz="0" w:val="nil"/>
-                <w:between w:space="0" w:sz="0" w:val="nil"/>
-              </w:pBdr>
-              <w:shd w:fill="auto" w:val="clear"/>
-              <w:spacing w:after="240" w:before="167" w:line="276" w:lineRule="auto"/>
-              <w:ind w:left="0" w:right="0" w:firstLine="283"/>
-              <w:jc w:val="both"/>
-              <w:rPr>
-                <w:rFonts w:ascii="Times New Roman" w:cs="Times New Roman" w:eastAsia="Times New Roman" w:hAnsi="Times New Roman"/>
-                <w:b w:val="0"/>
-                <w:bCs w:val="0"/>
-                <w:i w:val="0"/>
-                <w:iCs w:val="0"/>
-                <w:smallCaps w:val="0"/>
-                <w:strike w:val="0"/>
-                <w:color w:val="000000"/>
-                <w:sz w:val="24"/>
-                <w:szCs w:val="24"/>
-                <w:u w:val="none"/>
-                <w:shd w:fill="auto" w:val="clear"/>
-                <w:vertAlign w:val="baseline"/>
-              </w:rPr>
-            </w:pPr>
-            <w:r>
-              <w:rPr>
-                <w:rFonts w:ascii="Times New Roman" w:cs="Times New Roman" w:eastAsia="Times New Roman" w:hAnsi="Times New Roman"/>
-                <w:b w:val="0"/>
-                <w:bCs w:val="0"/>
-                <w:i w:val="0"/>
-                <w:iCs w:val="0"/>
-                <w:smallCaps w:val="0"/>
-                <w:strike w:val="0"/>
-                <w:color w:val="000000"/>
-                <w:sz w:val="24"/>
-                <w:szCs w:val="24"/>
-                <w:u w:val="none"/>
-                <w:shd w:fill="auto" w:val="clear"/>
-                <w:vertAlign w:val="baseline"/>
-                <w:rtl w:val="0"/>
-              </w:rPr>
-              <w:t xml:space="preserve">No license, right, or interest in any intellectual property of the Disclosing Party, including but not limited to patents, trademarks, copyrights, or trade secrets, is granted under this Agreement. All Confidential Information remains the sole property of the Disclosing Party.</w:t>
-            </w:r>
-          </w:p>
-          <w:p>
-            <w:pPr>
-              <w:keepNext w:val="0"/>
-              <w:keepLines w:val="0"/>
-              <w:widowControl w:val="0"/>
-              <w:pBdr>
-                <w:top w:space="0" w:sz="0" w:val="nil"/>
-                <w:left w:space="0" w:sz="0" w:val="nil"/>
-                <w:bottom w:space="0" w:sz="0" w:val="nil"/>
-                <w:right w:space="0" w:sz="0" w:val="nil"/>
-                <w:between w:space="0" w:sz="0" w:val="nil"/>
-              </w:pBdr>
-              <w:shd w:fill="auto" w:val="clear"/>
-              <w:spacing w:after="240" w:before="57" w:line="276" w:lineRule="auto"/>
-              <w:ind w:left="0" w:right="0" w:firstLine="283"/>
-              <w:jc w:val="both"/>
-              <w:rPr>
-                <w:rFonts w:ascii="Times New Roman" w:cs="Times New Roman" w:eastAsia="Times New Roman" w:hAnsi="Times New Roman"/>
-                <w:b w:val="0"/>
-                <w:bCs w:val="0"/>
-                <w:i w:val="0"/>
-                <w:iCs w:val="0"/>
-                <w:smallCaps w:val="0"/>
-                <w:strike w:val="0"/>
-                <w:color w:val="000000"/>
-                <w:sz w:val="24"/>
-                <w:szCs w:val="24"/>
-                <w:u w:val="none"/>
-                <w:shd w:fill="auto" w:val="clear"/>
-                <w:vertAlign w:val="baseline"/>
-              </w:rPr>
-            </w:pPr>
-            <w:r>
-              <w:rPr>
-                <w:rtl w:val="0"/>
-              </w:rPr>
-            </w:r>
-          </w:p>
-          <w:p>
-            <w:pPr>
-              <w:keepNext w:val="0"/>
-              <w:keepLines w:val="0"/>
-              <w:widowControl w:val="0"/>
-              <w:pBdr>
-                <w:top w:space="0" w:sz="0" w:val="nil"/>
-                <w:left w:space="0" w:sz="0" w:val="nil"/>
-                <w:bottom w:space="0" w:sz="0" w:val="nil"/>
-                <w:right w:space="0" w:sz="0" w:val="nil"/>
-                <w:between w:space="0" w:sz="0" w:val="nil"/>
-              </w:pBdr>
-              <w:shd w:fill="auto" w:val="clear"/>
-              <w:spacing w:after="240" w:before="0" w:line="276" w:lineRule="auto"/>
-              <w:ind w:left="0" w:right="0" w:firstLine="283"/>
-              <w:jc w:val="both"/>
-              <w:rPr>
-                <w:rFonts w:ascii="Times New Roman" w:cs="Times New Roman" w:eastAsia="Times New Roman" w:hAnsi="Times New Roman"/>
-                <w:b w:val="0"/>
-                <w:bCs w:val="0"/>
-                <w:i w:val="0"/>
-                <w:iCs w:val="0"/>
-                <w:smallCaps w:val="0"/>
-                <w:strike w:val="0"/>
-                <w:color w:val="000000"/>
-                <w:sz w:val="24"/>
-                <w:szCs w:val="24"/>
-                <w:u w:val="none"/>
-                <w:shd w:fill="auto" w:val="clear"/>
-                <w:vertAlign w:val="baseline"/>
-              </w:rPr>
-            </w:pPr>
-            <w:r>
-              <w:rPr>
-                <w:rtl w:val="0"/>
-              </w:rPr>
-            </w:r>
-          </w:p>
-        </w:tc>
-        <w:tc>
-          <w:tcPr>
-            <w:tcBorders>
-              <w:left w:color="000000" w:space="0" w:sz="4" w:val="single"/>
-            </w:tcBorders>
-          </w:tcPr>
-          <w:p>
-            <w:pPr>
-              <w:shd w:fill="ffffff" w:val="clear"/>
-              <w:spacing w:after="240" w:line="276" w:lineRule="auto"/>
-              <w:ind w:firstLine="283"/>
-              <w:jc w:val="both"/>
-              <w:rPr>
-                <w:sz w:val="24"/>
-                <w:szCs w:val="24"/>
-              </w:rPr>
-            </w:pPr>
-            <w:r>
-              <w:rPr>
-                <w:b w:val="1"/>
-                <w:bCs w:val="1"/>
-                <w:sz w:val="24"/>
-                <w:szCs w:val="24"/>
-                <w:rtl w:val="0"/>
-              </w:rPr>
-              <w:t xml:space="preserve">8. Права на интеллектуальную собственность</w:t>
-            </w:r>
-            <w:r>
-              <w:rPr>
-                <w:rtl w:val="0"/>
-              </w:rPr>
-            </w:r>
-          </w:p>
-          <w:p>
-            <w:pPr>
-              <w:keepNext w:val="0"/>
-              <w:keepLines w:val="0"/>
-              <w:widowControl w:val="0"/>
-              <w:pBdr>
-                <w:top w:space="0" w:sz="0" w:val="nil"/>
-                <w:left w:space="0" w:sz="0" w:val="nil"/>
-                <w:bottom w:space="0" w:sz="0" w:val="nil"/>
-                <w:right w:space="0" w:sz="0" w:val="nil"/>
-                <w:between w:space="0" w:sz="0" w:val="nil"/>
-              </w:pBdr>
-              <w:shd w:fill="auto" w:val="clear"/>
-              <w:spacing w:after="240" w:before="0" w:line="276" w:lineRule="auto"/>
-              <w:ind w:left="0" w:right="0" w:firstLine="283"/>
-              <w:jc w:val="both"/>
-              <w:rPr>
-                <w:rFonts w:ascii="Times New Roman" w:cs="Times New Roman" w:eastAsia="Times New Roman" w:hAnsi="Times New Roman"/>
-                <w:b w:val="0"/>
-                <w:bCs w:val="0"/>
-                <w:i w:val="0"/>
-                <w:iCs w:val="0"/>
-                <w:smallCaps w:val="0"/>
-                <w:strike w:val="0"/>
-                <w:color w:val="000000"/>
-                <w:sz w:val="24"/>
-                <w:szCs w:val="24"/>
-                <w:u w:val="none"/>
-                <w:shd w:fill="auto" w:val="clear"/>
-                <w:vertAlign w:val="baseline"/>
-              </w:rPr>
-            </w:pPr>
-            <w:r>
-              <w:rPr>
-                <w:rFonts w:ascii="Times New Roman" w:cs="Times New Roman" w:eastAsia="Times New Roman" w:hAnsi="Times New Roman"/>
-                <w:b w:val="0"/>
-                <w:bCs w:val="0"/>
-                <w:i w:val="0"/>
-                <w:iCs w:val="0"/>
-                <w:smallCaps w:val="0"/>
-                <w:strike w:val="0"/>
-                <w:color w:val="000000"/>
-                <w:sz w:val="24"/>
-                <w:szCs w:val="24"/>
-                <w:u w:val="none"/>
-                <w:shd w:fill="auto" w:val="clear"/>
-                <w:vertAlign w:val="baseline"/>
-                <w:rtl w:val="0"/>
-              </w:rPr>
-              <w:t xml:space="preserve">Настоящее Соглашение не предоставляет Получающей стороне никаких лицензий, прав или интересов в отношении интеллектуальной собственности Раскрывающей стороны, включая, но не ограничиваясь, патентами, товарными знаками, авторскими правами или коммерческими тайнами. Вся Конфиденциальная информация остаётся исключительной собственностью Раскрывающей стороны.</w:t>
-            </w:r>
-          </w:p>
-        </w:tc>
-      </w:tr>
-      <w:tr>
-        <w:trPr>
-          <w:cantSplit w:val="0"/>
-          <w:tblHeader w:val="0"/>
-        </w:trPr>
-        <w:tc>
-          <w:tcPr>
-            <w:tcBorders>
-              <w:right w:color="000000" w:space="0" w:sz="4" w:val="single"/>
-            </w:tcBorders>
-          </w:tcPr>
-          <w:p>
-            <w:pPr>
-              <w:pStyle w:val="Heading1"/>
-              <w:numPr>
-                <w:ilvl w:val="0"/>
-                <w:numId w:val="4"/>
-              </w:numPr>
-              <w:tabs>
-                <w:tab w:val="left" w:leader="none" w:pos="275"/>
-              </w:tabs>
-              <w:spacing w:after="240" w:line="276" w:lineRule="auto"/>
-              <w:ind w:left="0" w:firstLine="283"/>
-              <w:jc w:val="both"/>
-              <w:rPr/>
-            </w:pPr>
-            <w:r>
-              <w:rPr>
-                <w:rtl w:val="0"/>
-              </w:rPr>
-              <w:t xml:space="preserve">Restriction on Military Use</w:t>
-            </w:r>
-          </w:p>
-          <w:p>
-            <w:pPr>
-              <w:keepNext w:val="0"/>
-              <w:keepLines w:val="0"/>
-              <w:widowControl w:val="0"/>
-              <w:pBdr>
-                <w:top w:space="0" w:sz="0" w:val="nil"/>
-                <w:left w:space="0" w:sz="0" w:val="nil"/>
-                <w:bottom w:space="0" w:sz="0" w:val="nil"/>
-                <w:right w:space="0" w:sz="0" w:val="nil"/>
-                <w:between w:space="0" w:sz="0" w:val="nil"/>
-              </w:pBdr>
-              <w:shd w:fill="auto" w:val="clear"/>
-              <w:spacing w:after="240" w:before="0" w:line="276" w:lineRule="auto"/>
-              <w:ind w:left="0" w:right="0" w:firstLine="283"/>
-              <w:jc w:val="both"/>
-              <w:rPr>
-                <w:rFonts w:ascii="Times New Roman" w:cs="Times New Roman" w:eastAsia="Times New Roman" w:hAnsi="Times New Roman"/>
-                <w:b w:val="0"/>
-                <w:bCs w:val="0"/>
-                <w:i w:val="0"/>
-                <w:iCs w:val="0"/>
-                <w:smallCaps w:val="0"/>
-                <w:strike w:val="0"/>
-                <w:color w:val="000000"/>
-                <w:sz w:val="24"/>
-                <w:szCs w:val="24"/>
-                <w:u w:val="none"/>
-                <w:shd w:fill="auto" w:val="clear"/>
-                <w:vertAlign w:val="baseline"/>
-              </w:rPr>
-            </w:pPr>
-            <w:r>
-              <w:rPr>
-                <w:rFonts w:ascii="Times New Roman" w:cs="Times New Roman" w:eastAsia="Times New Roman" w:hAnsi="Times New Roman"/>
-                <w:b w:val="0"/>
-                <w:bCs w:val="0"/>
-                <w:i w:val="0"/>
-                <w:iCs w:val="0"/>
-                <w:smallCaps w:val="0"/>
-                <w:strike w:val="0"/>
-                <w:color w:val="000000"/>
-                <w:sz w:val="24"/>
-                <w:szCs w:val="24"/>
-                <w:u w:val="none"/>
-                <w:shd w:fill="auto" w:val="clear"/>
-                <w:vertAlign w:val="baseline"/>
-                <w:rtl w:val="0"/>
-              </w:rPr>
-              <w:t xml:space="preserve">The Receiving Party covenants that no Confidential Information will be used, directly or in- directly, for Military Purposes, defined as the design, development, manufacture, or use of any weapons, including but not limited to digital weapons (cyberweapons, including malware, weapon control, and related communications), nuclear, biological, chemical weapons, or mis- siles. This covenant shall survive the termination or expiration of this Agreement.</w:t>
-            </w:r>
-          </w:p>
-        </w:tc>
-        <w:tc>
-          <w:tcPr>
-            <w:tcBorders>
-              <w:left w:color="000000" w:space="0" w:sz="4" w:val="single"/>
-            </w:tcBorders>
-          </w:tcPr>
-          <w:p>
-            <w:pPr>
-              <w:shd w:fill="ffffff" w:val="clear"/>
-              <w:spacing w:after="240" w:line="276" w:lineRule="auto"/>
-              <w:ind w:firstLine="283"/>
-              <w:jc w:val="both"/>
-              <w:rPr>
-                <w:sz w:val="24"/>
-                <w:szCs w:val="24"/>
-              </w:rPr>
-            </w:pPr>
-            <w:r>
-              <w:rPr>
-                <w:b w:val="1"/>
-                <w:bCs w:val="1"/>
-                <w:sz w:val="24"/>
-                <w:szCs w:val="24"/>
-                <w:rtl w:val="0"/>
-              </w:rPr>
-              <w:t xml:space="preserve">9. Ограничение на военное использование</w:t>
-            </w:r>
-            <w:r>
-              <w:rPr>
-                <w:rtl w:val="0"/>
-              </w:rPr>
-            </w:r>
-          </w:p>
-          <w:p>
-            <w:pPr>
-              <w:keepNext w:val="0"/>
-              <w:keepLines w:val="0"/>
-              <w:widowControl w:val="0"/>
-              <w:pBdr>
-                <w:top w:space="0" w:sz="0" w:val="nil"/>
-                <w:left w:space="0" w:sz="0" w:val="nil"/>
-                <w:bottom w:space="0" w:sz="0" w:val="nil"/>
-                <w:right w:space="0" w:sz="0" w:val="nil"/>
-                <w:between w:space="0" w:sz="0" w:val="nil"/>
-              </w:pBdr>
-              <w:shd w:fill="auto" w:val="clear"/>
-              <w:spacing w:after="240" w:before="0" w:line="276" w:lineRule="auto"/>
-              <w:ind w:left="0" w:right="0" w:firstLine="283"/>
-              <w:jc w:val="both"/>
-              <w:rPr>
-                <w:rFonts w:ascii="Times New Roman" w:cs="Times New Roman" w:eastAsia="Times New Roman" w:hAnsi="Times New Roman"/>
-                <w:b w:val="0"/>
-                <w:bCs w:val="0"/>
-                <w:i w:val="0"/>
-                <w:iCs w:val="0"/>
-                <w:smallCaps w:val="0"/>
-                <w:strike w:val="0"/>
-                <w:color w:val="000000"/>
-                <w:sz w:val="24"/>
-                <w:szCs w:val="24"/>
-                <w:u w:val="none"/>
-                <w:shd w:fill="auto" w:val="clear"/>
-                <w:vertAlign w:val="baseline"/>
-              </w:rPr>
-            </w:pPr>
-            <w:r>
-              <w:rPr>
-                <w:rFonts w:ascii="Times New Roman" w:cs="Times New Roman" w:eastAsia="Times New Roman" w:hAnsi="Times New Roman"/>
-                <w:b w:val="0"/>
-                <w:bCs w:val="0"/>
-                <w:i w:val="0"/>
-                <w:iCs w:val="0"/>
-                <w:smallCaps w:val="0"/>
-                <w:strike w:val="0"/>
-                <w:color w:val="000000"/>
-                <w:sz w:val="24"/>
-                <w:szCs w:val="24"/>
-                <w:u w:val="none"/>
-                <w:shd w:fill="auto" w:val="clear"/>
-                <w:vertAlign w:val="baseline"/>
-                <w:rtl w:val="0"/>
-              </w:rPr>
-              <w:t xml:space="preserve">Получающая сторона обязуется не использовать Конфиденциальную информацию, прямо или косвенно, в военных целях, под которыми понимаются разработка, создание, производство или применение любого оружия, включая, но не ограничиваясь, цифровое (кибероружие, включая вредоносное ПО, управление оружием и связью с ним), ядерное, биологическое, химическое оружие или ракеты. Данное обязательство сохраняет силу после прекращения или истечения срока действия настоящего Соглашения.</w:t>
-            </w:r>
-          </w:p>
-        </w:tc>
-      </w:tr>
-      <w:tr>
-        <w:trPr>
-          <w:cantSplit w:val="0"/>
-          <w:tblHeader w:val="0"/>
-        </w:trPr>
-        <w:tc>
-          <w:tcPr>
-            <w:tcBorders>
-              <w:right w:color="000000" w:space="0" w:sz="4" w:val="single"/>
-            </w:tcBorders>
-          </w:tcPr>
-          <w:p>
-            <w:pPr>
-              <w:pStyle w:val="Heading1"/>
-              <w:numPr>
-                <w:ilvl w:val="0"/>
-                <w:numId w:val="4"/>
-              </w:numPr>
-              <w:tabs>
-                <w:tab w:val="left" w:leader="none" w:pos="394"/>
-              </w:tabs>
-              <w:spacing w:after="240" w:before="77" w:line="276" w:lineRule="auto"/>
-              <w:ind w:left="0" w:firstLine="283"/>
-              <w:jc w:val="both"/>
-              <w:rPr/>
-            </w:pPr>
-            <w:r>
-              <w:rPr>
-                <w:rtl w:val="0"/>
-              </w:rPr>
-              <w:t xml:space="preserve">Remedies</w:t>
-            </w:r>
-          </w:p>
-          <w:p>
-            <w:pPr>
-              <w:keepNext w:val="0"/>
-              <w:keepLines w:val="0"/>
-              <w:widowControl w:val="0"/>
-              <w:pBdr>
-                <w:top w:space="0" w:sz="0" w:val="nil"/>
-                <w:left w:space="0" w:sz="0" w:val="nil"/>
-                <w:bottom w:space="0" w:sz="0" w:val="nil"/>
-                <w:right w:space="0" w:sz="0" w:val="nil"/>
-                <w:between w:space="0" w:sz="0" w:val="nil"/>
-              </w:pBdr>
-              <w:shd w:fill="auto" w:val="clear"/>
-              <w:spacing w:after="240" w:before="0" w:line="276" w:lineRule="auto"/>
-              <w:ind w:left="0" w:right="0" w:firstLine="283"/>
-              <w:jc w:val="both"/>
-              <w:rPr>
-                <w:rFonts w:ascii="Times New Roman" w:cs="Times New Roman" w:eastAsia="Times New Roman" w:hAnsi="Times New Roman"/>
-                <w:b w:val="0"/>
-                <w:bCs w:val="0"/>
-                <w:i w:val="0"/>
-                <w:iCs w:val="0"/>
-                <w:smallCaps w:val="0"/>
-                <w:strike w:val="0"/>
-                <w:color w:val="000000"/>
-                <w:sz w:val="24"/>
-                <w:szCs w:val="24"/>
-                <w:u w:val="none"/>
-                <w:shd w:fill="auto" w:val="clear"/>
-                <w:vertAlign w:val="baseline"/>
-              </w:rPr>
-            </w:pPr>
-            <w:r>
-              <w:rPr>
-                <w:rFonts w:ascii="Times New Roman" w:cs="Times New Roman" w:eastAsia="Times New Roman" w:hAnsi="Times New Roman"/>
-                <w:b w:val="0"/>
-                <w:bCs w:val="0"/>
-                <w:i w:val="0"/>
-                <w:iCs w:val="0"/>
-                <w:smallCaps w:val="0"/>
-                <w:strike w:val="0"/>
-                <w:color w:val="000000"/>
-                <w:sz w:val="24"/>
-                <w:szCs w:val="24"/>
-                <w:u w:val="none"/>
-                <w:shd w:fill="auto" w:val="clear"/>
-                <w:vertAlign w:val="baseline"/>
-                <w:rtl w:val="0"/>
-              </w:rPr>
-              <w:t xml:space="preserve">The Receiving Party acknowledges that unauthorized disclosure or use of the Confidential In- formation may cause irreparable harm to the Disclosing Party. The Disclosing Party shall be entitled to seek injunctive relief, in addition to any other remedies available at law or in equity, to prevent or remedy any breach of this Agreement.</w:t>
-            </w:r>
-          </w:p>
-        </w:tc>
-        <w:tc>
-          <w:tcPr>
-            <w:tcBorders>
-              <w:left w:color="000000" w:space="0" w:sz="4" w:val="single"/>
-            </w:tcBorders>
-          </w:tcPr>
-          <w:p>
-            <w:pPr>
-              <w:shd w:fill="ffffff" w:val="clear"/>
-              <w:spacing w:after="240" w:line="276" w:lineRule="auto"/>
-              <w:ind w:firstLine="283"/>
-              <w:jc w:val="both"/>
-              <w:rPr>
-                <w:sz w:val="24"/>
-                <w:szCs w:val="24"/>
-              </w:rPr>
-            </w:pPr>
-            <w:r>
-              <w:rPr>
-                <w:b w:val="1"/>
-                <w:bCs w:val="1"/>
-                <w:sz w:val="24"/>
-                <w:szCs w:val="24"/>
-                <w:rtl w:val="0"/>
-              </w:rPr>
-              <w:t xml:space="preserve">10. Средства правовой защиты</w:t>
-            </w:r>
-            <w:r>
-              <w:rPr>
-                <w:rtl w:val="0"/>
-              </w:rPr>
-            </w:r>
-          </w:p>
-          <w:p>
-            <w:pPr>
-              <w:keepNext w:val="0"/>
-              <w:keepLines w:val="0"/>
-              <w:widowControl w:val="0"/>
-              <w:pBdr>
-                <w:top w:space="0" w:sz="0" w:val="nil"/>
-                <w:left w:space="0" w:sz="0" w:val="nil"/>
-                <w:bottom w:space="0" w:sz="0" w:val="nil"/>
-                <w:right w:space="0" w:sz="0" w:val="nil"/>
-                <w:between w:space="0" w:sz="0" w:val="nil"/>
-              </w:pBdr>
-              <w:shd w:fill="auto" w:val="clear"/>
-              <w:spacing w:after="240" w:before="0" w:line="276" w:lineRule="auto"/>
-              <w:ind w:left="0" w:right="0" w:firstLine="283"/>
-              <w:jc w:val="both"/>
-              <w:rPr>
-                <w:rFonts w:ascii="Times New Roman" w:cs="Times New Roman" w:eastAsia="Times New Roman" w:hAnsi="Times New Roman"/>
-                <w:b w:val="0"/>
-                <w:bCs w:val="0"/>
-                <w:i w:val="0"/>
-                <w:iCs w:val="0"/>
-                <w:smallCaps w:val="0"/>
-                <w:strike w:val="0"/>
-                <w:color w:val="000000"/>
-                <w:sz w:val="24"/>
-                <w:szCs w:val="24"/>
-                <w:u w:val="none"/>
-                <w:shd w:fill="auto" w:val="clear"/>
-                <w:vertAlign w:val="baseline"/>
-              </w:rPr>
-            </w:pPr>
-            <w:r>
-              <w:rPr>
-                <w:rFonts w:ascii="Times New Roman" w:cs="Times New Roman" w:eastAsia="Times New Roman" w:hAnsi="Times New Roman"/>
-                <w:b w:val="0"/>
-                <w:bCs w:val="0"/>
-                <w:i w:val="0"/>
-                <w:iCs w:val="0"/>
-                <w:smallCaps w:val="0"/>
-                <w:strike w:val="0"/>
-                <w:color w:val="000000"/>
-                <w:sz w:val="24"/>
-                <w:szCs w:val="24"/>
-                <w:u w:val="none"/>
-                <w:shd w:fill="auto" w:val="clear"/>
-                <w:vertAlign w:val="baseline"/>
-                <w:rtl w:val="0"/>
-              </w:rPr>
-              <w:t xml:space="preserve">Получающая сторона признаёт, что несанкционированное раскрытие или использование Конфиденциальной информации может причинить Раскрывающей стороне непоправимый вред. Раскрывающая сторона имеет право требовать судебного запрета, в дополнение к иным средствам правовой защиты, для предотвращения или устранения нарушения настоящего Соглашения.</w:t>
-            </w:r>
-          </w:p>
-        </w:tc>
-      </w:tr>
-      <w:tr>
-        <w:trPr>
-          <w:cantSplit w:val="0"/>
-          <w:tblHeader w:val="0"/>
-        </w:trPr>
-        <w:tc>
-          <w:tcPr>
-            <w:tcBorders>
-              <w:right w:color="000000" w:space="0" w:sz="4" w:val="single"/>
-            </w:tcBorders>
-          </w:tcPr>
-          <w:p>
-            <w:pPr>
-              <w:pStyle w:val="Heading1"/>
-              <w:numPr>
-                <w:ilvl w:val="0"/>
-                <w:numId w:val="4"/>
-              </w:numPr>
-              <w:tabs>
-                <w:tab w:val="left" w:leader="none" w:pos="394"/>
-              </w:tabs>
-              <w:spacing w:after="240" w:line="276" w:lineRule="auto"/>
-              <w:ind w:left="0" w:firstLine="283"/>
-              <w:jc w:val="both"/>
-              <w:rPr/>
-            </w:pPr>
-            <w:r>
-              <w:rPr>
-                <w:rtl w:val="0"/>
-              </w:rPr>
-              <w:t xml:space="preserve">Non-Solicitation</w:t>
-            </w:r>
-          </w:p>
-          <w:p>
-            <w:pPr>
-              <w:keepNext w:val="0"/>
-              <w:keepLines w:val="0"/>
-              <w:widowControl w:val="0"/>
-              <w:pBdr>
-                <w:top w:space="0" w:sz="0" w:val="nil"/>
-                <w:left w:space="0" w:sz="0" w:val="nil"/>
-                <w:bottom w:space="0" w:sz="0" w:val="nil"/>
-                <w:right w:space="0" w:sz="0" w:val="nil"/>
-                <w:between w:space="0" w:sz="0" w:val="nil"/>
-              </w:pBdr>
-              <w:shd w:fill="auto" w:val="clear"/>
-              <w:spacing w:after="240" w:before="0" w:line="276" w:lineRule="auto"/>
-              <w:ind w:left="0" w:right="0" w:firstLine="283"/>
-              <w:jc w:val="both"/>
-              <w:rPr>
-                <w:rFonts w:ascii="Times New Roman" w:cs="Times New Roman" w:eastAsia="Times New Roman" w:hAnsi="Times New Roman"/>
-                <w:b w:val="0"/>
-                <w:bCs w:val="0"/>
-                <w:i w:val="0"/>
-                <w:iCs w:val="0"/>
-                <w:smallCaps w:val="0"/>
-                <w:strike w:val="0"/>
-                <w:color w:val="000000"/>
-                <w:sz w:val="24"/>
-                <w:szCs w:val="24"/>
-                <w:u w:val="none"/>
-                <w:shd w:fill="auto" w:val="clear"/>
-                <w:vertAlign w:val="baseline"/>
-              </w:rPr>
-            </w:pPr>
-            <w:r>
-              <w:rPr>
-                <w:rFonts w:ascii="Times New Roman" w:cs="Times New Roman" w:eastAsia="Times New Roman" w:hAnsi="Times New Roman"/>
-                <w:b w:val="0"/>
-                <w:bCs w:val="0"/>
-                <w:i w:val="0"/>
-                <w:iCs w:val="0"/>
-                <w:smallCaps w:val="0"/>
-                <w:strike w:val="0"/>
-                <w:color w:val="000000"/>
-                <w:sz w:val="24"/>
-                <w:szCs w:val="24"/>
-                <w:u w:val="none"/>
-                <w:shd w:fill="auto" w:val="clear"/>
-                <w:vertAlign w:val="baseline"/>
-                <w:rtl w:val="0"/>
-              </w:rPr>
-              <w:t xml:space="preserve">During the term of this Agreement and for one (1) year thereafter, the Receiving Party shall not, directly or indirectly, solicit or hire any employee or contractor of the Disclosing Party involved in the Purpose without the Disclosing Partys prior written consent.</w:t>
-            </w:r>
-          </w:p>
-        </w:tc>
-        <w:tc>
-          <w:tcPr>
-            <w:tcBorders>
-              <w:left w:color="000000" w:space="0" w:sz="4" w:val="single"/>
-            </w:tcBorders>
-          </w:tcPr>
-          <w:p>
-            <w:pPr>
-              <w:shd w:fill="ffffff" w:val="clear"/>
-              <w:spacing w:after="240" w:line="276" w:lineRule="auto"/>
-              <w:ind w:firstLine="283"/>
-              <w:jc w:val="both"/>
-              <w:rPr>
-                <w:sz w:val="24"/>
-                <w:szCs w:val="24"/>
-              </w:rPr>
-            </w:pPr>
-            <w:r>
-              <w:rPr>
-                <w:b w:val="1"/>
-                <w:bCs w:val="1"/>
-                <w:sz w:val="24"/>
-                <w:szCs w:val="24"/>
-                <w:rtl w:val="0"/>
-              </w:rPr>
-              <w:t xml:space="preserve">11. Запрет найма сотрудников</w:t>
-            </w:r>
-            <w:r>
-              <w:rPr>
-                <w:rtl w:val="0"/>
-              </w:rPr>
-            </w:r>
-          </w:p>
-          <w:p>
-            <w:pPr>
-              <w:keepNext w:val="0"/>
-              <w:keepLines w:val="0"/>
-              <w:widowControl w:val="0"/>
-              <w:pBdr>
-                <w:top w:space="0" w:sz="0" w:val="nil"/>
-                <w:left w:space="0" w:sz="0" w:val="nil"/>
-                <w:bottom w:space="0" w:sz="0" w:val="nil"/>
-                <w:right w:space="0" w:sz="0" w:val="nil"/>
-                <w:between w:space="0" w:sz="0" w:val="nil"/>
-              </w:pBdr>
-              <w:shd w:fill="auto" w:val="clear"/>
-              <w:spacing w:after="240" w:before="0" w:line="276" w:lineRule="auto"/>
-              <w:ind w:left="0" w:right="0" w:firstLine="283"/>
-              <w:jc w:val="both"/>
-              <w:rPr>
-                <w:rFonts w:ascii="Times New Roman" w:cs="Times New Roman" w:eastAsia="Times New Roman" w:hAnsi="Times New Roman"/>
-                <w:b w:val="0"/>
-                <w:bCs w:val="0"/>
-                <w:i w:val="0"/>
-                <w:iCs w:val="0"/>
-                <w:smallCaps w:val="0"/>
-                <w:strike w:val="0"/>
-                <w:color w:val="000000"/>
-                <w:sz w:val="24"/>
-                <w:szCs w:val="24"/>
-                <w:u w:val="none"/>
-                <w:shd w:fill="auto" w:val="clear"/>
-                <w:vertAlign w:val="baseline"/>
-              </w:rPr>
-            </w:pPr>
-            <w:r>
-              <w:rPr>
-                <w:rFonts w:ascii="Times New Roman" w:cs="Times New Roman" w:eastAsia="Times New Roman" w:hAnsi="Times New Roman"/>
-                <w:b w:val="0"/>
-                <w:bCs w:val="0"/>
-                <w:i w:val="0"/>
-                <w:iCs w:val="0"/>
-                <w:smallCaps w:val="0"/>
-                <w:strike w:val="0"/>
-                <w:color w:val="000000"/>
-                <w:sz w:val="24"/>
-                <w:szCs w:val="24"/>
-                <w:u w:val="none"/>
-                <w:shd w:fill="auto" w:val="clear"/>
-                <w:vertAlign w:val="baseline"/>
-                <w:rtl w:val="0"/>
-              </w:rPr>
-              <w:t xml:space="preserve">В течение срока действия настоящего Соглашения и в течение одного (1) года после его прекращения Получающая сторона обязуется не переманивать и не нанимать, прямо или косвенно, сотрудников или подрядчиков Раскрывающей стороны, участвующих в достижении Цели, без предварительного письменного согласия Раскрывающей стороны.</w:t>
-            </w:r>
-          </w:p>
-        </w:tc>
-      </w:tr>
-      <w:tr>
-        <w:trPr>
-          <w:cantSplit w:val="0"/>
-          <w:tblHeader w:val="0"/>
-        </w:trPr>
-        <w:tc>
-          <w:tcPr>
-            <w:tcBorders>
-              <w:right w:color="000000" w:space="0" w:sz="4" w:val="single"/>
-            </w:tcBorders>
-          </w:tcPr>
-          <w:p>
-            <w:pPr>
-              <w:pStyle w:val="Heading1"/>
-              <w:numPr>
-                <w:ilvl w:val="0"/>
-                <w:numId w:val="4"/>
-              </w:numPr>
-              <w:tabs>
-                <w:tab w:val="left" w:leader="none" w:pos="394"/>
-              </w:tabs>
-              <w:spacing w:after="240" w:line="276" w:lineRule="auto"/>
-              <w:ind w:left="0" w:firstLine="283"/>
-              <w:jc w:val="both"/>
-              <w:rPr/>
-            </w:pPr>
-            <w:r>
-              <w:rPr>
-                <w:rtl w:val="0"/>
-              </w:rPr>
-              <w:t xml:space="preserve">Governing Law and Jurisdiction</w:t>
-            </w:r>
-          </w:p>
-          <w:p>
-            <w:pPr>
-              <w:keepNext w:val="0"/>
-              <w:keepLines w:val="0"/>
-              <w:widowControl w:val="0"/>
-              <w:pBdr>
-                <w:top w:space="0" w:sz="0" w:val="nil"/>
-                <w:left w:space="0" w:sz="0" w:val="nil"/>
-                <w:bottom w:space="0" w:sz="0" w:val="nil"/>
-                <w:right w:space="0" w:sz="0" w:val="nil"/>
-                <w:between w:space="0" w:sz="0" w:val="nil"/>
-              </w:pBdr>
-              <w:shd w:fill="auto" w:val="clear"/>
-              <w:spacing w:after="240" w:before="167" w:line="276" w:lineRule="auto"/>
-              <w:ind w:left="0" w:right="0" w:firstLine="283"/>
-              <w:jc w:val="both"/>
-              <w:rPr>
-                <w:rFonts w:ascii="Times New Roman" w:cs="Times New Roman" w:eastAsia="Times New Roman" w:hAnsi="Times New Roman"/>
-                <w:b w:val="0"/>
-                <w:bCs w:val="0"/>
-                <w:i w:val="0"/>
-                <w:iCs w:val="0"/>
-                <w:smallCaps w:val="0"/>
-                <w:strike w:val="0"/>
-                <w:color w:val="000000"/>
-                <w:sz w:val="24"/>
-                <w:szCs w:val="24"/>
-                <w:u w:val="none"/>
-                <w:shd w:fill="auto" w:val="clear"/>
-                <w:vertAlign w:val="baseline"/>
-              </w:rPr>
-            </w:pPr>
-            <w:r>
-              <w:rPr>
-                <w:rFonts w:ascii="Times New Roman" w:cs="Times New Roman" w:eastAsia="Times New Roman" w:hAnsi="Times New Roman"/>
-                <w:b w:val="0"/>
-                <w:bCs w:val="0"/>
-                <w:i w:val="0"/>
-                <w:iCs w:val="0"/>
-                <w:smallCaps w:val="0"/>
-                <w:strike w:val="0"/>
-                <w:color w:val="000000"/>
-                <w:sz w:val="24"/>
-                <w:szCs w:val="24"/>
-                <w:u w:val="none"/>
-                <w:shd w:fill="auto" w:val="clear"/>
-                <w:vertAlign w:val="baseline"/>
-                <w:rtl w:val="0"/>
-              </w:rPr>
-              <w:t xml:space="preserve">This Agreement shall be governed by and construed in accordance with the laws of the Russian Federation and general norms of BRICS countries, to the extent they do not contradict Russian Federation law, without regard to conflict of laws principles.</w:t>
-            </w:r>
-          </w:p>
-          <w:p>
-            <w:pPr>
-              <w:keepNext w:val="0"/>
-              <w:keepLines w:val="0"/>
-              <w:widowControl w:val="0"/>
-              <w:pBdr>
-                <w:top w:space="0" w:sz="0" w:val="nil"/>
-                <w:left w:space="0" w:sz="0" w:val="nil"/>
-                <w:bottom w:space="0" w:sz="0" w:val="nil"/>
-                <w:right w:space="0" w:sz="0" w:val="nil"/>
-                <w:between w:space="0" w:sz="0" w:val="nil"/>
-              </w:pBdr>
-              <w:shd w:fill="auto" w:val="clear"/>
-              <w:spacing w:after="240" w:before="167" w:line="276" w:lineRule="auto"/>
-              <w:ind w:left="0" w:right="0" w:firstLine="283"/>
-              <w:jc w:val="both"/>
-              <w:rPr>
-                <w:sz w:val="24"/>
-                <w:szCs w:val="24"/>
-              </w:rPr>
-            </w:pPr>
-            <w:r>
-              <w:rPr>
-                <w:sz w:val="24"/>
-                <w:szCs w:val="24"/>
-                <w:rtl w:val="0"/>
-              </w:rPr>
-              <w:t xml:space="preserve">In the event of a breach of the terms of this Confidentiality Agreement, the Disclosing Party shall have the right to demand, and the Receiving Party shall be obligated to compensate the Disclosing Party for actual damages for each instance of unlawful disclosure of Confidential Information.</w:t>
-            </w:r>
-          </w:p>
-          <w:p>
-            <w:pPr>
-              <w:keepNext w:val="0"/>
-              <w:keepLines w:val="0"/>
-              <w:widowControl w:val="0"/>
-              <w:pBdr>
-                <w:top w:space="0" w:sz="0" w:val="nil"/>
-                <w:left w:space="0" w:sz="0" w:val="nil"/>
-                <w:bottom w:space="0" w:sz="0" w:val="nil"/>
-                <w:right w:space="0" w:sz="0" w:val="nil"/>
-                <w:between w:space="0" w:sz="0" w:val="nil"/>
-              </w:pBdr>
-              <w:shd w:fill="auto" w:val="clear"/>
-              <w:spacing w:after="240" w:before="142" w:line="276" w:lineRule="auto"/>
-              <w:ind w:left="0" w:right="0" w:firstLine="283"/>
-              <w:jc w:val="both"/>
-              <w:rPr>
-                <w:rFonts w:ascii="Times New Roman" w:cs="Times New Roman" w:eastAsia="Times New Roman" w:hAnsi="Times New Roman"/>
-                <w:b w:val="0"/>
-                <w:bCs w:val="0"/>
-                <w:i w:val="0"/>
-                <w:iCs w:val="0"/>
-                <w:smallCaps w:val="0"/>
-                <w:strike w:val="0"/>
-                <w:color w:val="000000"/>
-                <w:sz w:val="24"/>
-                <w:szCs w:val="24"/>
-                <w:u w:val="none"/>
-                <w:shd w:fill="auto" w:val="clear"/>
-                <w:vertAlign w:val="baseline"/>
-              </w:rPr>
-            </w:pPr>
-            <w:r>
-              <w:rPr>
-                <w:rFonts w:ascii="Times New Roman" w:cs="Times New Roman" w:eastAsia="Times New Roman" w:hAnsi="Times New Roman"/>
-                <w:b w:val="0"/>
-                <w:bCs w:val="0"/>
-                <w:i w:val="0"/>
-                <w:iCs w:val="0"/>
-                <w:smallCaps w:val="0"/>
-                <w:strike w:val="0"/>
-                <w:color w:val="000000"/>
-                <w:sz w:val="24"/>
-                <w:szCs w:val="24"/>
-                <w:u w:val="none"/>
-                <w:shd w:fill="auto" w:val="clear"/>
-                <w:vertAlign w:val="baseline"/>
-                <w:rtl w:val="0"/>
-              </w:rPr>
-              <w:t xml:space="preserve">Any dispute, controversy, or claim arising out of or in connection with this Agreement, or its breach, termination, or invalidity, shall be finally settled by arbitration at:</w:t>
+              <w:t xml:space="preserve">Uses commercially reasonable efforts to obtain confidential treatment for any disclosed Confidential Information.</w:t>
             </w:r>
           </w:p>
           <w:p>
@@ -5513,8 +3679,7 @@
               </w:pBdr>
               <w:shd w:fill="auto" w:val="clear"/>
               <w:tabs>
-                <w:tab w:val="left" w:leader="none" w:pos="618"/>
-                <w:tab w:val="left" w:leader="none" w:pos="620"/>
+                <w:tab w:val="left" w:leader="none" w:pos="619"/>
               </w:tabs>
               <w:spacing w:after="240" w:before="143" w:line="276" w:lineRule="auto"/>
               <w:ind w:left="0" w:right="0" w:firstLine="283"/>
@@ -5552,7 +3717,2122 @@
                 <w:vertAlign w:val="baseline"/>
                 <w:rtl w:val="0"/>
               </w:rPr>
-              <w:t xml:space="preserve">The International Commercial Arbitration Court (ICAC) at the Chamber of Commerce and Industry of the Russian Federation in Moscow for counterparties outside the jurisdiction of the Russian Federation; or</w:t>
+              <w:t xml:space="preserve">Provides reasonable assistance to the Disclosing Party in protecting such disclosure.</w:t>
+            </w:r>
+          </w:p>
+          <w:p>
+            <w:pPr>
+              <w:keepNext w:val="0"/>
+              <w:keepLines w:val="0"/>
+              <w:widowControl w:val="0"/>
+              <w:pBdr>
+                <w:top w:space="0" w:sz="0" w:val="nil"/>
+                <w:left w:space="0" w:sz="0" w:val="nil"/>
+                <w:bottom w:space="0" w:sz="0" w:val="nil"/>
+                <w:right w:space="0" w:sz="0" w:val="nil"/>
+                <w:between w:space="0" w:sz="0" w:val="nil"/>
+              </w:pBdr>
+              <w:shd w:fill="auto" w:val="clear"/>
+              <w:spacing w:after="240" w:before="0" w:line="276" w:lineRule="auto"/>
+              <w:ind w:left="0" w:right="0" w:firstLine="283"/>
+              <w:jc w:val="both"/>
+              <w:rPr>
+                <w:rFonts w:ascii="Times New Roman" w:cs="Times New Roman" w:eastAsia="Times New Roman" w:hAnsi="Times New Roman"/>
+                <w:b w:val="0"/>
+                <w:bCs w:val="0"/>
+                <w:i w:val="0"/>
+                <w:iCs w:val="0"/>
+                <w:smallCaps w:val="0"/>
+                <w:strike w:val="0"/>
+                <w:color w:val="000000"/>
+                <w:sz w:val="24"/>
+                <w:szCs w:val="24"/>
+                <w:u w:val="none"/>
+                <w:shd w:fill="auto" w:val="clear"/>
+                <w:vertAlign w:val="baseline"/>
+              </w:rPr>
+            </w:pPr>
+            <w:r>
+              <w:rPr>
+                <w:rtl w:val="0"/>
+              </w:rPr>
+            </w:r>
+          </w:p>
+        </w:tc>
+        <w:tc>
+          <w:tcPr>
+            <w:tcBorders>
+              <w:left w:color="000000" w:space="0" w:sz="4" w:val="single"/>
+            </w:tcBorders>
+          </w:tcPr>
+          <w:p>
+            <w:pPr>
+              <w:shd w:fill="ffffff" w:val="clear"/>
+              <w:spacing w:after="240" w:line="276" w:lineRule="auto"/>
+              <w:ind w:firstLine="283"/>
+              <w:jc w:val="both"/>
+              <w:rPr>
+                <w:sz w:val="24"/>
+                <w:szCs w:val="24"/>
+              </w:rPr>
+            </w:pPr>
+            <w:r>
+              <w:rPr>
+                <w:b w:val="1"/>
+                <w:bCs w:val="1"/>
+                <w:sz w:val="24"/>
+                <w:szCs w:val="24"/>
+                <w:rtl w:val="0"/>
+              </w:rPr>
+              <w:t xml:space="preserve">4. Разрешенные раскрытия</w:t>
+            </w:r>
+            <w:r>
+              <w:rPr>
+                <w:rtl w:val="0"/>
+              </w:rPr>
+            </w:r>
+          </w:p>
+          <w:p>
+            <w:pPr>
+              <w:shd w:fill="ffffff" w:val="clear"/>
+              <w:spacing w:after="240" w:line="276" w:lineRule="auto"/>
+              <w:ind w:firstLine="283"/>
+              <w:jc w:val="both"/>
+              <w:rPr>
+                <w:sz w:val="24"/>
+                <w:szCs w:val="24"/>
+              </w:rPr>
+            </w:pPr>
+            <w:r>
+              <w:rPr>
+                <w:sz w:val="24"/>
+                <w:szCs w:val="24"/>
+                <w:rtl w:val="0"/>
+              </w:rPr>
+              <w:t xml:space="preserve">Получающая сторона может раскрыть Конфиденциальную информацию, если это требуется по закону, нормативному акту или судебному решению, при условии, что она:</w:t>
+            </w:r>
+          </w:p>
+          <w:p>
+            <w:pPr>
+              <w:widowControl w:val="1"/>
+              <w:numPr>
+                <w:ilvl w:val="0"/>
+                <w:numId w:val="2"/>
+              </w:numPr>
+              <w:shd w:fill="ffffff" w:val="clear"/>
+              <w:spacing w:after="240" w:line="276" w:lineRule="auto"/>
+              <w:ind w:left="0" w:firstLine="283"/>
+              <w:jc w:val="both"/>
+              <w:rPr>
+                <w:sz w:val="24"/>
+                <w:szCs w:val="24"/>
+              </w:rPr>
+            </w:pPr>
+            <w:r>
+              <w:rPr>
+                <w:sz w:val="24"/>
+                <w:szCs w:val="24"/>
+                <w:rtl w:val="0"/>
+              </w:rPr>
+              <w:t xml:space="preserve">Незамедлительно, но в любом случае до раскрытия, уведомит Раскрывающую сторону в письменной форме, чтобы позволить Раскрывающей стороне добиться судебного запрета или иного средства правовой защиты. </w:t>
+            </w:r>
+          </w:p>
+          <w:p>
+            <w:pPr>
+              <w:widowControl w:val="1"/>
+              <w:numPr>
+                <w:ilvl w:val="0"/>
+                <w:numId w:val="2"/>
+              </w:numPr>
+              <w:shd w:fill="ffffff" w:val="clear"/>
+              <w:spacing w:after="240" w:line="276" w:lineRule="auto"/>
+              <w:ind w:left="0" w:firstLine="283"/>
+              <w:jc w:val="both"/>
+              <w:rPr>
+                <w:sz w:val="24"/>
+                <w:szCs w:val="24"/>
+              </w:rPr>
+            </w:pPr>
+            <w:r>
+              <w:rPr>
+                <w:sz w:val="24"/>
+                <w:szCs w:val="24"/>
+                <w:rtl w:val="0"/>
+              </w:rPr>
+              <w:t xml:space="preserve">Сообщит Раскрывающей стороне предполагаемую форму, объём, сроки, характер и цели такого раскрытия.</w:t>
+            </w:r>
+          </w:p>
+          <w:p>
+            <w:pPr>
+              <w:widowControl w:val="1"/>
+              <w:numPr>
+                <w:ilvl w:val="0"/>
+                <w:numId w:val="2"/>
+              </w:numPr>
+              <w:shd w:fill="ffffff" w:val="clear"/>
+              <w:spacing w:after="240" w:line="276" w:lineRule="auto"/>
+              <w:ind w:left="0" w:firstLine="283"/>
+              <w:jc w:val="both"/>
+              <w:rPr>
+                <w:sz w:val="24"/>
+                <w:szCs w:val="24"/>
+              </w:rPr>
+            </w:pPr>
+            <w:r>
+              <w:rPr>
+                <w:sz w:val="24"/>
+                <w:szCs w:val="24"/>
+                <w:rtl w:val="0"/>
+              </w:rPr>
+              <w:t xml:space="preserve">Укажет на конфиденциальный характер Конфиденциальной информации соответствующим органам.</w:t>
+            </w:r>
+          </w:p>
+          <w:p>
+            <w:pPr>
+              <w:widowControl w:val="1"/>
+              <w:numPr>
+                <w:ilvl w:val="0"/>
+                <w:numId w:val="2"/>
+              </w:numPr>
+              <w:shd w:fill="ffffff" w:val="clear"/>
+              <w:spacing w:after="240" w:line="276" w:lineRule="auto"/>
+              <w:ind w:left="0" w:firstLine="283"/>
+              <w:jc w:val="both"/>
+              <w:rPr>
+                <w:sz w:val="24"/>
+                <w:szCs w:val="24"/>
+              </w:rPr>
+            </w:pPr>
+            <w:r>
+              <w:rPr>
+                <w:sz w:val="24"/>
+                <w:szCs w:val="24"/>
+                <w:rtl w:val="0"/>
+              </w:rPr>
+              <w:t xml:space="preserve">Раскроет только ту часть Конфиденциальной информации, которая строго необходима по закону или запросу.</w:t>
+            </w:r>
+          </w:p>
+          <w:p>
+            <w:pPr>
+              <w:widowControl w:val="1"/>
+              <w:numPr>
+                <w:ilvl w:val="0"/>
+                <w:numId w:val="2"/>
+              </w:numPr>
+              <w:shd w:fill="ffffff" w:val="clear"/>
+              <w:spacing w:after="240" w:line="276" w:lineRule="auto"/>
+              <w:ind w:left="0" w:firstLine="283"/>
+              <w:jc w:val="both"/>
+              <w:rPr>
+                <w:sz w:val="24"/>
+                <w:szCs w:val="24"/>
+              </w:rPr>
+            </w:pPr>
+            <w:r>
+              <w:rPr>
+                <w:sz w:val="24"/>
+                <w:szCs w:val="24"/>
+                <w:rtl w:val="0"/>
+              </w:rPr>
+              <w:t xml:space="preserve">Приложит коммерчески разумные усилия для обеспечения конфиденциального режима в отношении раскрытой Конфиденциальной информации.</w:t>
+            </w:r>
+          </w:p>
+          <w:p>
+            <w:pPr>
+              <w:widowControl w:val="1"/>
+              <w:numPr>
+                <w:ilvl w:val="0"/>
+                <w:numId w:val="2"/>
+              </w:numPr>
+              <w:shd w:fill="ffffff" w:val="clear"/>
+              <w:spacing w:after="240" w:line="276" w:lineRule="auto"/>
+              <w:ind w:left="0" w:firstLine="283"/>
+              <w:jc w:val="both"/>
+              <w:rPr>
+                <w:sz w:val="24"/>
+                <w:szCs w:val="24"/>
+              </w:rPr>
+            </w:pPr>
+            <w:r>
+              <w:rPr>
+                <w:rFonts w:ascii="Times New Roman" w:cs="Times New Roman" w:eastAsia="Times New Roman" w:hAnsi="Times New Roman"/>
+                <w:b w:val="0"/>
+                <w:bCs w:val="0"/>
+                <w:i w:val="0"/>
+                <w:iCs w:val="0"/>
+                <w:smallCaps w:val="0"/>
+                <w:strike w:val="0"/>
+                <w:color w:val="000000"/>
+                <w:sz w:val="24"/>
+                <w:szCs w:val="24"/>
+                <w:u w:val="none"/>
+                <w:shd w:fill="auto" w:val="clear"/>
+                <w:vertAlign w:val="baseline"/>
+                <w:rtl w:val="0"/>
+              </w:rPr>
+              <w:t xml:space="preserve">Окажет Раскрывающей стороне разумную помощь в защите такой информации от раскрытия.</w:t>
+            </w:r>
+          </w:p>
+        </w:tc>
+      </w:tr>
+      <w:tr>
+        <w:trPr>
+          <w:cantSplit w:val="0"/>
+          <w:tblHeader w:val="0"/>
+        </w:trPr>
+        <w:tc>
+          <w:tcPr>
+            <w:tcBorders>
+              <w:right w:color="000000" w:space="0" w:sz="4" w:val="single"/>
+            </w:tcBorders>
+          </w:tcPr>
+          <w:p>
+            <w:pPr>
+              <w:pStyle w:val="Heading1"/>
+              <w:numPr>
+                <w:ilvl w:val="0"/>
+                <w:numId w:val="4"/>
+              </w:numPr>
+              <w:tabs>
+                <w:tab w:val="left" w:leader="none" w:pos="275"/>
+              </w:tabs>
+              <w:spacing w:after="240" w:line="276" w:lineRule="auto"/>
+              <w:ind w:left="0" w:firstLine="283"/>
+              <w:jc w:val="both"/>
+              <w:rPr/>
+            </w:pPr>
+            <w:r>
+              <w:rPr>
+                <w:rtl w:val="0"/>
+              </w:rPr>
+              <w:t xml:space="preserve">Term and Termination</w:t>
+            </w:r>
+          </w:p>
+          <w:p>
+            <w:pPr>
+              <w:keepNext w:val="0"/>
+              <w:keepLines w:val="0"/>
+              <w:widowControl w:val="0"/>
+              <w:pBdr>
+                <w:top w:space="0" w:sz="0" w:val="nil"/>
+                <w:left w:space="0" w:sz="0" w:val="nil"/>
+                <w:bottom w:space="0" w:sz="0" w:val="nil"/>
+                <w:right w:space="0" w:sz="0" w:val="nil"/>
+                <w:between w:space="0" w:sz="0" w:val="nil"/>
+              </w:pBdr>
+              <w:shd w:fill="auto" w:val="clear"/>
+              <w:spacing w:after="240" w:before="168" w:line="276" w:lineRule="auto"/>
+              <w:ind w:left="0" w:right="0" w:firstLine="283"/>
+              <w:jc w:val="both"/>
+              <w:rPr>
+                <w:rFonts w:ascii="Times New Roman" w:cs="Times New Roman" w:eastAsia="Times New Roman" w:hAnsi="Times New Roman"/>
+                <w:b w:val="0"/>
+                <w:bCs w:val="0"/>
+                <w:i w:val="0"/>
+                <w:iCs w:val="0"/>
+                <w:smallCaps w:val="0"/>
+                <w:strike w:val="0"/>
+                <w:color w:val="000000"/>
+                <w:sz w:val="24"/>
+                <w:szCs w:val="24"/>
+                <w:u w:val="none"/>
+                <w:shd w:fill="auto" w:val="clear"/>
+                <w:vertAlign w:val="baseline"/>
+              </w:rPr>
+            </w:pPr>
+            <w:r>
+              <w:rPr>
+                <w:sz w:val="24"/>
+                <w:szCs w:val="24"/>
+                <w:rtl w:val="0"/>
+              </w:rPr>
+              <w:t xml:space="preserve">This Agreement enters into force on the date of its signing and remains in effect until the fulfillment of obligations or the termination of cooperation, unless terminated earlier by the mutual written agreement of the Parties or upon thirty (30) days' written notice by one of the Parties. Obligations regarding Confidential Information shall remain in effect for a period of five (5) years following the termination of the Agreement. Provisions of the Agreement that by their nature are intended to survive its termination shall remain in effect.</w:t>
+            </w:r>
+            <w:r>
+              <w:rPr>
+                <w:rtl w:val="0"/>
+              </w:rPr>
+            </w:r>
+          </w:p>
+          <w:p>
+            <w:pPr>
+              <w:keepNext w:val="0"/>
+              <w:keepLines w:val="0"/>
+              <w:widowControl w:val="0"/>
+              <w:pBdr>
+                <w:top w:space="0" w:sz="0" w:val="nil"/>
+                <w:left w:space="0" w:sz="0" w:val="nil"/>
+                <w:bottom w:space="0" w:sz="0" w:val="nil"/>
+                <w:right w:space="0" w:sz="0" w:val="nil"/>
+                <w:between w:space="0" w:sz="0" w:val="nil"/>
+              </w:pBdr>
+              <w:shd w:fill="auto" w:val="clear"/>
+              <w:spacing w:after="240" w:before="0" w:line="276" w:lineRule="auto"/>
+              <w:ind w:left="0" w:right="0" w:firstLine="283"/>
+              <w:jc w:val="both"/>
+              <w:rPr>
+                <w:rFonts w:ascii="Times New Roman" w:cs="Times New Roman" w:eastAsia="Times New Roman" w:hAnsi="Times New Roman"/>
+                <w:b w:val="0"/>
+                <w:bCs w:val="0"/>
+                <w:i w:val="0"/>
+                <w:iCs w:val="0"/>
+                <w:smallCaps w:val="0"/>
+                <w:strike w:val="0"/>
+                <w:color w:val="000000"/>
+                <w:sz w:val="24"/>
+                <w:szCs w:val="24"/>
+                <w:u w:val="none"/>
+                <w:shd w:fill="auto" w:val="clear"/>
+                <w:vertAlign w:val="baseline"/>
+              </w:rPr>
+            </w:pPr>
+            <w:r>
+              <w:rPr>
+                <w:rtl w:val="0"/>
+              </w:rPr>
+            </w:r>
+          </w:p>
+        </w:tc>
+        <w:tc>
+          <w:tcPr>
+            <w:tcBorders>
+              <w:left w:color="000000" w:space="0" w:sz="4" w:val="single"/>
+            </w:tcBorders>
+          </w:tcPr>
+          <w:p>
+            <w:pPr>
+              <w:shd w:fill="ffffff" w:val="clear"/>
+              <w:spacing w:after="240" w:line="276" w:lineRule="auto"/>
+              <w:ind w:firstLine="283"/>
+              <w:jc w:val="both"/>
+              <w:rPr>
+                <w:sz w:val="24"/>
+                <w:szCs w:val="24"/>
+              </w:rPr>
+            </w:pPr>
+            <w:r>
+              <w:rPr>
+                <w:b w:val="1"/>
+                <w:bCs w:val="1"/>
+                <w:sz w:val="24"/>
+                <w:szCs w:val="24"/>
+                <w:rtl w:val="0"/>
+              </w:rPr>
+              <w:t xml:space="preserve">5. Срок действия и прекращение</w:t>
+            </w:r>
+            <w:r>
+              <w:rPr>
+                <w:rtl w:val="0"/>
+              </w:rPr>
+            </w:r>
+          </w:p>
+          <w:p>
+            <w:pPr>
+              <w:shd w:fill="ffffff" w:val="clear"/>
+              <w:spacing w:after="240" w:line="276" w:lineRule="auto"/>
+              <w:ind w:firstLine="283"/>
+              <w:jc w:val="both"/>
+              <w:rPr>
+                <w:sz w:val="24"/>
+                <w:szCs w:val="24"/>
+              </w:rPr>
+            </w:pPr>
+            <w:r>
+              <w:rPr>
+                <w:sz w:val="24"/>
+                <w:szCs w:val="24"/>
+                <w:rtl w:val="0"/>
+              </w:rPr>
+              <w:t xml:space="preserve">Настоящее Соглашение вступает в силу с даты его подписания и действует до выполнения обязательств либо окончания сотрудничества, если не будет прекращено досрочно по взаимному письменному согласию Сторон или по письменному уведомлению одной из Сторон за тридцать (30) дней. Обязательства в отношении Конфиденциальной информации сохраняют силу в течение пяти (5) лет после прекращения действия Соглашения. Положения Соглашения, которые по своей природе должны оставаться в силе после его прекращения, продолжают действовать.</w:t>
+            </w:r>
+          </w:p>
+          <w:p>
+            <w:pPr>
+              <w:keepNext w:val="0"/>
+              <w:keepLines w:val="0"/>
+              <w:widowControl w:val="0"/>
+              <w:pBdr>
+                <w:top w:space="0" w:sz="0" w:val="nil"/>
+                <w:left w:space="0" w:sz="0" w:val="nil"/>
+                <w:bottom w:space="0" w:sz="0" w:val="nil"/>
+                <w:right w:space="0" w:sz="0" w:val="nil"/>
+                <w:between w:space="0" w:sz="0" w:val="nil"/>
+              </w:pBdr>
+              <w:shd w:fill="auto" w:val="clear"/>
+              <w:spacing w:after="240" w:before="0" w:line="276" w:lineRule="auto"/>
+              <w:ind w:left="0" w:right="0" w:firstLine="283"/>
+              <w:jc w:val="both"/>
+              <w:rPr>
+                <w:rFonts w:ascii="Times New Roman" w:cs="Times New Roman" w:eastAsia="Times New Roman" w:hAnsi="Times New Roman"/>
+                <w:b w:val="0"/>
+                <w:bCs w:val="0"/>
+                <w:i w:val="0"/>
+                <w:iCs w:val="0"/>
+                <w:smallCaps w:val="0"/>
+                <w:strike w:val="0"/>
+                <w:color w:val="000000"/>
+                <w:sz w:val="24"/>
+                <w:szCs w:val="24"/>
+                <w:u w:val="none"/>
+                <w:shd w:fill="auto" w:val="clear"/>
+                <w:vertAlign w:val="baseline"/>
+              </w:rPr>
+            </w:pPr>
+            <w:r>
+              <w:rPr>
+                <w:rtl w:val="0"/>
+              </w:rPr>
+            </w:r>
+          </w:p>
+        </w:tc>
+      </w:tr>
+      <w:tr>
+        <w:trPr>
+          <w:cantSplit w:val="0"/>
+          <w:tblHeader w:val="0"/>
+        </w:trPr>
+        <w:tc>
+          <w:tcPr>
+            <w:tcBorders>
+              <w:right w:color="000000" w:space="0" w:sz="4" w:val="single"/>
+            </w:tcBorders>
+          </w:tcPr>
+          <w:p>
+            <w:pPr>
+              <w:pStyle w:val="Heading1"/>
+              <w:numPr>
+                <w:ilvl w:val="0"/>
+                <w:numId w:val="4"/>
+              </w:numPr>
+              <w:tabs>
+                <w:tab w:val="left" w:leader="none" w:pos="275"/>
+              </w:tabs>
+              <w:spacing w:after="240" w:line="276" w:lineRule="auto"/>
+              <w:ind w:left="0" w:firstLine="283"/>
+              <w:jc w:val="both"/>
+              <w:rPr/>
+            </w:pPr>
+            <w:r>
+              <w:rPr>
+                <w:rtl w:val="0"/>
+              </w:rPr>
+              <w:t xml:space="preserve">Return or Destruction of Confidential Information</w:t>
+            </w:r>
+          </w:p>
+          <w:p>
+            <w:pPr>
+              <w:keepNext w:val="0"/>
+              <w:keepLines w:val="0"/>
+              <w:widowControl w:val="0"/>
+              <w:pBdr>
+                <w:top w:space="0" w:sz="0" w:val="nil"/>
+                <w:left w:space="0" w:sz="0" w:val="nil"/>
+                <w:bottom w:space="0" w:sz="0" w:val="nil"/>
+                <w:right w:space="0" w:sz="0" w:val="nil"/>
+                <w:between w:space="0" w:sz="0" w:val="nil"/>
+              </w:pBdr>
+              <w:shd w:fill="auto" w:val="clear"/>
+              <w:spacing w:after="240" w:before="168" w:line="276" w:lineRule="auto"/>
+              <w:ind w:left="0" w:right="0" w:firstLine="283"/>
+              <w:jc w:val="both"/>
+              <w:rPr>
+                <w:rFonts w:ascii="Times New Roman" w:cs="Times New Roman" w:eastAsia="Times New Roman" w:hAnsi="Times New Roman"/>
+                <w:b w:val="0"/>
+                <w:bCs w:val="0"/>
+                <w:i w:val="0"/>
+                <w:iCs w:val="0"/>
+                <w:smallCaps w:val="0"/>
+                <w:strike w:val="0"/>
+                <w:color w:val="000000"/>
+                <w:sz w:val="24"/>
+                <w:szCs w:val="24"/>
+                <w:u w:val="none"/>
+                <w:shd w:fill="auto" w:val="clear"/>
+                <w:vertAlign w:val="baseline"/>
+              </w:rPr>
+            </w:pPr>
+            <w:r>
+              <w:rPr>
+                <w:rFonts w:ascii="Times New Roman" w:cs="Times New Roman" w:eastAsia="Times New Roman" w:hAnsi="Times New Roman"/>
+                <w:b w:val="0"/>
+                <w:bCs w:val="0"/>
+                <w:i w:val="0"/>
+                <w:iCs w:val="0"/>
+                <w:smallCaps w:val="0"/>
+                <w:strike w:val="0"/>
+                <w:color w:val="000000"/>
+                <w:sz w:val="24"/>
+                <w:szCs w:val="24"/>
+                <w:u w:val="none"/>
+                <w:shd w:fill="auto" w:val="clear"/>
+                <w:vertAlign w:val="baseline"/>
+                <w:rtl w:val="0"/>
+              </w:rPr>
+              <w:t xml:space="preserve">Upon termination of this Agreement or at the Disclosing Partys written request, the Receiving Party shall promptly return or destroy all copies of the Confidential Information, including any notes, analyses, or derivatives thereof, and provide written certification of such destruction to the Disclosing Party within ten (10) days.</w:t>
+            </w:r>
+          </w:p>
+          <w:p>
+            <w:pPr>
+              <w:keepNext w:val="0"/>
+              <w:keepLines w:val="0"/>
+              <w:widowControl w:val="0"/>
+              <w:pBdr>
+                <w:top w:space="0" w:sz="0" w:val="nil"/>
+                <w:left w:space="0" w:sz="0" w:val="nil"/>
+                <w:bottom w:space="0" w:sz="0" w:val="nil"/>
+                <w:right w:space="0" w:sz="0" w:val="nil"/>
+                <w:between w:space="0" w:sz="0" w:val="nil"/>
+              </w:pBdr>
+              <w:shd w:fill="auto" w:val="clear"/>
+              <w:spacing w:after="240" w:before="0" w:line="276" w:lineRule="auto"/>
+              <w:ind w:left="0" w:right="0" w:firstLine="283"/>
+              <w:jc w:val="both"/>
+              <w:rPr>
+                <w:rFonts w:ascii="Times New Roman" w:cs="Times New Roman" w:eastAsia="Times New Roman" w:hAnsi="Times New Roman"/>
+                <w:b w:val="0"/>
+                <w:bCs w:val="0"/>
+                <w:i w:val="0"/>
+                <w:iCs w:val="0"/>
+                <w:smallCaps w:val="0"/>
+                <w:strike w:val="0"/>
+                <w:color w:val="000000"/>
+                <w:sz w:val="24"/>
+                <w:szCs w:val="24"/>
+                <w:u w:val="none"/>
+                <w:shd w:fill="auto" w:val="clear"/>
+                <w:vertAlign w:val="baseline"/>
+              </w:rPr>
+            </w:pPr>
+            <w:r>
+              <w:rPr>
+                <w:rtl w:val="0"/>
+              </w:rPr>
+            </w:r>
+          </w:p>
+        </w:tc>
+        <w:tc>
+          <w:tcPr>
+            <w:tcBorders>
+              <w:left w:color="000000" w:space="0" w:sz="4" w:val="single"/>
+            </w:tcBorders>
+          </w:tcPr>
+          <w:p>
+            <w:pPr>
+              <w:shd w:fill="ffffff" w:val="clear"/>
+              <w:spacing w:after="240" w:line="276" w:lineRule="auto"/>
+              <w:ind w:firstLine="283"/>
+              <w:jc w:val="both"/>
+              <w:rPr>
+                <w:sz w:val="24"/>
+                <w:szCs w:val="24"/>
+              </w:rPr>
+            </w:pPr>
+            <w:r>
+              <w:rPr>
+                <w:b w:val="1"/>
+                <w:bCs w:val="1"/>
+                <w:sz w:val="24"/>
+                <w:szCs w:val="24"/>
+                <w:rtl w:val="0"/>
+              </w:rPr>
+              <w:t xml:space="preserve">6. Возврат или уничтожение Конфиденциальной информации</w:t>
+            </w:r>
+            <w:r>
+              <w:rPr>
+                <w:rtl w:val="0"/>
+              </w:rPr>
+            </w:r>
+          </w:p>
+          <w:p>
+            <w:pPr>
+              <w:shd w:fill="ffffff" w:val="clear"/>
+              <w:spacing w:after="240" w:line="276" w:lineRule="auto"/>
+              <w:ind w:firstLine="283"/>
+              <w:jc w:val="both"/>
+              <w:rPr>
+                <w:sz w:val="24"/>
+                <w:szCs w:val="24"/>
+              </w:rPr>
+            </w:pPr>
+            <w:r>
+              <w:rPr>
+                <w:sz w:val="24"/>
+                <w:szCs w:val="24"/>
+                <w:rtl w:val="0"/>
+              </w:rPr>
+              <w:t xml:space="preserve">После прекращения действия настоящего Соглашения или по письменному запросу Раскрывающей стороны Получающая сторона незамедлительно возвращает или уничтожает все копии Конфиденциальной информации, включая любые заметки, анализы или производные материалы, и предоставляет Раскрывающей стороне письменное подтверждение такого уничтожения в течение десяти (10) дней.</w:t>
+            </w:r>
+          </w:p>
+        </w:tc>
+      </w:tr>
+      <w:tr>
+        <w:trPr>
+          <w:cantSplit w:val="0"/>
+          <w:tblHeader w:val="0"/>
+        </w:trPr>
+        <w:tc>
+          <w:tcPr>
+            <w:tcBorders>
+              <w:right w:color="000000" w:space="0" w:sz="4" w:val="single"/>
+            </w:tcBorders>
+          </w:tcPr>
+          <w:p>
+            <w:pPr>
+              <w:pStyle w:val="Heading1"/>
+              <w:numPr>
+                <w:ilvl w:val="0"/>
+                <w:numId w:val="4"/>
+              </w:numPr>
+              <w:tabs>
+                <w:tab w:val="left" w:leader="none" w:pos="275"/>
+              </w:tabs>
+              <w:spacing w:after="240" w:line="276" w:lineRule="auto"/>
+              <w:ind w:left="0" w:firstLine="283"/>
+              <w:jc w:val="both"/>
+              <w:rPr/>
+            </w:pPr>
+            <w:r>
+              <w:rPr>
+                <w:rtl w:val="0"/>
+              </w:rPr>
+              <w:t xml:space="preserve">No Warranty and No Partnership</w:t>
+            </w:r>
+          </w:p>
+          <w:p>
+            <w:pPr>
+              <w:keepNext w:val="0"/>
+              <w:keepLines w:val="0"/>
+              <w:widowControl w:val="0"/>
+              <w:pBdr>
+                <w:top w:space="0" w:sz="0" w:val="nil"/>
+                <w:left w:space="0" w:sz="0" w:val="nil"/>
+                <w:bottom w:space="0" w:sz="0" w:val="nil"/>
+                <w:right w:space="0" w:sz="0" w:val="nil"/>
+                <w:between w:space="0" w:sz="0" w:val="nil"/>
+              </w:pBdr>
+              <w:shd w:fill="auto" w:val="clear"/>
+              <w:spacing w:after="240" w:before="168" w:line="276" w:lineRule="auto"/>
+              <w:ind w:left="0" w:right="0" w:firstLine="283"/>
+              <w:jc w:val="both"/>
+              <w:rPr>
+                <w:rFonts w:ascii="Times New Roman" w:cs="Times New Roman" w:eastAsia="Times New Roman" w:hAnsi="Times New Roman"/>
+                <w:b w:val="0"/>
+                <w:bCs w:val="0"/>
+                <w:i w:val="0"/>
+                <w:iCs w:val="0"/>
+                <w:smallCaps w:val="0"/>
+                <w:strike w:val="0"/>
+                <w:color w:val="000000"/>
+                <w:sz w:val="24"/>
+                <w:szCs w:val="24"/>
+                <w:u w:val="none"/>
+                <w:shd w:fill="auto" w:val="clear"/>
+                <w:vertAlign w:val="baseline"/>
+              </w:rPr>
+            </w:pPr>
+            <w:r>
+              <w:rPr>
+                <w:rFonts w:ascii="Times New Roman" w:cs="Times New Roman" w:eastAsia="Times New Roman" w:hAnsi="Times New Roman"/>
+                <w:b w:val="0"/>
+                <w:bCs w:val="0"/>
+                <w:i w:val="0"/>
+                <w:iCs w:val="0"/>
+                <w:smallCaps w:val="0"/>
+                <w:strike w:val="0"/>
+                <w:color w:val="000000"/>
+                <w:sz w:val="24"/>
+                <w:szCs w:val="24"/>
+                <w:u w:val="none"/>
+                <w:shd w:fill="auto" w:val="clear"/>
+                <w:vertAlign w:val="baseline"/>
+                <w:rtl w:val="0"/>
+              </w:rPr>
+              <w:t xml:space="preserve">The Disclosing Party makes no representation or warranty as to the accuracy or completeness of the Confidential Information. The Disclosing Party shall not have any liability resulting from the Receiving Partys use of the Confidential Information.</w:t>
+            </w:r>
+          </w:p>
+          <w:p>
+            <w:pPr>
+              <w:keepNext w:val="0"/>
+              <w:keepLines w:val="0"/>
+              <w:widowControl w:val="0"/>
+              <w:pBdr>
+                <w:top w:space="0" w:sz="0" w:val="nil"/>
+                <w:left w:space="0" w:sz="0" w:val="nil"/>
+                <w:bottom w:space="0" w:sz="0" w:val="nil"/>
+                <w:right w:space="0" w:sz="0" w:val="nil"/>
+                <w:between w:space="0" w:sz="0" w:val="nil"/>
+              </w:pBdr>
+              <w:shd w:fill="auto" w:val="clear"/>
+              <w:spacing w:after="240" w:before="142" w:line="276" w:lineRule="auto"/>
+              <w:ind w:left="0" w:right="0" w:firstLine="283"/>
+              <w:jc w:val="both"/>
+              <w:rPr>
+                <w:rFonts w:ascii="Times New Roman" w:cs="Times New Roman" w:eastAsia="Times New Roman" w:hAnsi="Times New Roman"/>
+                <w:b w:val="0"/>
+                <w:bCs w:val="0"/>
+                <w:i w:val="0"/>
+                <w:iCs w:val="0"/>
+                <w:smallCaps w:val="0"/>
+                <w:strike w:val="0"/>
+                <w:color w:val="000000"/>
+                <w:sz w:val="24"/>
+                <w:szCs w:val="24"/>
+                <w:u w:val="none"/>
+                <w:shd w:fill="auto" w:val="clear"/>
+                <w:vertAlign w:val="baseline"/>
+              </w:rPr>
+            </w:pPr>
+            <w:r>
+              <w:rPr>
+                <w:rFonts w:ascii="Times New Roman" w:cs="Times New Roman" w:eastAsia="Times New Roman" w:hAnsi="Times New Roman"/>
+                <w:b w:val="0"/>
+                <w:bCs w:val="0"/>
+                <w:i w:val="0"/>
+                <w:iCs w:val="0"/>
+                <w:smallCaps w:val="0"/>
+                <w:strike w:val="0"/>
+                <w:color w:val="000000"/>
+                <w:sz w:val="24"/>
+                <w:szCs w:val="24"/>
+                <w:u w:val="none"/>
+                <w:shd w:fill="auto" w:val="clear"/>
+                <w:vertAlign w:val="baseline"/>
+                <w:rtl w:val="0"/>
+              </w:rPr>
+              <w:t xml:space="preserve">This Agreement shall not be construed by either Party as an obligation to enter into a subsequent agreement of any kind, nor shall it result in any claim for reimbursement of costs or payment for efforts expended hereunder.</w:t>
+            </w:r>
+          </w:p>
+          <w:p>
+            <w:pPr>
+              <w:keepNext w:val="0"/>
+              <w:keepLines w:val="0"/>
+              <w:widowControl w:val="0"/>
+              <w:pBdr>
+                <w:top w:space="0" w:sz="0" w:val="nil"/>
+                <w:left w:space="0" w:sz="0" w:val="nil"/>
+                <w:bottom w:space="0" w:sz="0" w:val="nil"/>
+                <w:right w:space="0" w:sz="0" w:val="nil"/>
+                <w:between w:space="0" w:sz="0" w:val="nil"/>
+              </w:pBdr>
+              <w:shd w:fill="auto" w:val="clear"/>
+              <w:spacing w:after="240" w:before="142" w:line="276" w:lineRule="auto"/>
+              <w:ind w:left="0" w:right="0" w:firstLine="283"/>
+              <w:jc w:val="both"/>
+              <w:rPr>
+                <w:rFonts w:ascii="Times New Roman" w:cs="Times New Roman" w:eastAsia="Times New Roman" w:hAnsi="Times New Roman"/>
+                <w:b w:val="0"/>
+                <w:bCs w:val="0"/>
+                <w:i w:val="0"/>
+                <w:iCs w:val="0"/>
+                <w:smallCaps w:val="0"/>
+                <w:strike w:val="0"/>
+                <w:color w:val="000000"/>
+                <w:sz w:val="24"/>
+                <w:szCs w:val="24"/>
+                <w:u w:val="none"/>
+                <w:shd w:fill="auto" w:val="clear"/>
+                <w:vertAlign w:val="baseline"/>
+              </w:rPr>
+            </w:pPr>
+            <w:r>
+              <w:rPr>
+                <w:rFonts w:ascii="Times New Roman" w:cs="Times New Roman" w:eastAsia="Times New Roman" w:hAnsi="Times New Roman"/>
+                <w:b w:val="0"/>
+                <w:bCs w:val="0"/>
+                <w:i w:val="0"/>
+                <w:iCs w:val="0"/>
+                <w:smallCaps w:val="0"/>
+                <w:strike w:val="0"/>
+                <w:color w:val="000000"/>
+                <w:sz w:val="24"/>
+                <w:szCs w:val="24"/>
+                <w:u w:val="none"/>
+                <w:shd w:fill="auto" w:val="clear"/>
+                <w:vertAlign w:val="baseline"/>
+                <w:rtl w:val="0"/>
+              </w:rPr>
+              <w:t xml:space="preserve">This Agreement does not create a partnership, joint venture, agency, or other relationship be- tween the Parties.</w:t>
+            </w:r>
+          </w:p>
+          <w:p>
+            <w:pPr>
+              <w:keepNext w:val="0"/>
+              <w:keepLines w:val="0"/>
+              <w:widowControl w:val="0"/>
+              <w:pBdr>
+                <w:top w:space="0" w:sz="0" w:val="nil"/>
+                <w:left w:space="0" w:sz="0" w:val="nil"/>
+                <w:bottom w:space="0" w:sz="0" w:val="nil"/>
+                <w:right w:space="0" w:sz="0" w:val="nil"/>
+                <w:between w:space="0" w:sz="0" w:val="nil"/>
+              </w:pBdr>
+              <w:shd w:fill="auto" w:val="clear"/>
+              <w:spacing w:after="240" w:before="142" w:line="276" w:lineRule="auto"/>
+              <w:ind w:left="0" w:right="0" w:firstLine="283"/>
+              <w:jc w:val="both"/>
+              <w:rPr>
+                <w:sz w:val="24"/>
+                <w:szCs w:val="24"/>
+              </w:rPr>
+            </w:pPr>
+            <w:r>
+              <w:rPr>
+                <w:sz w:val="24"/>
+                <w:szCs w:val="24"/>
+                <w:rtl w:val="0"/>
+              </w:rPr>
+              <w:t xml:space="preserve">In the event of a conflict between the terms of this Agreement and the terms of any other agreements concluded between the Parties under which Confidential Information is transferred, the terms of this Agreement shall prevail.</w:t>
+            </w:r>
+          </w:p>
+          <w:p>
+            <w:pPr>
+              <w:keepNext w:val="0"/>
+              <w:keepLines w:val="0"/>
+              <w:widowControl w:val="0"/>
+              <w:pBdr>
+                <w:top w:space="0" w:sz="0" w:val="nil"/>
+                <w:left w:space="0" w:sz="0" w:val="nil"/>
+                <w:bottom w:space="0" w:sz="0" w:val="nil"/>
+                <w:right w:space="0" w:sz="0" w:val="nil"/>
+                <w:between w:space="0" w:sz="0" w:val="nil"/>
+              </w:pBdr>
+              <w:shd w:fill="auto" w:val="clear"/>
+              <w:spacing w:after="240" w:before="0" w:line="276" w:lineRule="auto"/>
+              <w:ind w:left="0" w:right="0" w:firstLine="283"/>
+              <w:jc w:val="both"/>
+              <w:rPr>
+                <w:rFonts w:ascii="Times New Roman" w:cs="Times New Roman" w:eastAsia="Times New Roman" w:hAnsi="Times New Roman"/>
+                <w:b w:val="0"/>
+                <w:bCs w:val="0"/>
+                <w:i w:val="0"/>
+                <w:iCs w:val="0"/>
+                <w:smallCaps w:val="0"/>
+                <w:strike w:val="0"/>
+                <w:color w:val="000000"/>
+                <w:sz w:val="24"/>
+                <w:szCs w:val="24"/>
+                <w:u w:val="none"/>
+                <w:shd w:fill="auto" w:val="clear"/>
+                <w:vertAlign w:val="baseline"/>
+              </w:rPr>
+            </w:pPr>
+            <w:r>
+              <w:rPr>
+                <w:rtl w:val="0"/>
+              </w:rPr>
+            </w:r>
+          </w:p>
+        </w:tc>
+        <w:tc>
+          <w:tcPr>
+            <w:tcBorders>
+              <w:left w:color="000000" w:space="0" w:sz="4" w:val="single"/>
+            </w:tcBorders>
+          </w:tcPr>
+          <w:p>
+            <w:pPr>
+              <w:shd w:fill="ffffff" w:val="clear"/>
+              <w:spacing w:after="240" w:line="276" w:lineRule="auto"/>
+              <w:ind w:firstLine="283"/>
+              <w:jc w:val="both"/>
+              <w:rPr>
+                <w:sz w:val="24"/>
+                <w:szCs w:val="24"/>
+              </w:rPr>
+            </w:pPr>
+            <w:r>
+              <w:rPr>
+                <w:b w:val="1"/>
+                <w:bCs w:val="1"/>
+                <w:sz w:val="24"/>
+                <w:szCs w:val="24"/>
+                <w:rtl w:val="0"/>
+              </w:rPr>
+              <w:t xml:space="preserve">7. Отсутствие гарантий и партнерства</w:t>
+            </w:r>
+            <w:r>
+              <w:rPr>
+                <w:rtl w:val="0"/>
+              </w:rPr>
+            </w:r>
+          </w:p>
+          <w:p>
+            <w:pPr>
+              <w:shd w:fill="ffffff" w:val="clear"/>
+              <w:spacing w:after="240" w:line="276" w:lineRule="auto"/>
+              <w:ind w:firstLine="283"/>
+              <w:jc w:val="both"/>
+              <w:rPr>
+                <w:sz w:val="24"/>
+                <w:szCs w:val="24"/>
+              </w:rPr>
+            </w:pPr>
+            <w:r>
+              <w:rPr>
+                <w:sz w:val="24"/>
+                <w:szCs w:val="24"/>
+                <w:rtl w:val="0"/>
+              </w:rPr>
+              <w:t xml:space="preserve">Раскрывающая сторона не даёт никаких заверений или гарантий относительно точности или полноты Конфиденциальной информации. Раскрывающая сторона не несёт ответственности за использование Получающей стороной Конфиденциальной информации.</w:t>
+            </w:r>
+          </w:p>
+          <w:p>
+            <w:pPr>
+              <w:shd w:fill="ffffff" w:val="clear"/>
+              <w:spacing w:after="240" w:line="276" w:lineRule="auto"/>
+              <w:ind w:firstLine="283"/>
+              <w:jc w:val="both"/>
+              <w:rPr>
+                <w:sz w:val="24"/>
+                <w:szCs w:val="24"/>
+              </w:rPr>
+            </w:pPr>
+            <w:r>
+              <w:rPr>
+                <w:sz w:val="24"/>
+                <w:szCs w:val="24"/>
+                <w:rtl w:val="0"/>
+              </w:rPr>
+              <w:t xml:space="preserve">Настоящее соглашение никоим образом не расценивается Сторонами как обязательство заключить последующее соглашение любого характера и не может повлечь: (a) любое требование заключить последующее соглашение любого характера; или (b) любое обязательство возмещения расходов по настоящему Договору.</w:t>
+            </w:r>
+          </w:p>
+          <w:p>
+            <w:pPr>
+              <w:keepNext w:val="0"/>
+              <w:keepLines w:val="0"/>
+              <w:widowControl w:val="0"/>
+              <w:pBdr>
+                <w:top w:space="0" w:sz="0" w:val="nil"/>
+                <w:left w:space="0" w:sz="0" w:val="nil"/>
+                <w:bottom w:space="0" w:sz="0" w:val="nil"/>
+                <w:right w:space="0" w:sz="0" w:val="nil"/>
+                <w:between w:space="0" w:sz="0" w:val="nil"/>
+              </w:pBdr>
+              <w:shd w:fill="auto" w:val="clear"/>
+              <w:spacing w:after="240" w:before="0" w:line="276" w:lineRule="auto"/>
+              <w:ind w:left="0" w:right="0" w:firstLine="283"/>
+              <w:jc w:val="both"/>
+              <w:rPr>
+                <w:rFonts w:ascii="Times New Roman" w:cs="Times New Roman" w:eastAsia="Times New Roman" w:hAnsi="Times New Roman"/>
+                <w:b w:val="0"/>
+                <w:bCs w:val="0"/>
+                <w:i w:val="0"/>
+                <w:iCs w:val="0"/>
+                <w:smallCaps w:val="0"/>
+                <w:strike w:val="0"/>
+                <w:color w:val="000000"/>
+                <w:sz w:val="24"/>
+                <w:szCs w:val="24"/>
+                <w:u w:val="none"/>
+                <w:shd w:fill="auto" w:val="clear"/>
+                <w:vertAlign w:val="baseline"/>
+              </w:rPr>
+            </w:pPr>
+            <w:r>
+              <w:rPr>
+                <w:rFonts w:ascii="Times New Roman" w:cs="Times New Roman" w:eastAsia="Times New Roman" w:hAnsi="Times New Roman"/>
+                <w:b w:val="0"/>
+                <w:bCs w:val="0"/>
+                <w:i w:val="0"/>
+                <w:iCs w:val="0"/>
+                <w:smallCaps w:val="0"/>
+                <w:strike w:val="0"/>
+                <w:color w:val="000000"/>
+                <w:sz w:val="24"/>
+                <w:szCs w:val="24"/>
+                <w:u w:val="none"/>
+                <w:shd w:fill="auto" w:val="clear"/>
+                <w:vertAlign w:val="baseline"/>
+                <w:rtl w:val="0"/>
+              </w:rPr>
+              <w:t xml:space="preserve">Настоящее Соглашение не создаёт партнёрских отношений, совместного предприятия, агентских или иных отношений между Сторонами.</w:t>
+            </w:r>
+          </w:p>
+          <w:p>
+            <w:pPr>
+              <w:keepNext w:val="0"/>
+              <w:keepLines w:val="0"/>
+              <w:widowControl w:val="0"/>
+              <w:pBdr>
+                <w:top w:space="0" w:sz="0" w:val="nil"/>
+                <w:left w:space="0" w:sz="0" w:val="nil"/>
+                <w:bottom w:space="0" w:sz="0" w:val="nil"/>
+                <w:right w:space="0" w:sz="0" w:val="nil"/>
+                <w:between w:space="0" w:sz="0" w:val="nil"/>
+              </w:pBdr>
+              <w:shd w:fill="auto" w:val="clear"/>
+              <w:spacing w:after="240" w:before="0" w:line="276" w:lineRule="auto"/>
+              <w:ind w:left="0" w:right="0" w:firstLine="283"/>
+              <w:jc w:val="both"/>
+              <w:rPr>
+                <w:sz w:val="24"/>
+                <w:szCs w:val="24"/>
+              </w:rPr>
+            </w:pPr>
+            <w:r>
+              <w:rPr>
+                <w:sz w:val="24"/>
+                <w:szCs w:val="24"/>
+                <w:rtl w:val="0"/>
+              </w:rPr>
+              <w:t xml:space="preserve">В случае противоречия между условиями настоящего Соглашения и условиями любых иных договоров, заключённых между Сторонами, в рамках которых осуществляется передача Конфиденциальной информации, преимущественную силу имеют условия настоящего Соглашения.</w:t>
+            </w:r>
+          </w:p>
+        </w:tc>
+      </w:tr>
+      <w:tr>
+        <w:trPr>
+          <w:cantSplit w:val="0"/>
+          <w:tblHeader w:val="0"/>
+        </w:trPr>
+        <w:tc>
+          <w:tcPr>
+            <w:tcBorders>
+              <w:right w:color="000000" w:space="0" w:sz="4" w:val="single"/>
+            </w:tcBorders>
+          </w:tcPr>
+          <w:p>
+            <w:pPr>
+              <w:pStyle w:val="Heading1"/>
+              <w:numPr>
+                <w:ilvl w:val="0"/>
+                <w:numId w:val="4"/>
+              </w:numPr>
+              <w:tabs>
+                <w:tab w:val="left" w:leader="none" w:pos="275"/>
+              </w:tabs>
+              <w:spacing w:after="240" w:line="276" w:lineRule="auto"/>
+              <w:ind w:left="0" w:firstLine="283"/>
+              <w:jc w:val="both"/>
+              <w:rPr/>
+            </w:pPr>
+            <w:r>
+              <w:rPr>
+                <w:rtl w:val="0"/>
+              </w:rPr>
+              <w:t xml:space="preserve">Intellectual Property Rights</w:t>
+            </w:r>
+          </w:p>
+          <w:p>
+            <w:pPr>
+              <w:keepNext w:val="0"/>
+              <w:keepLines w:val="0"/>
+              <w:widowControl w:val="0"/>
+              <w:pBdr>
+                <w:top w:space="0" w:sz="0" w:val="nil"/>
+                <w:left w:space="0" w:sz="0" w:val="nil"/>
+                <w:bottom w:space="0" w:sz="0" w:val="nil"/>
+                <w:right w:space="0" w:sz="0" w:val="nil"/>
+                <w:between w:space="0" w:sz="0" w:val="nil"/>
+              </w:pBdr>
+              <w:shd w:fill="auto" w:val="clear"/>
+              <w:spacing w:after="240" w:before="167" w:line="276" w:lineRule="auto"/>
+              <w:ind w:left="0" w:right="0" w:firstLine="283"/>
+              <w:jc w:val="both"/>
+              <w:rPr>
+                <w:rFonts w:ascii="Times New Roman" w:cs="Times New Roman" w:eastAsia="Times New Roman" w:hAnsi="Times New Roman"/>
+                <w:b w:val="0"/>
+                <w:bCs w:val="0"/>
+                <w:i w:val="0"/>
+                <w:iCs w:val="0"/>
+                <w:smallCaps w:val="0"/>
+                <w:strike w:val="0"/>
+                <w:color w:val="000000"/>
+                <w:sz w:val="24"/>
+                <w:szCs w:val="24"/>
+                <w:u w:val="none"/>
+                <w:shd w:fill="auto" w:val="clear"/>
+                <w:vertAlign w:val="baseline"/>
+              </w:rPr>
+            </w:pPr>
+            <w:r>
+              <w:rPr>
+                <w:rFonts w:ascii="Times New Roman" w:cs="Times New Roman" w:eastAsia="Times New Roman" w:hAnsi="Times New Roman"/>
+                <w:b w:val="0"/>
+                <w:bCs w:val="0"/>
+                <w:i w:val="0"/>
+                <w:iCs w:val="0"/>
+                <w:smallCaps w:val="0"/>
+                <w:strike w:val="0"/>
+                <w:color w:val="000000"/>
+                <w:sz w:val="24"/>
+                <w:szCs w:val="24"/>
+                <w:u w:val="none"/>
+                <w:shd w:fill="auto" w:val="clear"/>
+                <w:vertAlign w:val="baseline"/>
+                <w:rtl w:val="0"/>
+              </w:rPr>
+              <w:t xml:space="preserve">No license, right, or interest in any intellectual property of the Disclosing Party, including but not limited to patents, trademarks, copyrights, or trade secrets, is granted under this Agreement. All Confidential Information remains the sole property of the Disclosing Party.</w:t>
+            </w:r>
+          </w:p>
+          <w:p>
+            <w:pPr>
+              <w:keepNext w:val="0"/>
+              <w:keepLines w:val="0"/>
+              <w:widowControl w:val="0"/>
+              <w:pBdr>
+                <w:top w:space="0" w:sz="0" w:val="nil"/>
+                <w:left w:space="0" w:sz="0" w:val="nil"/>
+                <w:bottom w:space="0" w:sz="0" w:val="nil"/>
+                <w:right w:space="0" w:sz="0" w:val="nil"/>
+                <w:between w:space="0" w:sz="0" w:val="nil"/>
+              </w:pBdr>
+              <w:shd w:fill="auto" w:val="clear"/>
+              <w:spacing w:after="240" w:before="57" w:line="276" w:lineRule="auto"/>
+              <w:ind w:left="0" w:right="0" w:firstLine="283"/>
+              <w:jc w:val="both"/>
+              <w:rPr>
+                <w:rFonts w:ascii="Times New Roman" w:cs="Times New Roman" w:eastAsia="Times New Roman" w:hAnsi="Times New Roman"/>
+                <w:b w:val="0"/>
+                <w:bCs w:val="0"/>
+                <w:i w:val="0"/>
+                <w:iCs w:val="0"/>
+                <w:smallCaps w:val="0"/>
+                <w:strike w:val="0"/>
+                <w:color w:val="000000"/>
+                <w:sz w:val="24"/>
+                <w:szCs w:val="24"/>
+                <w:u w:val="none"/>
+                <w:shd w:fill="auto" w:val="clear"/>
+                <w:vertAlign w:val="baseline"/>
+              </w:rPr>
+            </w:pPr>
+            <w:r>
+              <w:rPr>
+                <w:rtl w:val="0"/>
+              </w:rPr>
+            </w:r>
+          </w:p>
+          <w:p>
+            <w:pPr>
+              <w:keepNext w:val="0"/>
+              <w:keepLines w:val="0"/>
+              <w:widowControl w:val="0"/>
+              <w:pBdr>
+                <w:top w:space="0" w:sz="0" w:val="nil"/>
+                <w:left w:space="0" w:sz="0" w:val="nil"/>
+                <w:bottom w:space="0" w:sz="0" w:val="nil"/>
+                <w:right w:space="0" w:sz="0" w:val="nil"/>
+                <w:between w:space="0" w:sz="0" w:val="nil"/>
+              </w:pBdr>
+              <w:shd w:fill="auto" w:val="clear"/>
+              <w:spacing w:after="240" w:before="0" w:line="276" w:lineRule="auto"/>
+              <w:ind w:left="0" w:right="0" w:firstLine="283"/>
+              <w:jc w:val="both"/>
+              <w:rPr>
+                <w:rFonts w:ascii="Times New Roman" w:cs="Times New Roman" w:eastAsia="Times New Roman" w:hAnsi="Times New Roman"/>
+                <w:b w:val="0"/>
+                <w:bCs w:val="0"/>
+                <w:i w:val="0"/>
+                <w:iCs w:val="0"/>
+                <w:smallCaps w:val="0"/>
+                <w:strike w:val="0"/>
+                <w:color w:val="000000"/>
+                <w:sz w:val="24"/>
+                <w:szCs w:val="24"/>
+                <w:u w:val="none"/>
+                <w:shd w:fill="auto" w:val="clear"/>
+                <w:vertAlign w:val="baseline"/>
+              </w:rPr>
+            </w:pPr>
+            <w:r>
+              <w:rPr>
+                <w:rtl w:val="0"/>
+              </w:rPr>
+            </w:r>
+          </w:p>
+        </w:tc>
+        <w:tc>
+          <w:tcPr>
+            <w:tcBorders>
+              <w:left w:color="000000" w:space="0" w:sz="4" w:val="single"/>
+            </w:tcBorders>
+          </w:tcPr>
+          <w:p>
+            <w:pPr>
+              <w:shd w:fill="ffffff" w:val="clear"/>
+              <w:spacing w:after="240" w:line="276" w:lineRule="auto"/>
+              <w:ind w:firstLine="283"/>
+              <w:jc w:val="both"/>
+              <w:rPr>
+                <w:sz w:val="24"/>
+                <w:szCs w:val="24"/>
+              </w:rPr>
+            </w:pPr>
+            <w:r>
+              <w:rPr>
+                <w:b w:val="1"/>
+                <w:bCs w:val="1"/>
+                <w:sz w:val="24"/>
+                <w:szCs w:val="24"/>
+                <w:rtl w:val="0"/>
+              </w:rPr>
+              <w:t xml:space="preserve">8. Права на интеллектуальную собственность</w:t>
+            </w:r>
+            <w:r>
+              <w:rPr>
+                <w:rtl w:val="0"/>
+              </w:rPr>
+            </w:r>
+          </w:p>
+          <w:p>
+            <w:pPr>
+              <w:keepNext w:val="0"/>
+              <w:keepLines w:val="0"/>
+              <w:widowControl w:val="0"/>
+              <w:pBdr>
+                <w:top w:space="0" w:sz="0" w:val="nil"/>
+                <w:left w:space="0" w:sz="0" w:val="nil"/>
+                <w:bottom w:space="0" w:sz="0" w:val="nil"/>
+                <w:right w:space="0" w:sz="0" w:val="nil"/>
+                <w:between w:space="0" w:sz="0" w:val="nil"/>
+              </w:pBdr>
+              <w:shd w:fill="auto" w:val="clear"/>
+              <w:spacing w:after="240" w:before="0" w:line="276" w:lineRule="auto"/>
+              <w:ind w:left="0" w:right="0" w:firstLine="283"/>
+              <w:jc w:val="both"/>
+              <w:rPr>
+                <w:rFonts w:ascii="Times New Roman" w:cs="Times New Roman" w:eastAsia="Times New Roman" w:hAnsi="Times New Roman"/>
+                <w:b w:val="0"/>
+                <w:bCs w:val="0"/>
+                <w:i w:val="0"/>
+                <w:iCs w:val="0"/>
+                <w:smallCaps w:val="0"/>
+                <w:strike w:val="0"/>
+                <w:color w:val="000000"/>
+                <w:sz w:val="24"/>
+                <w:szCs w:val="24"/>
+                <w:u w:val="none"/>
+                <w:shd w:fill="auto" w:val="clear"/>
+                <w:vertAlign w:val="baseline"/>
+              </w:rPr>
+            </w:pPr>
+            <w:r>
+              <w:rPr>
+                <w:rFonts w:ascii="Times New Roman" w:cs="Times New Roman" w:eastAsia="Times New Roman" w:hAnsi="Times New Roman"/>
+                <w:b w:val="0"/>
+                <w:bCs w:val="0"/>
+                <w:i w:val="0"/>
+                <w:iCs w:val="0"/>
+                <w:smallCaps w:val="0"/>
+                <w:strike w:val="0"/>
+                <w:color w:val="000000"/>
+                <w:sz w:val="24"/>
+                <w:szCs w:val="24"/>
+                <w:u w:val="none"/>
+                <w:shd w:fill="auto" w:val="clear"/>
+                <w:vertAlign w:val="baseline"/>
+                <w:rtl w:val="0"/>
+              </w:rPr>
+              <w:t xml:space="preserve">Настоящее Соглашение не предоставляет Получающей стороне никаких лицензий, прав или интересов в отношении интеллектуальной собственности Раскрывающей стороны, включая, но не ограничиваясь, патентами, товарными знаками, авторскими правами или коммерческими тайнами. Вся Конфиденциальная информация остаётся исключительной собственностью Раскрывающей стороны.</w:t>
+            </w:r>
+          </w:p>
+        </w:tc>
+      </w:tr>
+      <w:tr>
+        <w:trPr>
+          <w:cantSplit w:val="0"/>
+          <w:tblHeader w:val="0"/>
+        </w:trPr>
+        <w:tc>
+          <w:tcPr>
+            <w:tcBorders>
+              <w:right w:color="000000" w:space="0" w:sz="4" w:val="single"/>
+            </w:tcBorders>
+          </w:tcPr>
+          <w:p>
+            <w:pPr>
+              <w:pStyle w:val="Heading1"/>
+              <w:numPr>
+                <w:ilvl w:val="0"/>
+                <w:numId w:val="4"/>
+              </w:numPr>
+              <w:tabs>
+                <w:tab w:val="left" w:leader="none" w:pos="275"/>
+              </w:tabs>
+              <w:spacing w:after="240" w:line="276" w:lineRule="auto"/>
+              <w:ind w:left="0" w:firstLine="283"/>
+              <w:jc w:val="both"/>
+              <w:rPr/>
+            </w:pPr>
+            <w:r>
+              <w:rPr>
+                <w:rtl w:val="0"/>
+              </w:rPr>
+              <w:t xml:space="preserve">Restriction on Military Use</w:t>
+            </w:r>
+          </w:p>
+          <w:p>
+            <w:pPr>
+              <w:keepNext w:val="0"/>
+              <w:keepLines w:val="0"/>
+              <w:widowControl w:val="0"/>
+              <w:pBdr>
+                <w:top w:space="0" w:sz="0" w:val="nil"/>
+                <w:left w:space="0" w:sz="0" w:val="nil"/>
+                <w:bottom w:space="0" w:sz="0" w:val="nil"/>
+                <w:right w:space="0" w:sz="0" w:val="nil"/>
+                <w:between w:space="0" w:sz="0" w:val="nil"/>
+              </w:pBdr>
+              <w:shd w:fill="auto" w:val="clear"/>
+              <w:spacing w:after="240" w:before="0" w:line="276" w:lineRule="auto"/>
+              <w:ind w:left="0" w:right="0" w:firstLine="283"/>
+              <w:jc w:val="both"/>
+              <w:rPr>
+                <w:rFonts w:ascii="Times New Roman" w:cs="Times New Roman" w:eastAsia="Times New Roman" w:hAnsi="Times New Roman"/>
+                <w:b w:val="0"/>
+                <w:bCs w:val="0"/>
+                <w:i w:val="0"/>
+                <w:iCs w:val="0"/>
+                <w:smallCaps w:val="0"/>
+                <w:strike w:val="0"/>
+                <w:color w:val="000000"/>
+                <w:sz w:val="24"/>
+                <w:szCs w:val="24"/>
+                <w:u w:val="none"/>
+                <w:shd w:fill="auto" w:val="clear"/>
+                <w:vertAlign w:val="baseline"/>
+              </w:rPr>
+            </w:pPr>
+            <w:r>
+              <w:rPr>
+                <w:rFonts w:ascii="Times New Roman" w:cs="Times New Roman" w:eastAsia="Times New Roman" w:hAnsi="Times New Roman"/>
+                <w:b w:val="0"/>
+                <w:bCs w:val="0"/>
+                <w:i w:val="0"/>
+                <w:iCs w:val="0"/>
+                <w:smallCaps w:val="0"/>
+                <w:strike w:val="0"/>
+                <w:color w:val="000000"/>
+                <w:sz w:val="24"/>
+                <w:szCs w:val="24"/>
+                <w:u w:val="none"/>
+                <w:shd w:fill="auto" w:val="clear"/>
+                <w:vertAlign w:val="baseline"/>
+                <w:rtl w:val="0"/>
+              </w:rPr>
+              <w:t xml:space="preserve">The Receiving Party covenants that no Confidential Information will be used, directly or in- directly, for Military Purposes, defined as the design, development, manufacture, or use of any weapons, including but not limited to digital weapons (cyberweapons, including malware, weapon control, and related communications), nuclear, biological, chemical weapons, or mis- siles. This covenant shall survive the termination or expiration of this Agreement.</w:t>
+            </w:r>
+          </w:p>
+        </w:tc>
+        <w:tc>
+          <w:tcPr>
+            <w:tcBorders>
+              <w:left w:color="000000" w:space="0" w:sz="4" w:val="single"/>
+            </w:tcBorders>
+          </w:tcPr>
+          <w:p>
+            <w:pPr>
+              <w:shd w:fill="ffffff" w:val="clear"/>
+              <w:spacing w:after="240" w:line="276" w:lineRule="auto"/>
+              <w:ind w:firstLine="283"/>
+              <w:jc w:val="both"/>
+              <w:rPr>
+                <w:sz w:val="24"/>
+                <w:szCs w:val="24"/>
+              </w:rPr>
+            </w:pPr>
+            <w:r>
+              <w:rPr>
+                <w:b w:val="1"/>
+                <w:bCs w:val="1"/>
+                <w:sz w:val="24"/>
+                <w:szCs w:val="24"/>
+                <w:rtl w:val="0"/>
+              </w:rPr>
+              <w:t xml:space="preserve">9. Ограничение на военное использование</w:t>
+            </w:r>
+            <w:r>
+              <w:rPr>
+                <w:rtl w:val="0"/>
+              </w:rPr>
+            </w:r>
+          </w:p>
+          <w:p>
+            <w:pPr>
+              <w:keepNext w:val="0"/>
+              <w:keepLines w:val="0"/>
+              <w:widowControl w:val="0"/>
+              <w:pBdr>
+                <w:top w:space="0" w:sz="0" w:val="nil"/>
+                <w:left w:space="0" w:sz="0" w:val="nil"/>
+                <w:bottom w:space="0" w:sz="0" w:val="nil"/>
+                <w:right w:space="0" w:sz="0" w:val="nil"/>
+                <w:between w:space="0" w:sz="0" w:val="nil"/>
+              </w:pBdr>
+              <w:shd w:fill="auto" w:val="clear"/>
+              <w:spacing w:after="240" w:before="0" w:line="276" w:lineRule="auto"/>
+              <w:ind w:left="0" w:right="0" w:firstLine="283"/>
+              <w:jc w:val="both"/>
+              <w:rPr>
+                <w:rFonts w:ascii="Times New Roman" w:cs="Times New Roman" w:eastAsia="Times New Roman" w:hAnsi="Times New Roman"/>
+                <w:b w:val="0"/>
+                <w:bCs w:val="0"/>
+                <w:i w:val="0"/>
+                <w:iCs w:val="0"/>
+                <w:smallCaps w:val="0"/>
+                <w:strike w:val="0"/>
+                <w:color w:val="000000"/>
+                <w:sz w:val="24"/>
+                <w:szCs w:val="24"/>
+                <w:u w:val="none"/>
+                <w:shd w:fill="auto" w:val="clear"/>
+                <w:vertAlign w:val="baseline"/>
+              </w:rPr>
+            </w:pPr>
+            <w:r>
+              <w:rPr>
+                <w:rFonts w:ascii="Times New Roman" w:cs="Times New Roman" w:eastAsia="Times New Roman" w:hAnsi="Times New Roman"/>
+                <w:b w:val="0"/>
+                <w:bCs w:val="0"/>
+                <w:i w:val="0"/>
+                <w:iCs w:val="0"/>
+                <w:smallCaps w:val="0"/>
+                <w:strike w:val="0"/>
+                <w:color w:val="000000"/>
+                <w:sz w:val="24"/>
+                <w:szCs w:val="24"/>
+                <w:u w:val="none"/>
+                <w:shd w:fill="auto" w:val="clear"/>
+                <w:vertAlign w:val="baseline"/>
+                <w:rtl w:val="0"/>
+              </w:rPr>
+              <w:t xml:space="preserve">Получающая сторона обязуется не использовать Конфиденциальную информацию, прямо или косвенно, в военных целях, под которыми понимаются разработка, создание, производство или применение любого оружия, включая, но не ограничиваясь, цифровое (кибероружие, включая вредоносное ПО, управление оружием и связью с ним), ядерное, биологическое, химическое оружие или ракеты. Данное обязательство сохраняет силу после прекращения или истечения срока действия настоящего Соглашения.</w:t>
+            </w:r>
+          </w:p>
+        </w:tc>
+      </w:tr>
+      <w:tr>
+        <w:trPr>
+          <w:cantSplit w:val="0"/>
+          <w:tblHeader w:val="0"/>
+        </w:trPr>
+        <w:tc>
+          <w:tcPr>
+            <w:tcBorders>
+              <w:right w:color="000000" w:space="0" w:sz="4" w:val="single"/>
+            </w:tcBorders>
+          </w:tcPr>
+          <w:p>
+            <w:pPr>
+              <w:pStyle w:val="Heading1"/>
+              <w:numPr>
+                <w:ilvl w:val="0"/>
+                <w:numId w:val="4"/>
+              </w:numPr>
+              <w:tabs>
+                <w:tab w:val="left" w:leader="none" w:pos="394"/>
+              </w:tabs>
+              <w:spacing w:after="240" w:before="77" w:line="276" w:lineRule="auto"/>
+              <w:ind w:left="0" w:firstLine="283"/>
+              <w:jc w:val="both"/>
+              <w:rPr/>
+            </w:pPr>
+            <w:r>
+              <w:rPr>
+                <w:rtl w:val="0"/>
+              </w:rPr>
+              <w:t xml:space="preserve">Legal remedies and liability for breaches of confidentiality</w:t>
+            </w:r>
+          </w:p>
+          <w:p>
+            <w:pPr>
+              <w:keepNext w:val="0"/>
+              <w:keepLines w:val="0"/>
+              <w:widowControl w:val="0"/>
+              <w:pBdr>
+                <w:top w:space="0" w:sz="0" w:val="nil"/>
+                <w:left w:space="0" w:sz="0" w:val="nil"/>
+                <w:bottom w:space="0" w:sz="0" w:val="nil"/>
+                <w:right w:space="0" w:sz="0" w:val="nil"/>
+                <w:between w:space="0" w:sz="0" w:val="nil"/>
+              </w:pBdr>
+              <w:shd w:fill="auto" w:val="clear"/>
+              <w:spacing w:after="240" w:before="0" w:line="276" w:lineRule="auto"/>
+              <w:ind w:left="0" w:right="0" w:firstLine="283"/>
+              <w:jc w:val="both"/>
+              <w:rPr>
+                <w:rFonts w:ascii="Times New Roman" w:cs="Times New Roman" w:eastAsia="Times New Roman" w:hAnsi="Times New Roman"/>
+                <w:b w:val="0"/>
+                <w:bCs w:val="0"/>
+                <w:i w:val="0"/>
+                <w:iCs w:val="0"/>
+                <w:smallCaps w:val="0"/>
+                <w:strike w:val="0"/>
+                <w:color w:val="000000"/>
+                <w:sz w:val="24"/>
+                <w:szCs w:val="24"/>
+                <w:u w:val="none"/>
+                <w:shd w:fill="auto" w:val="clear"/>
+                <w:vertAlign w:val="baseline"/>
+              </w:rPr>
+            </w:pPr>
+            <w:r>
+              <w:rPr>
+                <w:rFonts w:ascii="Times New Roman" w:cs="Times New Roman" w:eastAsia="Times New Roman" w:hAnsi="Times New Roman"/>
+                <w:b w:val="0"/>
+                <w:bCs w:val="0"/>
+                <w:i w:val="0"/>
+                <w:iCs w:val="0"/>
+                <w:smallCaps w:val="0"/>
+                <w:strike w:val="0"/>
+                <w:color w:val="000000"/>
+                <w:sz w:val="24"/>
+                <w:szCs w:val="24"/>
+                <w:u w:val="none"/>
+                <w:shd w:fill="auto" w:val="clear"/>
+                <w:vertAlign w:val="baseline"/>
+                <w:rtl w:val="0"/>
+              </w:rPr>
+              <w:t xml:space="preserve">The Receiving Party acknowledges that unauthorized disclosure or use of the Confidential In- formation may cause irreparable harm to the Disclosing Party. The Disclosing Party shall be entitled to seek injunctive relief, in addition to any other remedies available at law or in equity, to prevent or remedy any breach of this Agreement.</w:t>
+            </w:r>
+          </w:p>
+          <w:p>
+            <w:pPr>
+              <w:keepNext w:val="0"/>
+              <w:keepLines w:val="0"/>
+              <w:widowControl w:val="0"/>
+              <w:pBdr>
+                <w:top w:space="0" w:sz="0" w:val="nil"/>
+                <w:left w:space="0" w:sz="0" w:val="nil"/>
+                <w:bottom w:space="0" w:sz="0" w:val="nil"/>
+                <w:right w:space="0" w:sz="0" w:val="nil"/>
+                <w:between w:space="0" w:sz="0" w:val="nil"/>
+              </w:pBdr>
+              <w:shd w:fill="auto" w:val="clear"/>
+              <w:spacing w:after="240" w:before="0" w:line="276" w:lineRule="auto"/>
+              <w:ind w:left="0" w:right="0" w:firstLine="283"/>
+              <w:jc w:val="both"/>
+              <w:rPr>
+                <w:sz w:val="24"/>
+                <w:szCs w:val="24"/>
+              </w:rPr>
+            </w:pPr>
+            <w:r>
+              <w:rPr>
+                <w:sz w:val="24"/>
+                <w:szCs w:val="24"/>
+                <w:rtl w:val="0"/>
+              </w:rPr>
+              <w:t xml:space="preserve">In the event of disclosure of Confidential Information or any other breach of obligations under this Agreement, the Receiving Party shall pay the Disclosing Party a penalty of 1,000,000 (one million) rubles for each instance of disclosure or unauthorized use of Confidential Information.</w:t>
+            </w:r>
+          </w:p>
+          <w:p>
+            <w:pPr>
+              <w:keepNext w:val="0"/>
+              <w:keepLines w:val="0"/>
+              <w:widowControl w:val="0"/>
+              <w:pBdr>
+                <w:top w:space="0" w:sz="0" w:val="nil"/>
+                <w:left w:space="0" w:sz="0" w:val="nil"/>
+                <w:bottom w:space="0" w:sz="0" w:val="nil"/>
+                <w:right w:space="0" w:sz="0" w:val="nil"/>
+                <w:between w:space="0" w:sz="0" w:val="nil"/>
+              </w:pBdr>
+              <w:shd w:fill="auto" w:val="clear"/>
+              <w:spacing w:after="240" w:before="0" w:line="276" w:lineRule="auto"/>
+              <w:ind w:left="0" w:right="0" w:firstLine="283"/>
+              <w:jc w:val="both"/>
+              <w:rPr>
+                <w:sz w:val="24"/>
+                <w:szCs w:val="24"/>
+              </w:rPr>
+            </w:pPr>
+            <w:r>
+              <w:rPr>
+                <w:sz w:val="24"/>
+                <w:szCs w:val="24"/>
+                <w:rtl w:val="0"/>
+              </w:rPr>
+              <w:t xml:space="preserve">Payment of the penalty does not exempt the Receiving Party from the obligation to compensate for damages. Lost profits and other indirect losses are not subject to compensation..</w:t>
+            </w:r>
+          </w:p>
+        </w:tc>
+        <w:tc>
+          <w:tcPr>
+            <w:tcBorders>
+              <w:left w:color="000000" w:space="0" w:sz="4" w:val="single"/>
+            </w:tcBorders>
+          </w:tcPr>
+          <w:p>
+            <w:pPr>
+              <w:shd w:fill="ffffff" w:val="clear"/>
+              <w:spacing w:after="240" w:line="276" w:lineRule="auto"/>
+              <w:ind w:firstLine="283"/>
+              <w:jc w:val="both"/>
+              <w:rPr>
+                <w:sz w:val="24"/>
+                <w:szCs w:val="24"/>
+              </w:rPr>
+            </w:pPr>
+            <w:r>
+              <w:rPr>
+                <w:b w:val="1"/>
+                <w:bCs w:val="1"/>
+                <w:sz w:val="24"/>
+                <w:szCs w:val="24"/>
+                <w:rtl w:val="0"/>
+              </w:rPr>
+              <w:t xml:space="preserve">10. Средства правовой защиты и ответственность за нарушения конфиденциальности</w:t>
+            </w:r>
+            <w:r>
+              <w:rPr>
+                <w:rtl w:val="0"/>
+              </w:rPr>
+            </w:r>
+          </w:p>
+          <w:p>
+            <w:pPr>
+              <w:keepNext w:val="0"/>
+              <w:keepLines w:val="0"/>
+              <w:widowControl w:val="0"/>
+              <w:pBdr>
+                <w:top w:space="0" w:sz="0" w:val="nil"/>
+                <w:left w:space="0" w:sz="0" w:val="nil"/>
+                <w:bottom w:space="0" w:sz="0" w:val="nil"/>
+                <w:right w:space="0" w:sz="0" w:val="nil"/>
+                <w:between w:space="0" w:sz="0" w:val="nil"/>
+              </w:pBdr>
+              <w:shd w:fill="auto" w:val="clear"/>
+              <w:spacing w:after="240" w:before="0" w:line="276" w:lineRule="auto"/>
+              <w:ind w:left="0" w:right="0" w:firstLine="283"/>
+              <w:jc w:val="both"/>
+              <w:rPr>
+                <w:rFonts w:ascii="Times New Roman" w:cs="Times New Roman" w:eastAsia="Times New Roman" w:hAnsi="Times New Roman"/>
+                <w:b w:val="0"/>
+                <w:bCs w:val="0"/>
+                <w:i w:val="0"/>
+                <w:iCs w:val="0"/>
+                <w:smallCaps w:val="0"/>
+                <w:strike w:val="0"/>
+                <w:color w:val="000000"/>
+                <w:sz w:val="24"/>
+                <w:szCs w:val="24"/>
+                <w:u w:val="none"/>
+                <w:shd w:fill="auto" w:val="clear"/>
+                <w:vertAlign w:val="baseline"/>
+              </w:rPr>
+            </w:pPr>
+            <w:r>
+              <w:rPr>
+                <w:rFonts w:ascii="Times New Roman" w:cs="Times New Roman" w:eastAsia="Times New Roman" w:hAnsi="Times New Roman"/>
+                <w:b w:val="0"/>
+                <w:bCs w:val="0"/>
+                <w:i w:val="0"/>
+                <w:iCs w:val="0"/>
+                <w:smallCaps w:val="0"/>
+                <w:strike w:val="0"/>
+                <w:color w:val="000000"/>
+                <w:sz w:val="24"/>
+                <w:szCs w:val="24"/>
+                <w:u w:val="none"/>
+                <w:shd w:fill="auto" w:val="clear"/>
+                <w:vertAlign w:val="baseline"/>
+                <w:rtl w:val="0"/>
+              </w:rPr>
+              <w:t xml:space="preserve">Получающая сторона признаёт, что несанкционированное раскрытие или использование Конфиденциальной информации может причинить Раскрывающей стороне непоправимый вред. Раскрывающая сторона имеет право требовать судебного запрета, в дополнение к иным средствам правовой защиты, для предотвращения или устранения нарушения настоящего Соглашения.</w:t>
+            </w:r>
+          </w:p>
+          <w:p>
+            <w:pPr>
+              <w:keepNext w:val="0"/>
+              <w:keepLines w:val="0"/>
+              <w:widowControl w:val="0"/>
+              <w:pBdr>
+                <w:top w:space="0" w:sz="0" w:val="nil"/>
+                <w:left w:space="0" w:sz="0" w:val="nil"/>
+                <w:bottom w:space="0" w:sz="0" w:val="nil"/>
+                <w:right w:space="0" w:sz="0" w:val="nil"/>
+                <w:between w:space="0" w:sz="0" w:val="nil"/>
+              </w:pBdr>
+              <w:shd w:fill="auto" w:val="clear"/>
+              <w:spacing w:after="240" w:before="0" w:line="276" w:lineRule="auto"/>
+              <w:ind w:left="0" w:right="0" w:firstLine="283"/>
+              <w:jc w:val="both"/>
+              <w:rPr>
+                <w:sz w:val="24"/>
+                <w:szCs w:val="24"/>
+              </w:rPr>
+            </w:pPr>
+            <w:r>
+              <w:rPr>
+                <w:sz w:val="24"/>
+                <w:szCs w:val="24"/>
+                <w:rtl w:val="0"/>
+              </w:rPr>
+              <w:t xml:space="preserve">В случае разглашения Конфиденциальной информации или иного нарушения обязательств по настоящему Соглашению Получающая сторона обязуется выплатить Раскрывающей стороне штраф в размере 1 000 000 (один миллион) рублей за каждый факт разглашения или неправомерного использования Конфиденциальной информации.</w:t>
+            </w:r>
+          </w:p>
+          <w:p>
+            <w:pPr>
+              <w:keepNext w:val="0"/>
+              <w:keepLines w:val="0"/>
+              <w:widowControl w:val="0"/>
+              <w:pBdr>
+                <w:top w:space="0" w:sz="0" w:val="nil"/>
+                <w:left w:space="0" w:sz="0" w:val="nil"/>
+                <w:bottom w:space="0" w:sz="0" w:val="nil"/>
+                <w:right w:space="0" w:sz="0" w:val="nil"/>
+                <w:between w:space="0" w:sz="0" w:val="nil"/>
+              </w:pBdr>
+              <w:shd w:fill="auto" w:val="clear"/>
+              <w:spacing w:after="240" w:before="0" w:line="276" w:lineRule="auto"/>
+              <w:ind w:left="0" w:right="0" w:firstLine="283"/>
+              <w:jc w:val="both"/>
+              <w:rPr>
+                <w:sz w:val="24"/>
+                <w:szCs w:val="24"/>
+              </w:rPr>
+            </w:pPr>
+            <w:r>
+              <w:rPr>
+                <w:sz w:val="24"/>
+                <w:szCs w:val="24"/>
+                <w:rtl w:val="0"/>
+              </w:rPr>
+              <w:t xml:space="preserve">Уплата штрафа не освобождает Получающую сторону от возмещения ущерба. Упущенная выгода и иные косвенные убытки не подлежат возмещению.</w:t>
+            </w:r>
+          </w:p>
+        </w:tc>
+      </w:tr>
+      <w:tr>
+        <w:trPr>
+          <w:cantSplit w:val="0"/>
+          <w:tblHeader w:val="0"/>
+        </w:trPr>
+        <w:tc>
+          <w:tcPr>
+            <w:tcBorders>
+              <w:right w:color="000000" w:space="0" w:sz="4" w:val="single"/>
+            </w:tcBorders>
+          </w:tcPr>
+          <w:p>
+            <w:pPr>
+              <w:pStyle w:val="Heading1"/>
+              <w:numPr>
+                <w:ilvl w:val="0"/>
+                <w:numId w:val="4"/>
+              </w:numPr>
+              <w:tabs>
+                <w:tab w:val="left" w:leader="none" w:pos="394"/>
+              </w:tabs>
+              <w:spacing w:after="240" w:line="276" w:lineRule="auto"/>
+              <w:ind w:left="0" w:firstLine="283"/>
+              <w:jc w:val="both"/>
+              <w:rPr/>
+            </w:pPr>
+            <w:r>
+              <w:rPr>
+                <w:rtl w:val="0"/>
+              </w:rPr>
+              <w:t xml:space="preserve">Non-Solicitation</w:t>
+            </w:r>
+          </w:p>
+          <w:p>
+            <w:pPr>
+              <w:keepNext w:val="0"/>
+              <w:keepLines w:val="0"/>
+              <w:widowControl w:val="0"/>
+              <w:pBdr>
+                <w:top w:space="0" w:sz="0" w:val="nil"/>
+                <w:left w:space="0" w:sz="0" w:val="nil"/>
+                <w:bottom w:space="0" w:sz="0" w:val="nil"/>
+                <w:right w:space="0" w:sz="0" w:val="nil"/>
+                <w:between w:space="0" w:sz="0" w:val="nil"/>
+              </w:pBdr>
+              <w:shd w:fill="auto" w:val="clear"/>
+              <w:spacing w:after="240" w:before="0" w:line="276" w:lineRule="auto"/>
+              <w:ind w:left="0" w:right="0" w:firstLine="283"/>
+              <w:jc w:val="both"/>
+              <w:rPr>
+                <w:rFonts w:ascii="Times New Roman" w:cs="Times New Roman" w:eastAsia="Times New Roman" w:hAnsi="Times New Roman"/>
+                <w:b w:val="0"/>
+                <w:bCs w:val="0"/>
+                <w:i w:val="0"/>
+                <w:iCs w:val="0"/>
+                <w:smallCaps w:val="0"/>
+                <w:strike w:val="0"/>
+                <w:color w:val="000000"/>
+                <w:sz w:val="24"/>
+                <w:szCs w:val="24"/>
+                <w:u w:val="none"/>
+                <w:shd w:fill="auto" w:val="clear"/>
+                <w:vertAlign w:val="baseline"/>
+              </w:rPr>
+            </w:pPr>
+            <w:r>
+              <w:rPr>
+                <w:rFonts w:ascii="Times New Roman" w:cs="Times New Roman" w:eastAsia="Times New Roman" w:hAnsi="Times New Roman"/>
+                <w:b w:val="0"/>
+                <w:bCs w:val="0"/>
+                <w:i w:val="0"/>
+                <w:iCs w:val="0"/>
+                <w:smallCaps w:val="0"/>
+                <w:strike w:val="0"/>
+                <w:color w:val="000000"/>
+                <w:sz w:val="24"/>
+                <w:szCs w:val="24"/>
+                <w:u w:val="none"/>
+                <w:shd w:fill="auto" w:val="clear"/>
+                <w:vertAlign w:val="baseline"/>
+                <w:rtl w:val="0"/>
+              </w:rPr>
+              <w:t xml:space="preserve">During the term of this Agreement and for one (1) year thereafter, the Receiving Party shall not, directly or indirectly, solicit or hire any employee or contractor of the Disclosing Party involved in the Purpose without the Disclosing Partys prior written consent.</w:t>
+            </w:r>
+          </w:p>
+        </w:tc>
+        <w:tc>
+          <w:tcPr>
+            <w:tcBorders>
+              <w:left w:color="000000" w:space="0" w:sz="4" w:val="single"/>
+            </w:tcBorders>
+          </w:tcPr>
+          <w:p>
+            <w:pPr>
+              <w:shd w:fill="ffffff" w:val="clear"/>
+              <w:spacing w:after="240" w:line="276" w:lineRule="auto"/>
+              <w:ind w:firstLine="283"/>
+              <w:jc w:val="both"/>
+              <w:rPr>
+                <w:sz w:val="24"/>
+                <w:szCs w:val="24"/>
+              </w:rPr>
+            </w:pPr>
+            <w:r>
+              <w:rPr>
+                <w:b w:val="1"/>
+                <w:bCs w:val="1"/>
+                <w:sz w:val="24"/>
+                <w:szCs w:val="24"/>
+                <w:rtl w:val="0"/>
+              </w:rPr>
+              <w:t xml:space="preserve">11. Запрет найма сотрудников</w:t>
+            </w:r>
+            <w:r>
+              <w:rPr>
+                <w:rtl w:val="0"/>
+              </w:rPr>
+            </w:r>
+          </w:p>
+          <w:p>
+            <w:pPr>
+              <w:keepNext w:val="0"/>
+              <w:keepLines w:val="0"/>
+              <w:widowControl w:val="0"/>
+              <w:pBdr>
+                <w:top w:space="0" w:sz="0" w:val="nil"/>
+                <w:left w:space="0" w:sz="0" w:val="nil"/>
+                <w:bottom w:space="0" w:sz="0" w:val="nil"/>
+                <w:right w:space="0" w:sz="0" w:val="nil"/>
+                <w:between w:space="0" w:sz="0" w:val="nil"/>
+              </w:pBdr>
+              <w:shd w:fill="auto" w:val="clear"/>
+              <w:spacing w:after="240" w:before="0" w:line="276" w:lineRule="auto"/>
+              <w:ind w:left="0" w:right="0" w:firstLine="283"/>
+              <w:jc w:val="both"/>
+              <w:rPr>
+                <w:rFonts w:ascii="Times New Roman" w:cs="Times New Roman" w:eastAsia="Times New Roman" w:hAnsi="Times New Roman"/>
+                <w:b w:val="0"/>
+                <w:bCs w:val="0"/>
+                <w:i w:val="0"/>
+                <w:iCs w:val="0"/>
+                <w:smallCaps w:val="0"/>
+                <w:strike w:val="0"/>
+                <w:color w:val="000000"/>
+                <w:sz w:val="24"/>
+                <w:szCs w:val="24"/>
+                <w:u w:val="none"/>
+                <w:shd w:fill="auto" w:val="clear"/>
+                <w:vertAlign w:val="baseline"/>
+              </w:rPr>
+            </w:pPr>
+            <w:r>
+              <w:rPr>
+                <w:rFonts w:ascii="Times New Roman" w:cs="Times New Roman" w:eastAsia="Times New Roman" w:hAnsi="Times New Roman"/>
+                <w:b w:val="0"/>
+                <w:bCs w:val="0"/>
+                <w:i w:val="0"/>
+                <w:iCs w:val="0"/>
+                <w:smallCaps w:val="0"/>
+                <w:strike w:val="0"/>
+                <w:color w:val="000000"/>
+                <w:sz w:val="24"/>
+                <w:szCs w:val="24"/>
+                <w:u w:val="none"/>
+                <w:shd w:fill="auto" w:val="clear"/>
+                <w:vertAlign w:val="baseline"/>
+                <w:rtl w:val="0"/>
+              </w:rPr>
+              <w:t xml:space="preserve">В течение срока действия настоящего Соглашения и в течение одного (1) года после его прекращения Получающая сторона обязуется не переманивать и не нанимать, прямо или косвенно, сотрудников или подрядчиков Раскрывающей стороны, участвующих в достижении Цели, без предварительного письменного согласия Раскрывающей стороны.</w:t>
+            </w:r>
+          </w:p>
+        </w:tc>
+      </w:tr>
+      <w:tr>
+        <w:trPr>
+          <w:cantSplit w:val="0"/>
+          <w:tblHeader w:val="0"/>
+        </w:trPr>
+        <w:tc>
+          <w:tcPr>
+            <w:tcBorders>
+              <w:right w:color="000000" w:space="0" w:sz="4" w:val="single"/>
+            </w:tcBorders>
+          </w:tcPr>
+          <w:p>
+            <w:pPr>
+              <w:pStyle w:val="Heading1"/>
+              <w:numPr>
+                <w:ilvl w:val="0"/>
+                <w:numId w:val="4"/>
+              </w:numPr>
+              <w:tabs>
+                <w:tab w:val="left" w:leader="none" w:pos="394"/>
+              </w:tabs>
+              <w:spacing w:after="240" w:line="276" w:lineRule="auto"/>
+              <w:ind w:left="0" w:firstLine="283"/>
+              <w:jc w:val="both"/>
+              <w:rPr/>
+            </w:pPr>
+            <w:r>
+              <w:rPr>
+                <w:rtl w:val="0"/>
+              </w:rPr>
+              <w:t xml:space="preserve">Governing Law and Jurisdiction</w:t>
+            </w:r>
+          </w:p>
+          <w:p>
+            <w:pPr>
+              <w:keepNext w:val="0"/>
+              <w:keepLines w:val="0"/>
+              <w:widowControl w:val="0"/>
+              <w:pBdr>
+                <w:top w:space="0" w:sz="0" w:val="nil"/>
+                <w:left w:space="0" w:sz="0" w:val="nil"/>
+                <w:bottom w:space="0" w:sz="0" w:val="nil"/>
+                <w:right w:space="0" w:sz="0" w:val="nil"/>
+                <w:between w:space="0" w:sz="0" w:val="nil"/>
+              </w:pBdr>
+              <w:shd w:fill="auto" w:val="clear"/>
+              <w:spacing w:after="240" w:before="167" w:line="276" w:lineRule="auto"/>
+              <w:ind w:left="0" w:right="0" w:firstLine="283"/>
+              <w:jc w:val="both"/>
+              <w:rPr>
+                <w:rFonts w:ascii="Times New Roman" w:cs="Times New Roman" w:eastAsia="Times New Roman" w:hAnsi="Times New Roman"/>
+                <w:b w:val="0"/>
+                <w:bCs w:val="0"/>
+                <w:i w:val="0"/>
+                <w:iCs w:val="0"/>
+                <w:smallCaps w:val="0"/>
+                <w:strike w:val="0"/>
+                <w:color w:val="000000"/>
+                <w:sz w:val="24"/>
+                <w:szCs w:val="24"/>
+                <w:u w:val="none"/>
+                <w:shd w:fill="auto" w:val="clear"/>
+                <w:vertAlign w:val="baseline"/>
+              </w:rPr>
+            </w:pPr>
+            <w:r>
+              <w:rPr>
+                <w:rFonts w:ascii="Times New Roman" w:cs="Times New Roman" w:eastAsia="Times New Roman" w:hAnsi="Times New Roman"/>
+                <w:b w:val="0"/>
+                <w:bCs w:val="0"/>
+                <w:i w:val="0"/>
+                <w:iCs w:val="0"/>
+                <w:smallCaps w:val="0"/>
+                <w:strike w:val="0"/>
+                <w:color w:val="000000"/>
+                <w:sz w:val="24"/>
+                <w:szCs w:val="24"/>
+                <w:u w:val="none"/>
+                <w:shd w:fill="auto" w:val="clear"/>
+                <w:vertAlign w:val="baseline"/>
+                <w:rtl w:val="0"/>
+              </w:rPr>
+              <w:t xml:space="preserve">This Agreement shall be governed by and construed in accordance with the laws of the Russian Federation and general norms of BRICS countries, to the extent they do not contradict Russian Federation law, without regard to conflict of laws principles.</w:t>
+            </w:r>
+          </w:p>
+          <w:p>
+            <w:pPr>
+              <w:keepNext w:val="0"/>
+              <w:keepLines w:val="0"/>
+              <w:widowControl w:val="0"/>
+              <w:pBdr>
+                <w:top w:space="0" w:sz="0" w:val="nil"/>
+                <w:left w:space="0" w:sz="0" w:val="nil"/>
+                <w:bottom w:space="0" w:sz="0" w:val="nil"/>
+                <w:right w:space="0" w:sz="0" w:val="nil"/>
+                <w:between w:space="0" w:sz="0" w:val="nil"/>
+              </w:pBdr>
+              <w:shd w:fill="auto" w:val="clear"/>
+              <w:spacing w:after="240" w:before="167" w:line="276" w:lineRule="auto"/>
+              <w:ind w:left="0" w:right="0" w:firstLine="283"/>
+              <w:jc w:val="both"/>
+              <w:rPr>
+                <w:sz w:val="24"/>
+                <w:szCs w:val="24"/>
+              </w:rPr>
+            </w:pPr>
+            <w:r>
+              <w:rPr>
+                <w:sz w:val="24"/>
+                <w:szCs w:val="24"/>
+                <w:rtl w:val="0"/>
+              </w:rPr>
+              <w:t xml:space="preserve">In the event of a breach of the terms of this Confidentiality Agreement, the Disclosing Party shall have the right to demand, and the Receiving Party shall be obligated to compensate the Disclosing Party for actual damages for each instance of unlawful disclosure of Confidential Information.</w:t>
+            </w:r>
+          </w:p>
+          <w:p>
+            <w:pPr>
+              <w:keepNext w:val="0"/>
+              <w:keepLines w:val="0"/>
+              <w:widowControl w:val="0"/>
+              <w:pBdr>
+                <w:top w:space="0" w:sz="0" w:val="nil"/>
+                <w:left w:space="0" w:sz="0" w:val="nil"/>
+                <w:bottom w:space="0" w:sz="0" w:val="nil"/>
+                <w:right w:space="0" w:sz="0" w:val="nil"/>
+                <w:between w:space="0" w:sz="0" w:val="nil"/>
+              </w:pBdr>
+              <w:shd w:fill="auto" w:val="clear"/>
+              <w:spacing w:after="240" w:before="142" w:line="276" w:lineRule="auto"/>
+              <w:ind w:left="0" w:right="0" w:firstLine="283"/>
+              <w:jc w:val="both"/>
+              <w:rPr>
+                <w:rFonts w:ascii="Times New Roman" w:cs="Times New Roman" w:eastAsia="Times New Roman" w:hAnsi="Times New Roman"/>
+                <w:b w:val="0"/>
+                <w:bCs w:val="0"/>
+                <w:i w:val="0"/>
+                <w:iCs w:val="0"/>
+                <w:smallCaps w:val="0"/>
+                <w:strike w:val="0"/>
+                <w:color w:val="000000"/>
+                <w:sz w:val="24"/>
+                <w:szCs w:val="24"/>
+                <w:u w:val="none"/>
+                <w:shd w:fill="auto" w:val="clear"/>
+                <w:vertAlign w:val="baseline"/>
+              </w:rPr>
+            </w:pPr>
+            <w:r>
+              <w:rPr>
+                <w:rFonts w:ascii="Times New Roman" w:cs="Times New Roman" w:eastAsia="Times New Roman" w:hAnsi="Times New Roman"/>
+                <w:b w:val="0"/>
+                <w:bCs w:val="0"/>
+                <w:i w:val="0"/>
+                <w:iCs w:val="0"/>
+                <w:smallCaps w:val="0"/>
+                <w:strike w:val="0"/>
+                <w:color w:val="000000"/>
+                <w:sz w:val="24"/>
+                <w:szCs w:val="24"/>
+                <w:u w:val="none"/>
+                <w:shd w:fill="auto" w:val="clear"/>
+                <w:vertAlign w:val="baseline"/>
+                <w:rtl w:val="0"/>
+              </w:rPr>
+              <w:t xml:space="preserve">Any dispute, controversy, or claim arising out of or in connection with this Agreement, or its breach, termination, or invalidity, shall be finally settled by arbitration at:</w:t>
             </w:r>
           </w:p>
           <w:p>
@@ -5576,58 +5856,6 @@
                 <w:tab w:val="left" w:leader="none" w:pos="618"/>
                 <w:tab w:val="left" w:leader="none" w:pos="620"/>
               </w:tabs>
-              <w:spacing w:after="240" w:before="142" w:line="276" w:lineRule="auto"/>
-              <w:ind w:left="0" w:right="0" w:firstLine="283"/>
-              <w:jc w:val="both"/>
-              <w:rPr>
-                <w:rFonts w:ascii="Times New Roman" w:cs="Times New Roman" w:eastAsia="Times New Roman" w:hAnsi="Times New Roman"/>
-                <w:b w:val="0"/>
-                <w:bCs w:val="0"/>
-                <w:i w:val="0"/>
-                <w:iCs w:val="0"/>
-                <w:smallCaps w:val="0"/>
-                <w:strike w:val="0"/>
-                <w:color w:val="000000"/>
-                <w:sz w:val="24"/>
-                <w:szCs w:val="24"/>
-                <w:u w:val="none"/>
-                <w:shd w:fill="auto" w:val="clear"/>
-                <w:vertAlign w:val="baseline"/>
-              </w:rPr>
-            </w:pPr>
-            <w:r>
-              <w:rPr>
-                <w:rFonts w:ascii="Times New Roman" w:cs="Times New Roman" w:eastAsia="Times New Roman" w:hAnsi="Times New Roman"/>
-                <w:b w:val="0"/>
-                <w:bCs w:val="0"/>
-                <w:i w:val="0"/>
-                <w:iCs w:val="0"/>
-                <w:smallCaps w:val="0"/>
-                <w:strike w:val="0"/>
-                <w:color w:val="000000"/>
-                <w:sz w:val="24"/>
-                <w:szCs w:val="24"/>
-                <w:u w:val="none"/>
-                <w:shd w:fill="auto" w:val="clear"/>
-                <w:vertAlign w:val="baseline"/>
-                <w:rtl w:val="0"/>
-              </w:rPr>
-              <w:t xml:space="preserve">The Arbitration Court of Moscow for counterparties within the jurisdiction of the Russian Federation.</w:t>
-            </w:r>
-          </w:p>
-          <w:p>
-            <w:pPr>
-              <w:keepNext w:val="0"/>
-              <w:keepLines w:val="0"/>
-              <w:widowControl w:val="0"/>
-              <w:pBdr>
-                <w:top w:space="0" w:sz="0" w:val="nil"/>
-                <w:left w:space="0" w:sz="0" w:val="nil"/>
-                <w:bottom w:space="0" w:sz="0" w:val="nil"/>
-                <w:right w:space="0" w:sz="0" w:val="nil"/>
-                <w:between w:space="0" w:sz="0" w:val="nil"/>
-              </w:pBdr>
-              <w:shd w:fill="auto" w:val="clear"/>
               <w:spacing w:after="240" w:before="143" w:line="276" w:lineRule="auto"/>
               <w:ind w:left="0" w:right="0" w:firstLine="283"/>
               <w:jc w:val="both"/>
@@ -5664,396 +5892,7 @@
                 <w:vertAlign w:val="baseline"/>
                 <w:rtl w:val="0"/>
               </w:rPr>
-              <w:t xml:space="preserve">The choice of arbitration depends on the counterpartys jurisdiction. </w:t>
-            </w:r>
-          </w:p>
-          <w:p>
-            <w:pPr>
-              <w:keepNext w:val="0"/>
-              <w:keepLines w:val="0"/>
-              <w:widowControl w:val="0"/>
-              <w:pBdr>
-                <w:top w:space="0" w:sz="0" w:val="nil"/>
-                <w:left w:space="0" w:sz="0" w:val="nil"/>
-                <w:bottom w:space="0" w:sz="0" w:val="nil"/>
-                <w:right w:space="0" w:sz="0" w:val="nil"/>
-                <w:between w:space="0" w:sz="0" w:val="nil"/>
-              </w:pBdr>
-              <w:shd w:fill="auto" w:val="clear"/>
-              <w:spacing w:after="240" w:before="143" w:line="276" w:lineRule="auto"/>
-              <w:ind w:left="0" w:right="0" w:firstLine="283"/>
-              <w:jc w:val="both"/>
-              <w:rPr>
-                <w:rFonts w:ascii="Times New Roman" w:cs="Times New Roman" w:eastAsia="Times New Roman" w:hAnsi="Times New Roman"/>
-                <w:b w:val="0"/>
-                <w:bCs w:val="0"/>
-                <w:i w:val="0"/>
-                <w:iCs w:val="0"/>
-                <w:smallCaps w:val="0"/>
-                <w:strike w:val="0"/>
-                <w:color w:val="000000"/>
-                <w:sz w:val="24"/>
-                <w:szCs w:val="24"/>
-                <w:u w:val="none"/>
-                <w:shd w:fill="auto" w:val="clear"/>
-                <w:vertAlign w:val="baseline"/>
-              </w:rPr>
-            </w:pPr>
-            <w:r>
-              <w:rPr>
-                <w:rFonts w:ascii="Times New Roman" w:cs="Times New Roman" w:eastAsia="Times New Roman" w:hAnsi="Times New Roman"/>
-                <w:b w:val="0"/>
-                <w:bCs w:val="0"/>
-                <w:i w:val="0"/>
-                <w:iCs w:val="0"/>
-                <w:smallCaps w:val="0"/>
-                <w:strike w:val="0"/>
-                <w:color w:val="000000"/>
-                <w:sz w:val="24"/>
-                <w:szCs w:val="24"/>
-                <w:u w:val="none"/>
-                <w:shd w:fill="auto" w:val="clear"/>
-                <w:vertAlign w:val="baseline"/>
-                <w:rtl w:val="0"/>
-              </w:rPr>
-              <w:t xml:space="preserve">The language of the arbitral proceedings shall be Russian. </w:t>
-            </w:r>
-          </w:p>
-          <w:p>
-            <w:pPr>
-              <w:keepNext w:val="0"/>
-              <w:keepLines w:val="0"/>
-              <w:widowControl w:val="0"/>
-              <w:pBdr>
-                <w:top w:space="0" w:sz="0" w:val="nil"/>
-                <w:left w:space="0" w:sz="0" w:val="nil"/>
-                <w:bottom w:space="0" w:sz="0" w:val="nil"/>
-                <w:right w:space="0" w:sz="0" w:val="nil"/>
-                <w:between w:space="0" w:sz="0" w:val="nil"/>
-              </w:pBdr>
-              <w:shd w:fill="auto" w:val="clear"/>
-              <w:spacing w:after="240" w:before="143" w:line="276" w:lineRule="auto"/>
-              <w:ind w:left="0" w:right="0" w:firstLine="283"/>
-              <w:jc w:val="both"/>
-              <w:rPr>
-                <w:rFonts w:ascii="Times New Roman" w:cs="Times New Roman" w:eastAsia="Times New Roman" w:hAnsi="Times New Roman"/>
-                <w:b w:val="0"/>
-                <w:bCs w:val="0"/>
-                <w:i w:val="0"/>
-                <w:iCs w:val="0"/>
-                <w:smallCaps w:val="0"/>
-                <w:strike w:val="0"/>
-                <w:color w:val="000000"/>
-                <w:sz w:val="24"/>
-                <w:szCs w:val="24"/>
-                <w:u w:val="single"/>
-                <w:shd w:fill="auto" w:val="clear"/>
-                <w:vertAlign w:val="baseline"/>
-              </w:rPr>
-            </w:pPr>
-            <w:r>
-              <w:rPr>
-                <w:rFonts w:ascii="Times New Roman" w:cs="Times New Roman" w:eastAsia="Times New Roman" w:hAnsi="Times New Roman"/>
-                <w:b w:val="0"/>
-                <w:bCs w:val="0"/>
-                <w:i w:val="0"/>
-                <w:iCs w:val="0"/>
-                <w:smallCaps w:val="0"/>
-                <w:strike w:val="0"/>
-                <w:color w:val="000000"/>
-                <w:sz w:val="24"/>
-                <w:szCs w:val="24"/>
-                <w:u w:val="single"/>
-                <w:shd w:fill="auto" w:val="clear"/>
-                <w:vertAlign w:val="baseline"/>
-                <w:rtl w:val="0"/>
-              </w:rPr>
-              <w:t xml:space="preserve">The arbitral award shall be final and binding upon the Parties.</w:t>
-            </w:r>
-          </w:p>
-          <w:p>
-            <w:pPr>
-              <w:keepNext w:val="0"/>
-              <w:keepLines w:val="0"/>
-              <w:widowControl w:val="0"/>
-              <w:pBdr>
-                <w:top w:space="0" w:sz="0" w:val="nil"/>
-                <w:left w:space="0" w:sz="0" w:val="nil"/>
-                <w:bottom w:space="0" w:sz="0" w:val="nil"/>
-                <w:right w:space="0" w:sz="0" w:val="nil"/>
-                <w:between w:space="0" w:sz="0" w:val="nil"/>
-              </w:pBdr>
-              <w:shd w:fill="auto" w:val="clear"/>
-              <w:spacing w:after="240" w:before="0" w:line="276" w:lineRule="auto"/>
-              <w:ind w:left="0" w:right="0" w:firstLine="283"/>
-              <w:jc w:val="both"/>
-              <w:rPr>
-                <w:rFonts w:ascii="Times New Roman" w:cs="Times New Roman" w:eastAsia="Times New Roman" w:hAnsi="Times New Roman"/>
-                <w:b w:val="0"/>
-                <w:bCs w:val="0"/>
-                <w:i w:val="0"/>
-                <w:iCs w:val="0"/>
-                <w:smallCaps w:val="0"/>
-                <w:strike w:val="0"/>
-                <w:color w:val="000000"/>
-                <w:sz w:val="24"/>
-                <w:szCs w:val="24"/>
-                <w:u w:val="none"/>
-                <w:shd w:fill="auto" w:val="clear"/>
-                <w:vertAlign w:val="baseline"/>
-              </w:rPr>
-            </w:pPr>
-            <w:r>
-              <w:rPr>
-                <w:rtl w:val="0"/>
-              </w:rPr>
-            </w:r>
-          </w:p>
-        </w:tc>
-        <w:tc>
-          <w:tcPr>
-            <w:tcBorders>
-              <w:left w:color="000000" w:space="0" w:sz="4" w:val="single"/>
-            </w:tcBorders>
-          </w:tcPr>
-          <w:p>
-            <w:pPr>
-              <w:shd w:fill="ffffff" w:val="clear"/>
-              <w:spacing w:after="240" w:line="276" w:lineRule="auto"/>
-              <w:ind w:firstLine="283"/>
-              <w:jc w:val="both"/>
-              <w:rPr>
-                <w:sz w:val="24"/>
-                <w:szCs w:val="24"/>
-              </w:rPr>
-            </w:pPr>
-            <w:r>
-              <w:rPr>
-                <w:b w:val="1"/>
-                <w:bCs w:val="1"/>
-                <w:sz w:val="24"/>
-                <w:szCs w:val="24"/>
-                <w:rtl w:val="0"/>
-              </w:rPr>
-              <w:t xml:space="preserve">12. Применимое право и юрисдикция</w:t>
-            </w:r>
-            <w:r>
-              <w:rPr>
-                <w:rtl w:val="0"/>
-              </w:rPr>
-            </w:r>
-          </w:p>
-          <w:p>
-            <w:pPr>
-              <w:shd w:fill="ffffff" w:val="clear"/>
-              <w:spacing w:after="240" w:line="276" w:lineRule="auto"/>
-              <w:ind w:firstLine="283"/>
-              <w:jc w:val="both"/>
-              <w:rPr>
-                <w:sz w:val="24"/>
-                <w:szCs w:val="24"/>
-              </w:rPr>
-            </w:pPr>
-            <w:r>
-              <w:rPr>
-                <w:sz w:val="24"/>
-                <w:szCs w:val="24"/>
-                <w:rtl w:val="0"/>
-              </w:rPr>
-              <w:t xml:space="preserve">Настоящее Соглашение регулируется и толкуется в соответствии с законодательством Российской Федерации и общими нормами стран БРИКС, в части не противоречащих законодательству Российской Федерации, без применения коллизионных норм.</w:t>
-            </w:r>
-          </w:p>
-          <w:p>
-            <w:pPr>
-              <w:shd w:fill="ffffff" w:val="clear"/>
-              <w:spacing w:after="240" w:line="276" w:lineRule="auto"/>
-              <w:ind w:firstLine="283"/>
-              <w:jc w:val="both"/>
-              <w:rPr>
-                <w:sz w:val="24"/>
-                <w:szCs w:val="24"/>
-              </w:rPr>
-            </w:pPr>
-            <w:r>
-              <w:rPr>
-                <w:sz w:val="24"/>
-                <w:szCs w:val="24"/>
-                <w:rtl w:val="0"/>
-              </w:rPr>
-              <w:t xml:space="preserve">В случае нарушения условий настоящего Соглашения о конфиденциальности Раскрывающая сторона имеет право потребовать, а Получающая сторона обязана возместить реальный ущерб Передающей стороне за каждый случай неправомерного разглашения Конфиденциальной информации.</w:t>
-            </w:r>
-          </w:p>
-          <w:p>
-            <w:pPr>
-              <w:shd w:fill="ffffff" w:val="clear"/>
-              <w:spacing w:after="240" w:line="276" w:lineRule="auto"/>
-              <w:ind w:firstLine="283"/>
-              <w:jc w:val="both"/>
-              <w:rPr>
-                <w:sz w:val="24"/>
-                <w:szCs w:val="24"/>
-              </w:rPr>
-            </w:pPr>
-            <w:r>
-              <w:rPr>
-                <w:sz w:val="24"/>
-                <w:szCs w:val="24"/>
-                <w:rtl w:val="0"/>
-              </w:rPr>
-              <w:t xml:space="preserve">Любой спор, разногласие или претензия в связи с настоящим Соглашением либо его нарушением, расторжением или недействительностью будут окончательно разрешены путем арбитража в:</w:t>
-            </w:r>
-          </w:p>
-          <w:p>
-            <w:pPr>
-              <w:shd w:fill="ffffff" w:val="clear"/>
-              <w:spacing w:after="240" w:line="276" w:lineRule="auto"/>
-              <w:ind w:firstLine="283"/>
-              <w:jc w:val="both"/>
-              <w:rPr>
-                <w:sz w:val="24"/>
-                <w:szCs w:val="24"/>
-              </w:rPr>
-            </w:pPr>
-            <w:bookmarkStart w:colFirst="0" w:colLast="0" w:name="_heading=h.wnfiaqvldtpz" w:id="0"/>
-            <w:bookmarkEnd w:id="0"/>
-            <w:r>
-              <w:rPr>
-                <w:sz w:val="24"/>
-                <w:szCs w:val="24"/>
-                <w:rtl w:val="0"/>
-              </w:rPr>
-              <w:t xml:space="preserve">А) Международном коммерческом арбитражном суде (МКАС) в г. Москве (при Торгово-промышленной палате Российской Федерации) для контрагентов вне юрисдикции Российской Федерации;</w:t>
-            </w:r>
-          </w:p>
-          <w:p>
-            <w:pPr>
-              <w:shd w:fill="ffffff" w:val="clear"/>
-              <w:spacing w:after="240" w:line="276" w:lineRule="auto"/>
-              <w:ind w:firstLine="283"/>
-              <w:jc w:val="both"/>
-              <w:rPr>
-                <w:sz w:val="24"/>
-                <w:szCs w:val="24"/>
-              </w:rPr>
-            </w:pPr>
-            <w:r>
-              <w:rPr>
-                <w:sz w:val="24"/>
-                <w:szCs w:val="24"/>
-                <w:rtl w:val="0"/>
-              </w:rPr>
-              <w:t xml:space="preserve">Б) Арбитражном суде г. Москвы для контрагентов в зоне юрисдикции Российской Федерации;</w:t>
-            </w:r>
-          </w:p>
-          <w:p>
-            <w:pPr>
-              <w:shd w:fill="ffffff" w:val="clear"/>
-              <w:spacing w:after="240" w:line="276" w:lineRule="auto"/>
-              <w:ind w:firstLine="283"/>
-              <w:jc w:val="both"/>
-              <w:rPr>
-                <w:sz w:val="24"/>
-                <w:szCs w:val="24"/>
-              </w:rPr>
-            </w:pPr>
-            <w:r>
-              <w:rPr>
-                <w:sz w:val="24"/>
-                <w:szCs w:val="24"/>
-                <w:rtl w:val="0"/>
-              </w:rPr>
-              <w:t xml:space="preserve">Языком арбитражного разбирательства будет РУССКИЙ.</w:t>
-            </w:r>
-          </w:p>
-          <w:p>
-            <w:pPr>
-              <w:shd w:fill="ffffff" w:val="clear"/>
-              <w:spacing w:after="240" w:line="276" w:lineRule="auto"/>
-              <w:ind w:firstLine="283"/>
-              <w:jc w:val="both"/>
-              <w:rPr>
-                <w:sz w:val="24"/>
-                <w:szCs w:val="24"/>
-                <w:u w:val="single"/>
-              </w:rPr>
-            </w:pPr>
-            <w:r>
-              <w:rPr>
-                <w:sz w:val="24"/>
-                <w:szCs w:val="24"/>
-                <w:u w:val="single"/>
-                <w:rtl w:val="0"/>
-              </w:rPr>
-              <w:t xml:space="preserve">Решение арбитража будет окончательным и обязательным для сторон.</w:t>
-            </w:r>
-          </w:p>
-          <w:p>
-            <w:pPr>
-              <w:keepNext w:val="0"/>
-              <w:keepLines w:val="0"/>
-              <w:widowControl w:val="0"/>
-              <w:pBdr>
-                <w:top w:space="0" w:sz="0" w:val="nil"/>
-                <w:left w:space="0" w:sz="0" w:val="nil"/>
-                <w:bottom w:space="0" w:sz="0" w:val="nil"/>
-                <w:right w:space="0" w:sz="0" w:val="nil"/>
-                <w:between w:space="0" w:sz="0" w:val="nil"/>
-              </w:pBdr>
-              <w:shd w:fill="auto" w:val="clear"/>
-              <w:spacing w:after="240" w:before="0" w:line="276" w:lineRule="auto"/>
-              <w:ind w:left="0" w:right="0" w:firstLine="283"/>
-              <w:jc w:val="both"/>
-              <w:rPr>
-                <w:rFonts w:ascii="Times New Roman" w:cs="Times New Roman" w:eastAsia="Times New Roman" w:hAnsi="Times New Roman"/>
-                <w:b w:val="0"/>
-                <w:bCs w:val="0"/>
-                <w:i w:val="0"/>
-                <w:iCs w:val="0"/>
-                <w:smallCaps w:val="0"/>
-                <w:strike w:val="0"/>
-                <w:color w:val="000000"/>
-                <w:sz w:val="24"/>
-                <w:szCs w:val="24"/>
-                <w:u w:val="none"/>
-                <w:shd w:fill="auto" w:val="clear"/>
-                <w:vertAlign w:val="baseline"/>
-              </w:rPr>
-            </w:pPr>
-            <w:r>
-              <w:rPr>
-                <w:rtl w:val="0"/>
-              </w:rPr>
-            </w:r>
-          </w:p>
-        </w:tc>
-      </w:tr>
-      <w:tr>
-        <w:trPr>
-          <w:cantSplit w:val="0"/>
-          <w:tblHeader w:val="0"/>
-        </w:trPr>
-        <w:tc>
-          <w:tcPr>
-            <w:tcBorders>
-              <w:right w:color="000000" w:space="0" w:sz="4" w:val="single"/>
-            </w:tcBorders>
-          </w:tcPr>
-          <w:p>
-            <w:pPr>
-              <w:pStyle w:val="Heading1"/>
-              <w:tabs>
-                <w:tab w:val="left" w:leader="none" w:pos="394"/>
-              </w:tabs>
-              <w:spacing w:after="240" w:line="276" w:lineRule="auto"/>
-              <w:ind w:left="0" w:firstLine="0"/>
-              <w:jc w:val="both"/>
-              <w:rPr/>
-            </w:pPr>
-            <w:r>
-              <w:rPr>
-                <w:rtl w:val="0"/>
-              </w:rPr>
-              <w:t xml:space="preserve">13. Miscellaneous</w:t>
+              <w:t xml:space="preserve">The International Commercial Arbitration Court (ICAC) at the Chamber of Commerce and Industry of the Russian Federation in Moscow for counterparties outside the jurisdiction of the Russian Federation; or</w:t>
             </w:r>
           </w:p>
           <w:p>
@@ -6077,7 +5916,7 @@
                 <w:tab w:val="left" w:leader="none" w:pos="618"/>
                 <w:tab w:val="left" w:leader="none" w:pos="620"/>
               </w:tabs>
-              <w:spacing w:after="240" w:before="167" w:line="276" w:lineRule="auto"/>
+              <w:spacing w:after="240" w:before="142" w:line="276" w:lineRule="auto"/>
               <w:ind w:left="0" w:right="0" w:firstLine="283"/>
               <w:jc w:val="both"/>
               <w:rPr>
@@ -6113,7 +5952,448 @@
                 <w:vertAlign w:val="baseline"/>
                 <w:rtl w:val="0"/>
               </w:rPr>
-              <w:t xml:space="preserve">This Agreement constitutes the entire understanding between the Parties regarding the treatment of Confidential Information and supersedes all prior agreements, whether writ- ten or oral.</w:t>
+              <w:t xml:space="preserve">The Arbitration Court of Moscow for counterparties within the jurisdiction of the Russian Federation.</w:t>
+            </w:r>
+          </w:p>
+          <w:p>
+            <w:pPr>
+              <w:keepNext w:val="0"/>
+              <w:keepLines w:val="0"/>
+              <w:widowControl w:val="0"/>
+              <w:pBdr>
+                <w:top w:space="0" w:sz="0" w:val="nil"/>
+                <w:left w:space="0" w:sz="0" w:val="nil"/>
+                <w:bottom w:space="0" w:sz="0" w:val="nil"/>
+                <w:right w:space="0" w:sz="0" w:val="nil"/>
+                <w:between w:space="0" w:sz="0" w:val="nil"/>
+              </w:pBdr>
+              <w:shd w:fill="auto" w:val="clear"/>
+              <w:spacing w:after="240" w:before="143" w:line="276" w:lineRule="auto"/>
+              <w:ind w:left="0" w:right="0" w:firstLine="283"/>
+              <w:jc w:val="both"/>
+              <w:rPr>
+                <w:rFonts w:ascii="Times New Roman" w:cs="Times New Roman" w:eastAsia="Times New Roman" w:hAnsi="Times New Roman"/>
+                <w:b w:val="0"/>
+                <w:bCs w:val="0"/>
+                <w:i w:val="0"/>
+                <w:iCs w:val="0"/>
+                <w:smallCaps w:val="0"/>
+                <w:strike w:val="0"/>
+                <w:color w:val="000000"/>
+                <w:sz w:val="24"/>
+                <w:szCs w:val="24"/>
+                <w:u w:val="none"/>
+                <w:shd w:fill="auto" w:val="clear"/>
+                <w:vertAlign w:val="baseline"/>
+              </w:rPr>
+            </w:pPr>
+            <w:r>
+              <w:rPr>
+                <w:rFonts w:ascii="Times New Roman" w:cs="Times New Roman" w:eastAsia="Times New Roman" w:hAnsi="Times New Roman"/>
+                <w:b w:val="0"/>
+                <w:bCs w:val="0"/>
+                <w:i w:val="0"/>
+                <w:iCs w:val="0"/>
+                <w:smallCaps w:val="0"/>
+                <w:strike w:val="0"/>
+                <w:color w:val="000000"/>
+                <w:sz w:val="24"/>
+                <w:szCs w:val="24"/>
+                <w:u w:val="none"/>
+                <w:shd w:fill="auto" w:val="clear"/>
+                <w:vertAlign w:val="baseline"/>
+                <w:rtl w:val="0"/>
+              </w:rPr>
+              <w:t xml:space="preserve">The choice of arbitration depends on the counterpartys jurisdiction. </w:t>
+            </w:r>
+          </w:p>
+          <w:p>
+            <w:pPr>
+              <w:keepNext w:val="0"/>
+              <w:keepLines w:val="0"/>
+              <w:widowControl w:val="0"/>
+              <w:pBdr>
+                <w:top w:space="0" w:sz="0" w:val="nil"/>
+                <w:left w:space="0" w:sz="0" w:val="nil"/>
+                <w:bottom w:space="0" w:sz="0" w:val="nil"/>
+                <w:right w:space="0" w:sz="0" w:val="nil"/>
+                <w:between w:space="0" w:sz="0" w:val="nil"/>
+              </w:pBdr>
+              <w:shd w:fill="auto" w:val="clear"/>
+              <w:spacing w:after="240" w:before="143" w:line="276" w:lineRule="auto"/>
+              <w:ind w:left="0" w:right="0" w:firstLine="283"/>
+              <w:jc w:val="both"/>
+              <w:rPr>
+                <w:rFonts w:ascii="Times New Roman" w:cs="Times New Roman" w:eastAsia="Times New Roman" w:hAnsi="Times New Roman"/>
+                <w:b w:val="0"/>
+                <w:bCs w:val="0"/>
+                <w:i w:val="0"/>
+                <w:iCs w:val="0"/>
+                <w:smallCaps w:val="0"/>
+                <w:strike w:val="0"/>
+                <w:color w:val="000000"/>
+                <w:sz w:val="24"/>
+                <w:szCs w:val="24"/>
+                <w:u w:val="none"/>
+                <w:shd w:fill="auto" w:val="clear"/>
+                <w:vertAlign w:val="baseline"/>
+              </w:rPr>
+            </w:pPr>
+            <w:r>
+              <w:rPr>
+                <w:rFonts w:ascii="Times New Roman" w:cs="Times New Roman" w:eastAsia="Times New Roman" w:hAnsi="Times New Roman"/>
+                <w:b w:val="0"/>
+                <w:bCs w:val="0"/>
+                <w:i w:val="0"/>
+                <w:iCs w:val="0"/>
+                <w:smallCaps w:val="0"/>
+                <w:strike w:val="0"/>
+                <w:color w:val="000000"/>
+                <w:sz w:val="24"/>
+                <w:szCs w:val="24"/>
+                <w:u w:val="none"/>
+                <w:shd w:fill="auto" w:val="clear"/>
+                <w:vertAlign w:val="baseline"/>
+                <w:rtl w:val="0"/>
+              </w:rPr>
+              <w:t xml:space="preserve">The language of the arbitral proceedings shall be Russian. </w:t>
+            </w:r>
+          </w:p>
+          <w:p>
+            <w:pPr>
+              <w:keepNext w:val="0"/>
+              <w:keepLines w:val="0"/>
+              <w:widowControl w:val="0"/>
+              <w:pBdr>
+                <w:top w:space="0" w:sz="0" w:val="nil"/>
+                <w:left w:space="0" w:sz="0" w:val="nil"/>
+                <w:bottom w:space="0" w:sz="0" w:val="nil"/>
+                <w:right w:space="0" w:sz="0" w:val="nil"/>
+                <w:between w:space="0" w:sz="0" w:val="nil"/>
+              </w:pBdr>
+              <w:shd w:fill="auto" w:val="clear"/>
+              <w:spacing w:after="240" w:before="143" w:line="276" w:lineRule="auto"/>
+              <w:ind w:left="0" w:right="0" w:firstLine="283"/>
+              <w:jc w:val="both"/>
+              <w:rPr>
+                <w:rFonts w:ascii="Times New Roman" w:cs="Times New Roman" w:eastAsia="Times New Roman" w:hAnsi="Times New Roman"/>
+                <w:b w:val="0"/>
+                <w:bCs w:val="0"/>
+                <w:i w:val="0"/>
+                <w:iCs w:val="0"/>
+                <w:smallCaps w:val="0"/>
+                <w:strike w:val="0"/>
+                <w:color w:val="000000"/>
+                <w:sz w:val="24"/>
+                <w:szCs w:val="24"/>
+                <w:u w:val="single"/>
+                <w:shd w:fill="auto" w:val="clear"/>
+                <w:vertAlign w:val="baseline"/>
+              </w:rPr>
+            </w:pPr>
+            <w:r>
+              <w:rPr>
+                <w:rFonts w:ascii="Times New Roman" w:cs="Times New Roman" w:eastAsia="Times New Roman" w:hAnsi="Times New Roman"/>
+                <w:b w:val="0"/>
+                <w:bCs w:val="0"/>
+                <w:i w:val="0"/>
+                <w:iCs w:val="0"/>
+                <w:smallCaps w:val="0"/>
+                <w:strike w:val="0"/>
+                <w:color w:val="000000"/>
+                <w:sz w:val="24"/>
+                <w:szCs w:val="24"/>
+                <w:u w:val="single"/>
+                <w:shd w:fill="auto" w:val="clear"/>
+                <w:vertAlign w:val="baseline"/>
+                <w:rtl w:val="0"/>
+              </w:rPr>
+              <w:t xml:space="preserve">The arbitral award shall be final and binding upon the Parties.</w:t>
+            </w:r>
+          </w:p>
+          <w:p>
+            <w:pPr>
+              <w:keepNext w:val="0"/>
+              <w:keepLines w:val="0"/>
+              <w:widowControl w:val="0"/>
+              <w:pBdr>
+                <w:top w:space="0" w:sz="0" w:val="nil"/>
+                <w:left w:space="0" w:sz="0" w:val="nil"/>
+                <w:bottom w:space="0" w:sz="0" w:val="nil"/>
+                <w:right w:space="0" w:sz="0" w:val="nil"/>
+                <w:between w:space="0" w:sz="0" w:val="nil"/>
+              </w:pBdr>
+              <w:shd w:fill="auto" w:val="clear"/>
+              <w:spacing w:after="240" w:before="0" w:line="276" w:lineRule="auto"/>
+              <w:ind w:left="0" w:right="0" w:firstLine="283"/>
+              <w:jc w:val="both"/>
+              <w:rPr>
+                <w:rFonts w:ascii="Times New Roman" w:cs="Times New Roman" w:eastAsia="Times New Roman" w:hAnsi="Times New Roman"/>
+                <w:b w:val="0"/>
+                <w:bCs w:val="0"/>
+                <w:i w:val="0"/>
+                <w:iCs w:val="0"/>
+                <w:smallCaps w:val="0"/>
+                <w:strike w:val="0"/>
+                <w:color w:val="000000"/>
+                <w:sz w:val="24"/>
+                <w:szCs w:val="24"/>
+                <w:u w:val="none"/>
+                <w:shd w:fill="auto" w:val="clear"/>
+                <w:vertAlign w:val="baseline"/>
+              </w:rPr>
+            </w:pPr>
+            <w:r>
+              <w:rPr>
+                <w:rtl w:val="0"/>
+              </w:rPr>
+            </w:r>
+          </w:p>
+        </w:tc>
+        <w:tc>
+          <w:tcPr>
+            <w:tcBorders>
+              <w:left w:color="000000" w:space="0" w:sz="4" w:val="single"/>
+            </w:tcBorders>
+          </w:tcPr>
+          <w:p>
+            <w:pPr>
+              <w:shd w:fill="ffffff" w:val="clear"/>
+              <w:spacing w:after="240" w:line="276" w:lineRule="auto"/>
+              <w:ind w:firstLine="283"/>
+              <w:jc w:val="both"/>
+              <w:rPr>
+                <w:sz w:val="24"/>
+                <w:szCs w:val="24"/>
+              </w:rPr>
+            </w:pPr>
+            <w:r>
+              <w:rPr>
+                <w:b w:val="1"/>
+                <w:bCs w:val="1"/>
+                <w:sz w:val="24"/>
+                <w:szCs w:val="24"/>
+                <w:rtl w:val="0"/>
+              </w:rPr>
+              <w:t xml:space="preserve">12. Применимое право и юрисдикция</w:t>
+            </w:r>
+            <w:r>
+              <w:rPr>
+                <w:rtl w:val="0"/>
+              </w:rPr>
+            </w:r>
+          </w:p>
+          <w:p>
+            <w:pPr>
+              <w:shd w:fill="ffffff" w:val="clear"/>
+              <w:spacing w:after="240" w:line="276" w:lineRule="auto"/>
+              <w:ind w:firstLine="283"/>
+              <w:jc w:val="both"/>
+              <w:rPr>
+                <w:sz w:val="24"/>
+                <w:szCs w:val="24"/>
+              </w:rPr>
+            </w:pPr>
+            <w:r>
+              <w:rPr>
+                <w:sz w:val="24"/>
+                <w:szCs w:val="24"/>
+                <w:rtl w:val="0"/>
+              </w:rPr>
+              <w:t xml:space="preserve">Настоящее Соглашение регулируется и толкуется в соответствии с законодательством Российской Федерации и общими нормами стран БРИКС, в части не противоречащих законодательству Российской Федерации, без применения коллизионных норм.</w:t>
+            </w:r>
+          </w:p>
+          <w:p>
+            <w:pPr>
+              <w:shd w:fill="ffffff" w:val="clear"/>
+              <w:spacing w:after="240" w:line="276" w:lineRule="auto"/>
+              <w:ind w:firstLine="283"/>
+              <w:jc w:val="both"/>
+              <w:rPr>
+                <w:sz w:val="24"/>
+                <w:szCs w:val="24"/>
+              </w:rPr>
+            </w:pPr>
+            <w:r>
+              <w:rPr>
+                <w:sz w:val="24"/>
+                <w:szCs w:val="24"/>
+                <w:rtl w:val="0"/>
+              </w:rPr>
+              <w:t xml:space="preserve">В случае нарушения условий настоящего Соглашения о конфиденциальности Раскрывающая сторона имеет право потребовать, а Получающая сторона обязана возместить документально подтверждённый реальный ущерб Передающей стороне за каждый случай неправомерного разглашения Конфиденциальной информации.</w:t>
+            </w:r>
+          </w:p>
+          <w:p>
+            <w:pPr>
+              <w:shd w:fill="ffffff" w:val="clear"/>
+              <w:spacing w:after="240" w:line="276" w:lineRule="auto"/>
+              <w:ind w:firstLine="283"/>
+              <w:jc w:val="both"/>
+              <w:rPr>
+                <w:sz w:val="24"/>
+                <w:szCs w:val="24"/>
+              </w:rPr>
+            </w:pPr>
+            <w:r>
+              <w:rPr>
+                <w:sz w:val="24"/>
+                <w:szCs w:val="24"/>
+                <w:rtl w:val="0"/>
+              </w:rPr>
+              <w:t xml:space="preserve">Любой спор, разногласие или претензия в связи с настоящим Соглашением либо его нарушением, расторжением или недействительностью будут окончательно разрешены путем арбитража в:</w:t>
+            </w:r>
+          </w:p>
+          <w:p>
+            <w:pPr>
+              <w:shd w:fill="ffffff" w:val="clear"/>
+              <w:spacing w:after="240" w:line="276" w:lineRule="auto"/>
+              <w:ind w:firstLine="283"/>
+              <w:jc w:val="both"/>
+              <w:rPr>
+                <w:sz w:val="24"/>
+                <w:szCs w:val="24"/>
+              </w:rPr>
+            </w:pPr>
+            <w:bookmarkStart w:colFirst="0" w:colLast="0" w:name="_heading=h.wnfiaqvldtpz" w:id="0"/>
+            <w:bookmarkEnd w:id="0"/>
+            <w:r>
+              <w:rPr>
+                <w:sz w:val="24"/>
+                <w:szCs w:val="24"/>
+                <w:rtl w:val="0"/>
+              </w:rPr>
+              <w:t xml:space="preserve">А) Международном коммерческом арбитражном суде (МКАС) в г. Москве (при Торгово-промышленной палате Российской Федерации) для контрагентов вне юрисдикции Российской Федерации;</w:t>
+            </w:r>
+          </w:p>
+          <w:p>
+            <w:pPr>
+              <w:shd w:fill="ffffff" w:val="clear"/>
+              <w:spacing w:after="240" w:line="276" w:lineRule="auto"/>
+              <w:ind w:firstLine="283"/>
+              <w:jc w:val="both"/>
+              <w:rPr>
+                <w:sz w:val="24"/>
+                <w:szCs w:val="24"/>
+              </w:rPr>
+            </w:pPr>
+            <w:r>
+              <w:rPr>
+                <w:sz w:val="24"/>
+                <w:szCs w:val="24"/>
+                <w:rtl w:val="0"/>
+              </w:rPr>
+              <w:t xml:space="preserve">Б) Арбитражном суде г. Москвы для контрагентов в зоне юрисдикции Российской Федерации;</w:t>
+            </w:r>
+          </w:p>
+          <w:p>
+            <w:pPr>
+              <w:shd w:fill="ffffff" w:val="clear"/>
+              <w:spacing w:after="240" w:line="276" w:lineRule="auto"/>
+              <w:ind w:firstLine="283"/>
+              <w:jc w:val="both"/>
+              <w:rPr>
+                <w:sz w:val="24"/>
+                <w:szCs w:val="24"/>
+              </w:rPr>
+            </w:pPr>
+            <w:r>
+              <w:rPr>
+                <w:sz w:val="24"/>
+                <w:szCs w:val="24"/>
+                <w:rtl w:val="0"/>
+              </w:rPr>
+              <w:t xml:space="preserve">Языком арбитражного разбирательства будет РУССКИЙ.</w:t>
+            </w:r>
+          </w:p>
+          <w:p>
+            <w:pPr>
+              <w:shd w:fill="ffffff" w:val="clear"/>
+              <w:spacing w:after="240" w:line="276" w:lineRule="auto"/>
+              <w:ind w:firstLine="283"/>
+              <w:jc w:val="both"/>
+              <w:rPr>
+                <w:sz w:val="24"/>
+                <w:szCs w:val="24"/>
+                <w:u w:val="single"/>
+              </w:rPr>
+            </w:pPr>
+            <w:r>
+              <w:rPr>
+                <w:sz w:val="24"/>
+                <w:szCs w:val="24"/>
+                <w:u w:val="single"/>
+                <w:rtl w:val="0"/>
+              </w:rPr>
+              <w:t xml:space="preserve">Решение арбитража будет окончательным и обязательным для сторон.</w:t>
+            </w:r>
+          </w:p>
+          <w:p>
+            <w:pPr>
+              <w:keepNext w:val="0"/>
+              <w:keepLines w:val="0"/>
+              <w:widowControl w:val="0"/>
+              <w:pBdr>
+                <w:top w:space="0" w:sz="0" w:val="nil"/>
+                <w:left w:space="0" w:sz="0" w:val="nil"/>
+                <w:bottom w:space="0" w:sz="0" w:val="nil"/>
+                <w:right w:space="0" w:sz="0" w:val="nil"/>
+                <w:between w:space="0" w:sz="0" w:val="nil"/>
+              </w:pBdr>
+              <w:shd w:fill="auto" w:val="clear"/>
+              <w:spacing w:after="240" w:before="0" w:line="276" w:lineRule="auto"/>
+              <w:ind w:left="0" w:right="0" w:firstLine="283"/>
+              <w:jc w:val="both"/>
+              <w:rPr>
+                <w:rFonts w:ascii="Times New Roman" w:cs="Times New Roman" w:eastAsia="Times New Roman" w:hAnsi="Times New Roman"/>
+                <w:b w:val="0"/>
+                <w:bCs w:val="0"/>
+                <w:i w:val="0"/>
+                <w:iCs w:val="0"/>
+                <w:smallCaps w:val="0"/>
+                <w:strike w:val="0"/>
+                <w:color w:val="000000"/>
+                <w:sz w:val="24"/>
+                <w:szCs w:val="24"/>
+                <w:u w:val="none"/>
+                <w:shd w:fill="auto" w:val="clear"/>
+                <w:vertAlign w:val="baseline"/>
+              </w:rPr>
+            </w:pPr>
+            <w:r>
+              <w:rPr>
+                <w:rtl w:val="0"/>
+              </w:rPr>
+            </w:r>
+          </w:p>
+        </w:tc>
+      </w:tr>
+      <w:tr>
+        <w:trPr>
+          <w:cantSplit w:val="0"/>
+          <w:tblHeader w:val="0"/>
+        </w:trPr>
+        <w:tc>
+          <w:tcPr>
+            <w:tcBorders>
+              <w:right w:color="000000" w:space="0" w:sz="4" w:val="single"/>
+            </w:tcBorders>
+          </w:tcPr>
+          <w:p>
+            <w:pPr>
+              <w:pStyle w:val="Heading1"/>
+              <w:tabs>
+                <w:tab w:val="left" w:leader="none" w:pos="394"/>
+              </w:tabs>
+              <w:spacing w:after="240" w:line="276" w:lineRule="auto"/>
+              <w:ind w:left="0" w:firstLine="0"/>
+              <w:jc w:val="both"/>
+              <w:rPr/>
+            </w:pPr>
+            <w:r>
+              <w:rPr>
+                <w:rtl w:val="0"/>
+              </w:rPr>
+              <w:t xml:space="preserve">13. Miscellaneous</w:t>
             </w:r>
           </w:p>
           <w:p>
@@ -6137,7 +6417,7 @@
                 <w:tab w:val="left" w:leader="none" w:pos="618"/>
                 <w:tab w:val="left" w:leader="none" w:pos="620"/>
               </w:tabs>
-              <w:spacing w:after="240" w:before="142" w:line="276" w:lineRule="auto"/>
+              <w:spacing w:after="240" w:before="167" w:line="276" w:lineRule="auto"/>
               <w:ind w:left="0" w:right="0" w:firstLine="283"/>
               <w:jc w:val="both"/>
               <w:rPr>
@@ -6173,7 +6453,7 @@
                 <w:vertAlign w:val="baseline"/>
                 <w:rtl w:val="0"/>
               </w:rPr>
-              <w:t xml:space="preserve">This Agreement is executed in two identical copies, one in Russian and one in English, with one copy for the Disclosing Party and one for the Receiving Party. In case of difficulties in interpretation, the Russian text shall have unconditional priority.</w:t>
+              <w:t xml:space="preserve">This Agreement constitutes the entire understanding between the Parties regarding the treatment of Confidential Information and supersedes all prior agreements, whether writ- ten or oral.</w:t>
             </w:r>
           </w:p>
           <w:p>
@@ -6233,34 +6513,7 @@
                 <w:vertAlign w:val="baseline"/>
                 <w:rtl w:val="0"/>
               </w:rPr>
-              <w:t xml:space="preserve">This Agreement shall bind the Parties and their respective successors </w:t>
-            </w:r>
-            <w:r>
-              <w:rPr>
-                <w:sz w:val="24"/>
-                <w:szCs w:val="24"/>
-                <w:rtl w:val="0"/>
-              </w:rPr>
-              <w:t xml:space="preserve">and affiliates</w:t>
-            </w:r>
-            <w:r>
-              <w:rPr>
-                <w:rFonts w:ascii="Times New Roman" w:cs="Times New Roman" w:eastAsia="Times New Roman" w:hAnsi="Times New Roman"/>
-                <w:b w:val="0"/>
-                <w:bCs w:val="0"/>
-                <w:i w:val="0"/>
-                <w:iCs w:val="0"/>
-                <w:smallCaps w:val="0"/>
-                <w:strike w:val="0"/>
-                <w:color w:val="000000"/>
-                <w:sz w:val="24"/>
-                <w:szCs w:val="24"/>
-                <w:u w:val="none"/>
-                <w:shd w:fill="auto" w:val="clear"/>
-                <w:vertAlign w:val="baseline"/>
-                <w:rtl w:val="0"/>
-              </w:rPr>
-              <w:t xml:space="preserve">. Neither Party may assign or delegate its rights or obligations under this Agreement without the prior written consent of the other Party.</w:t>
+              <w:t xml:space="preserve">This Agreement is executed in two identical copies, one in Russian and one in English, with one copy for the Disclosing Party and one for the Receiving Party. In case of difficulties in interpretation, the Russian text shall have unconditional priority.</w:t>
             </w:r>
           </w:p>
           <w:p>
@@ -6305,22 +6558,30 @@
             </w:pPr>
             <w:r>
               <w:rPr>
-                <w:rFonts w:ascii="Times New Roman" w:cs="Times New Roman" w:eastAsia="Times New Roman" w:hAnsi="Times New Roman"/>
-                <w:b w:val="0"/>
-                <w:bCs w:val="0"/>
-                <w:i w:val="0"/>
-                <w:iCs w:val="0"/>
-                <w:smallCaps w:val="0"/>
-                <w:strike w:val="0"/>
-                <w:color w:val="000000"/>
-                <w:sz w:val="24"/>
-                <w:szCs w:val="24"/>
-                <w:u w:val="none"/>
-                <w:shd w:fill="auto" w:val="clear"/>
-                <w:vertAlign w:val="baseline"/>
-                <w:rtl w:val="0"/>
-              </w:rPr>
-              <w:t xml:space="preserve">Any amendments to this Agreement shall be valid only if made in writing and signed by both Parties.</w:t>
+                <w:sz w:val="24"/>
+                <w:szCs w:val="24"/>
+                <w:rtl w:val="0"/>
+              </w:rPr>
+              <w:t xml:space="preserve">This Agreement shall be binding upon the Parties and their respective successors and affiliates. Neither Party may assign its rights and obligations under this Agreement to third parties without the prior written consent of the other Party. In the event of a reorganization, merger, sale of assets, or other corporate restructuring, the Party undergoing such changes must notify the other Party and either obtain consent for the transfer of rights or return (or destroy) all Confidential Information in the manner prescribed by Section 6 of this Agreement</w:t>
+            </w:r>
+            <w:r>
+              <w:rPr>
+                <w:rFonts w:ascii="Times New Roman" w:cs="Times New Roman" w:eastAsia="Times New Roman" w:hAnsi="Times New Roman"/>
+                <w:b w:val="0"/>
+                <w:bCs w:val="0"/>
+                <w:i w:val="0"/>
+                <w:iCs w:val="0"/>
+                <w:smallCaps w:val="0"/>
+                <w:strike w:val="0"/>
+                <w:color w:val="000000"/>
+                <w:sz w:val="24"/>
+                <w:szCs w:val="24"/>
+                <w:u w:val="none"/>
+                <w:shd w:fill="auto" w:val="clear"/>
+                <w:vertAlign w:val="baseline"/>
+                <w:rtl w:val="0"/>
+              </w:rPr>
+              <w:t xml:space="preserve">.</w:t>
             </w:r>
           </w:p>
           <w:p>
@@ -6344,7 +6605,7 @@
                 <w:tab w:val="left" w:leader="none" w:pos="618"/>
                 <w:tab w:val="left" w:leader="none" w:pos="620"/>
               </w:tabs>
-              <w:spacing w:after="240" w:before="143" w:line="276" w:lineRule="auto"/>
+              <w:spacing w:after="240" w:before="142" w:line="276" w:lineRule="auto"/>
               <w:ind w:left="0" w:right="0" w:firstLine="283"/>
               <w:jc w:val="both"/>
               <w:rPr>
@@ -6380,7 +6641,7 @@
                 <w:vertAlign w:val="baseline"/>
                 <w:rtl w:val="0"/>
               </w:rPr>
-              <w:t xml:space="preserve">If any provision of this Agreement is found to be invalid or unenforceable, the remaining provisions shall remain in full force and effect.</w:t>
+              <w:t xml:space="preserve">Any amendments to this Agreement shall be valid only if made in writing and signed by both Parties.</w:t>
             </w:r>
           </w:p>
           <w:p>
@@ -6440,7 +6701,7 @@
                 <w:vertAlign w:val="baseline"/>
                 <w:rtl w:val="0"/>
               </w:rPr>
-              <w:t xml:space="preserve">This Agreement may be executed in counterparts, each of which shall be deemed an original, but all of which together shall constitute one and the same instrument.</w:t>
+              <w:t xml:space="preserve">If any provision of this Agreement is found to be invalid or unenforceable, the remaining provisions shall remain in full force and effect.</w:t>
             </w:r>
           </w:p>
           <w:p>
@@ -6464,6 +6725,66 @@
                 <w:tab w:val="left" w:leader="none" w:pos="618"/>
                 <w:tab w:val="left" w:leader="none" w:pos="620"/>
               </w:tabs>
+              <w:spacing w:after="240" w:before="143" w:line="276" w:lineRule="auto"/>
+              <w:ind w:left="0" w:right="0" w:firstLine="283"/>
+              <w:jc w:val="both"/>
+              <w:rPr>
+                <w:rFonts w:ascii="Times New Roman" w:cs="Times New Roman" w:eastAsia="Times New Roman" w:hAnsi="Times New Roman"/>
+                <w:b w:val="0"/>
+                <w:bCs w:val="0"/>
+                <w:i w:val="0"/>
+                <w:iCs w:val="0"/>
+                <w:smallCaps w:val="0"/>
+                <w:strike w:val="0"/>
+                <w:color w:val="000000"/>
+                <w:sz w:val="24"/>
+                <w:szCs w:val="24"/>
+                <w:u w:val="none"/>
+                <w:shd w:fill="auto" w:val="clear"/>
+                <w:vertAlign w:val="baseline"/>
+              </w:rPr>
+            </w:pPr>
+            <w:r>
+              <w:rPr>
+                <w:rFonts w:ascii="Times New Roman" w:cs="Times New Roman" w:eastAsia="Times New Roman" w:hAnsi="Times New Roman"/>
+                <w:b w:val="0"/>
+                <w:bCs w:val="0"/>
+                <w:i w:val="0"/>
+                <w:iCs w:val="0"/>
+                <w:smallCaps w:val="0"/>
+                <w:strike w:val="0"/>
+                <w:color w:val="000000"/>
+                <w:sz w:val="24"/>
+                <w:szCs w:val="24"/>
+                <w:u w:val="none"/>
+                <w:shd w:fill="auto" w:val="clear"/>
+                <w:vertAlign w:val="baseline"/>
+                <w:rtl w:val="0"/>
+              </w:rPr>
+              <w:t xml:space="preserve">This Agreement may be executed in counterparts, each of which shall be deemed an original, but all of which together shall constitute one and the same instrument.</w:t>
+            </w:r>
+          </w:p>
+          <w:p>
+            <w:pPr>
+              <w:keepNext w:val="0"/>
+              <w:keepLines w:val="0"/>
+              <w:widowControl w:val="0"/>
+              <w:numPr>
+                <w:ilvl w:val="1"/>
+                <w:numId w:val="4"/>
+              </w:numPr>
+              <w:pBdr>
+                <w:top w:space="0" w:sz="0" w:val="nil"/>
+                <w:left w:space="0" w:sz="0" w:val="nil"/>
+                <w:bottom w:space="0" w:sz="0" w:val="nil"/>
+                <w:right w:space="0" w:sz="0" w:val="nil"/>
+                <w:between w:space="0" w:sz="0" w:val="nil"/>
+              </w:pBdr>
+              <w:shd w:fill="auto" w:val="clear"/>
+              <w:tabs>
+                <w:tab w:val="left" w:leader="none" w:pos="618"/>
+                <w:tab w:val="left" w:leader="none" w:pos="620"/>
+              </w:tabs>
               <w:spacing w:after="240" w:before="77" w:line="276" w:lineRule="auto"/>
               <w:ind w:left="0" w:right="0" w:firstLine="283"/>
               <w:jc w:val="both"/>
@@ -6692,7 +7013,7 @@
                 <w:szCs w:val="24"/>
                 <w:rtl w:val="0"/>
               </w:rPr>
-              <w:t xml:space="preserve">.  Ни одна из Сторон не имеет права передавать третьим лицам свои права и обязательства по настоящему Соглашению без предварительного письменного согласия другой Стороны.</w:t>
+              <w:t xml:space="preserve">.  Ни одна из Сторон не вправе передавать права и обязанности по настоящему Соглашению третьим лицам без предварительного письменного согласия другой Стороны. В случае реорганизации, слияния, продажи активов или иной корпоративной реструктуризации Сторона, подвергшаяся изменениям, обязана уведомить другую Сторону и либо получить согласие на переход прав, либо возвратить (уничтожить) всю Конфиденциальную информацию в порядке, предусмотренном разделом 6 настоящего Соглашения.</w:t>
             </w:r>
           </w:p>
           <w:p>
@@ -7839,9 +8160,18 @@
               <w:rPr>
                 <w:sz w:val="24"/>
                 <w:szCs w:val="24"/>
-                <w:rtl w:val="0"/>
-              </w:rPr>
-              <w:t xml:space="preserve">[Your company name] Address: </w:t>
+                <w:highlight w:val="yellow"/>
+                <w:rtl w:val="0"/>
+              </w:rPr>
+              <w:t xml:space="preserve">[Your company name]</w:t>
+            </w:r>
+            <w:r>
+              <w:rPr>
+                <w:sz w:val="24"/>
+                <w:szCs w:val="24"/>
+                <w:rtl w:val="0"/>
+              </w:rPr>
+              <w:t xml:space="preserve"> Address: </w:t>
             </w:r>
             <w:r>
               <w:rPr>
@@ -8257,6 +8587,7 @@
                 <w:bCs w:val="1"/>
                 <w:sz w:val="24"/>
                 <w:szCs w:val="24"/>
+                <w:highlight w:val="yellow"/>
               </w:rPr>
             </w:pPr>
             <w:r>
@@ -8267,7 +8598,18 @@
                 <w:szCs w:val="24"/>
                 <w:rtl w:val="0"/>
               </w:rPr>
-              <w:t xml:space="preserve">Получающая сторона: [Название вашей компании]</w:t>
+              <w:t xml:space="preserve">Получающая сторона: </w:t>
+            </w:r>
+            <w:r>
+              <w:rPr>
+                <w:b w:val="1"/>
+                <w:bCs w:val="1"/>
+                <w:sz w:val="24"/>
+                <w:szCs w:val="24"/>
+                <w:highlight w:val="yellow"/>
+                <w:rtl w:val="0"/>
+              </w:rPr>
+              <w:t xml:space="preserve">[Название вашей компании]</w:t>
             </w:r>
           </w:p>
           <w:p>
